--- a/fra/docx/52.content.docx
+++ b/fra/docx/52.content.docx
@@ -11,6 +11,15 @@
         <w:pStyle w:val="Heading2"/>
       </w:pPr>
       <w:r>
+        <w:t>Resource: Notes d'étude (Tyndale)</w:t>
+      </w:r>
+      <w:r/>
+    </w:p>
+    <w:p>
+      <w:pPr>
+        <w:pStyle w:val="Heading2"/>
+      </w:pPr>
+      <w:r>
         <w:t>License Information</w:t>
       </w:r>
       <w:r/>
@@ -21,7 +30,7 @@
         <w:rPr>
           <w:b/>
         </w:rPr>
-        <w:t>Study Notes (Tyndale)</w:t>
+        <w:t>Notes d'étude (Tyndale)</w:t>
       </w:r>
       <w:r>
         <w:t xml:space="preserve"> (French) is based on</w:t>
@@ -74,7 +83,7 @@
         <w:pStyle w:val="Heading1"/>
       </w:pPr>
       <w:r>
-        <w:t>Study Notes (Tyndale)</w:t>
+        <w:t>Notes d'étude (Tyndale)</w:t>
       </w:r>
     </w:p>
     <w:p>
@@ -83,6 +92,51 @@
           <w:headerReference w:type="even" r:id="rId8"/>
           <w:headerReference w:type="default" r:id="rId9"/>
           <w:footerReference w:type="default" r:id="rId10"/>
+          <w:footnotePr>
+            <w:numRestart w:val="eachSect"/>
+          </w:footnotePr>
+          <w:type w:val="continuous"/>
+          <w:pgSz w:w="12240" w:h="15840" w:code="1"/>
+          <w:pgMar w:top="1440" w:right="1440" w:bottom="1440" w:left="1440" w:header="504" w:footer="504" w:gutter="0"/>
+          <w:cols w:space="708"/>
+          <w:titlePg/>
+          <w:docGrid w:linePitch="360"/>
+        </w:sectPr>
+      </w:pPr>
+    </w:p>
+    <w:p>
+      <w:r/>
+    </w:p>
+    <w:p>
+      <w:pPr>
+        <w:pStyle w:val="Heading2"/>
+      </w:pPr>
+      <w:r>
+        <w:t>1TH</w:t>
+      </w:r>
+      <w:r/>
+    </w:p>
+    <w:p>
+      <w:r/>
+      <w:r>
+        <w:rPr>
+          <w:i/>
+        </w:rPr>
+        <w:t>1 Thessaloniciens 1.1, 1 Thessaloniciens 1.2, 1 Thessaloniciens 1.2–10, 1 Thessaloniciens 1.3, 1 Thessaloniciens 1.4, 1 Thessaloniciens 1.5, 1 Thessaloniciens 1.6, 1 Thessaloniciens 1.7–8, 1 Thessaloniciens 1.9, 1 Thessaloniciens 1.10, 1 Thessaloniciens 2.1, 1 Thessaloniciens 2.1–3.13, 1 Thessaloniciens 2.2, 1 Thessaloniciens 2.4, 1 Thessaloniciens 2.5, 1 Thessaloniciens 2.7, 1 Thessaloniciens 2.9, 1 Thessaloniciens 2.10, 1 Thessaloniciens 2.11, 1 Thessaloniciens 2.12, 1 Thessaloniciens 2.13, 1 Thessaloniciens 2.14, 1 Thessaloniciens 2.15, 1 Thessaloniciens 2.16, 1 Thessaloniciens 2.17, 1 Thessaloniciens 2.18, 1 Thessaloniciens 2.19, 1 Thessaloniciens 2.20, 1 Thessaloniciens 3.1–5, 1 Thessaloniciens 3.3, 1 Thessaloniciens 3.5, 1 Thessaloniciens 3.6, 1 Thessaloniciens 3.8, 1 Thessaloniciens 3.11, 1 Thessaloniciens 3.12, 1 Thessaloniciens 3.13, 1 Thessaloniciens 4.1–2, 1 Thessaloniciens 4.1–5.22, 1 Thessaloniciens 4.3, 1 Thessaloniciens 4.4, 1 Thessaloniciens 4.5, 1 Thessaloniciens 4.7, 1 Thessaloniciens 4.8, 1 Thessaloniciens 4.9, 1 Thessaloniciens 4.9–5.11, 1 Thessaloniciens 4.10, 1 Thessaloniciens 4.11, 1 Thessaloniciens 4.12, 1 Thessaloniciens 4.13, 1 Thessaloniciens 4.14, 1 Thessaloniciens 4.15, 1 Thessaloniciens 4.16, 1 Thessaloniciens 4.17, 1 Thessaloniciens 4.18, 1 Thessaloniciens 5.1, 1 Thessaloniciens 5.2, 1 Thessaloniciens 5.3, 1 Thessaloniciens 5.4, 1 Thessaloniciens 5.5, 1 Thessaloniciens 5.6, 1 Thessaloniciens 5.7, 1 Thessaloniciens 5.8, 1 Thessaloniciens 5.9, 1 Thessaloniciens 5.10, 1 Thessaloniciens 5.11, 1 Thessaloniciens 5.12, 1 Thessaloniciens 5.13, 1 Thessaloniciens 5.14, 1 Thessaloniciens 5.15, 1 Thessaloniciens 5.17, 1 Thessaloniciens 5.18, 1 Thessaloniciens 5.19, 1 Thessaloniciens 5.20–21, 1 Thessaloniciens 5.22, 1 Thessaloniciens 5.23, 1 Thessaloniciens 5.23–28, 1 Thessaloniciens 5.24, 1 Thessaloniciens 5.26, 1 Thessaloniciens 5.27, 1 Thessaloniciens 5.28</w:t>
+      </w:r>
+      <w:r/>
+    </w:p>
+    <w:p>
+      <w:r/>
+      <w:r>
+        <w:t xml:space="preserve"> </w:t>
+      </w:r>
+      <w:r/>
+      <w:r/>
+    </w:p>
+    <w:p>
+      <w:pPr>
+        <w:sectPr>
           <w:footnotePr>
             <w:numRestart w:val="eachSect"/>
           </w:footnotePr>

--- a/fra/docx/52.content.docx
+++ b/fra/docx/52.content.docx
@@ -163,13 +163,6 @@
         <w:rPr>
           <w:lang w:val="fr_FR" w:bidi="fr_FR"/>
         </w:rPr>
-      </w:r>
-      <w:r>
-        <w:rPr>
-          <w:i/>
-          <w:lang w:val="fr_FR" w:bidi="fr_FR"/>
-        </w:rPr>
-        <w:t>1 Thessaloniciens 1.1, 1 Thessaloniciens 1.2, 1 Thessaloniciens 1.2–10, 1 Thessaloniciens 1.3, 1 Thessaloniciens 1.4, 1 Thessaloniciens 1.5, 1 Thessaloniciens 1.6, 1 Thessaloniciens 1.7–8, 1 Thessaloniciens 1.9, 1 Thessaloniciens 1.10, 1 Thessaloniciens 2.1, 1 Thessaloniciens 2.1–3.13, 1 Thessaloniciens 2.2, 1 Thessaloniciens 2.4, 1 Thessaloniciens 2.5, 1 Thessaloniciens 2.7, 1 Thessaloniciens 2.9, 1 Thessaloniciens 2.10, 1 Thessaloniciens 2.11, 1 Thessaloniciens 2.12, 1 Thessaloniciens 2.13, 1 Thessaloniciens 2.14, 1 Thessaloniciens 2.15, 1 Thessaloniciens 2.16, 1 Thessaloniciens 2.17, 1 Thessaloniciens 2.18, 1 Thessaloniciens 2.19, 1 Thessaloniciens 2.20, 1 Thessaloniciens 3.1–5, 1 Thessaloniciens 3.3, 1 Thessaloniciens 3.5, 1 Thessaloniciens 3.6, 1 Thessaloniciens 3.8, 1 Thessaloniciens 3.11, 1 Thessaloniciens 3.12, 1 Thessaloniciens 3.13, 1 Thessaloniciens 4.1–2, 1 Thessaloniciens 4.1–5.22, 1 Thessaloniciens 4.3, 1 Thessaloniciens 4.4, 1 Thessaloniciens 4.5, 1 Thessaloniciens 4.7, 1 Thessaloniciens 4.8, 1 Thessaloniciens 4.9, 1 Thessaloniciens 4.9–5.11, 1 Thessaloniciens 4.10, 1 Thessaloniciens 4.11, 1 Thessaloniciens 4.12, 1 Thessaloniciens 4.13, 1 Thessaloniciens 4.14, 1 Thessaloniciens 4.15, 1 Thessaloniciens 4.16, 1 Thessaloniciens 4.17, 1 Thessaloniciens 4.18, 1 Thessaloniciens 5.1, 1 Thessaloniciens 5.2, 1 Thessaloniciens 5.3, 1 Thessaloniciens 5.4, 1 Thessaloniciens 5.5, 1 Thessaloniciens 5.6, 1 Thessaloniciens 5.7, 1 Thessaloniciens 5.8, 1 Thessaloniciens 5.9, 1 Thessaloniciens 5.10, 1 Thessaloniciens 5.11, 1 Thessaloniciens 5.12, 1 Thessaloniciens 5.13, 1 Thessaloniciens 5.14, 1 Thessaloniciens 5.15, 1 Thessaloniciens 5.17, 1 Thessaloniciens 5.18, 1 Thessaloniciens 5.19, 1 Thessaloniciens 5.20–21, 1 Thessaloniciens 5.22, 1 Thessaloniciens 5.23, 1 Thessaloniciens 5.23–28, 1 Thessaloniciens 5.24, 1 Thessaloniciens 5.26, 1 Thessaloniciens 5.27, 1 Thessaloniciens 5.28</w:t>
       </w:r>
       <w:r>
         <w:rPr>

--- a/fra/docx/52.content.docx
+++ b/fra/docx/52.content.docx
@@ -150,19 +150,6 @@
           <w:lang w:val="fr_FR" w:bidi="fr_FR"/>
         </w:rPr>
         <w:t>1TH</w:t>
-      </w:r>
-      <w:r>
-        <w:rPr>
-          <w:lang w:val="fr_FR" w:bidi="fr_FR"/>
-        </w:rPr>
-      </w:r>
-    </w:p>
-    <w:p>
-      <w:pPr/>
-      <w:r>
-        <w:rPr>
-          <w:lang w:val="fr_FR" w:bidi="fr_FR"/>
-        </w:rPr>
       </w:r>
       <w:r>
         <w:rPr>

--- a/fra/docx/52.content.docx
+++ b/fra/docx/52.content.docx
@@ -19,7 +19,7 @@
         <w:rPr>
           <w:lang w:val="fr_FR" w:bidi="fr_FR"/>
         </w:rPr>
-        <w:t>Resource: Notes d'étude (Tyndale)</w:t>
+        <w:t>Resource: Tyndale Open Study Notes</w:t>
       </w:r>
       <w:r>
         <w:rPr>
@@ -112,7 +112,7 @@
         <w:rPr>
           <w:lang w:val="fr_FR" w:bidi="fr_FR"/>
         </w:rPr>
-        <w:t>Notes d'étude (Tyndale)</w:t>
+        <w:t>Tyndale Open Study Notes</w:t>
       </w:r>
     </w:p>
     <w:p>

--- a/fra/docx/52.content.docx
+++ b/fra/docx/52.content.docx
@@ -19,7 +19,7 @@
         <w:rPr>
           <w:lang w:val="fr_FR" w:bidi="fr_FR"/>
         </w:rPr>
-        <w:t>Resource: Tyndale Open Study Notes</w:t>
+        <w:t>Resource: Aquifer Open Study Notes</w:t>
       </w:r>
       <w:r>
         <w:rPr>
@@ -112,7 +112,7 @@
         <w:rPr>
           <w:lang w:val="fr_FR" w:bidi="fr_FR"/>
         </w:rPr>
-        <w:t>Tyndale Open Study Notes</w:t>
+        <w:t>Aquifer Open Study Notes</w:t>
       </w:r>
     </w:p>
     <w:p>

--- a/fra/docx/52.content.docx
+++ b/fra/docx/52.content.docx
@@ -233,18 +233,12 @@
         </w:rPr>
         <w:t>Les lettres antiques commençaient en citant l’auteur, puis les destinataires et enfin une salutation. • Paul, Silvain et Timothée étaient les fondateurs de cette église (</w:t>
       </w:r>
-      <w:hyperlink r:id="rId13">
-        <w:r>
-          <w:rPr>
-            <w:lang w:val="fr_FR" w:bidi="fr_FR"/>
-          </w:rPr>
-          <w:rPr>
-            <w:color w:val="0000EE"/>
-            <w:u w:val="single"/>
-          </w:rPr>
-          <w:t>Ac 17.1–9</w:t>
-        </w:r>
-      </w:hyperlink>
+      <w:r>
+        <w:rPr>
+          <w:lang w:val="fr_FR" w:bidi="fr_FR"/>
+        </w:rPr>
+        <w:t>Ac 17.1–9</w:t>
+      </w:r>
       <w:r>
         <w:rPr>
           <w:lang w:val="fr_FR" w:bidi="fr_FR"/>
@@ -305,36 +299,24 @@
         </w:rPr>
         <w:t xml:space="preserve"> c’est la première des trois expressions de reconnaissance pour l’église (voir </w:t>
       </w:r>
-      <w:hyperlink r:id="rId14">
-        <w:r>
-          <w:rPr>
-            <w:lang w:val="fr_FR" w:bidi="fr_FR"/>
-          </w:rPr>
-          <w:rPr>
-            <w:color w:val="0000EE"/>
-            <w:u w:val="single"/>
-          </w:rPr>
-          <w:t>2.13</w:t>
-        </w:r>
-      </w:hyperlink>
+      <w:r>
+        <w:rPr>
+          <w:lang w:val="fr_FR" w:bidi="fr_FR"/>
+        </w:rPr>
+        <w:t>2.13</w:t>
+      </w:r>
       <w:r>
         <w:rPr>
           <w:lang w:val="fr_FR" w:bidi="fr_FR"/>
         </w:rPr>
         <w:t xml:space="preserve"> ; </w:t>
       </w:r>
-      <w:hyperlink r:id="rId15">
-        <w:r>
-          <w:rPr>
-            <w:lang w:val="fr_FR" w:bidi="fr_FR"/>
-          </w:rPr>
-          <w:rPr>
-            <w:color w:val="0000EE"/>
-            <w:u w:val="single"/>
-          </w:rPr>
-          <w:t>3.9</w:t>
-        </w:r>
-      </w:hyperlink>
+      <w:r>
+        <w:rPr>
+          <w:lang w:val="fr_FR" w:bidi="fr_FR"/>
+        </w:rPr>
+        <w:t>3.9</w:t>
+      </w:r>
       <w:r>
         <w:rPr>
           <w:lang w:val="fr_FR" w:bidi="fr_FR"/>
@@ -389,90 +371,60 @@
         </w:rPr>
         <w:t>Après avoir remercié Dieu pour la foi, l’amour et l’espérance des croyants thessaloniciens (</w:t>
       </w:r>
-      <w:hyperlink r:id="rId16">
-        <w:r>
-          <w:rPr>
-            <w:lang w:val="fr_FR" w:bidi="fr_FR"/>
-          </w:rPr>
-          <w:rPr>
-            <w:color w:val="0000EE"/>
-            <w:u w:val="single"/>
-          </w:rPr>
-          <w:t>1.2–3</w:t>
-        </w:r>
-      </w:hyperlink>
+      <w:r>
+        <w:rPr>
+          <w:lang w:val="fr_FR" w:bidi="fr_FR"/>
+        </w:rPr>
+        <w:t>1.2–3</w:t>
+      </w:r>
       <w:r>
         <w:rPr>
           <w:lang w:val="fr_FR" w:bidi="fr_FR"/>
         </w:rPr>
         <w:t>), Paul rappelle la manière dont la Bonne Nouvelle leur a été annoncée (</w:t>
       </w:r>
-      <w:hyperlink r:id="rId17">
-        <w:r>
-          <w:rPr>
-            <w:lang w:val="fr_FR" w:bidi="fr_FR"/>
-          </w:rPr>
-          <w:rPr>
-            <w:color w:val="0000EE"/>
-            <w:u w:val="single"/>
-          </w:rPr>
-          <w:t>1.4–5</w:t>
-        </w:r>
-      </w:hyperlink>
+      <w:r>
+        <w:rPr>
+          <w:lang w:val="fr_FR" w:bidi="fr_FR"/>
+        </w:rPr>
+        <w:t>1.4–5</w:t>
+      </w:r>
       <w:r>
         <w:rPr>
           <w:lang w:val="fr_FR" w:bidi="fr_FR"/>
         </w:rPr>
         <w:t>) ainsi que la façon dont ils ont reçu son message (</w:t>
       </w:r>
-      <w:hyperlink r:id="rId18">
-        <w:r>
-          <w:rPr>
-            <w:lang w:val="fr_FR" w:bidi="fr_FR"/>
-          </w:rPr>
-          <w:rPr>
-            <w:color w:val="0000EE"/>
-            <w:u w:val="single"/>
-          </w:rPr>
-          <w:t>1.6–10</w:t>
-        </w:r>
-      </w:hyperlink>
+      <w:r>
+        <w:rPr>
+          <w:lang w:val="fr_FR" w:bidi="fr_FR"/>
+        </w:rPr>
+        <w:t>1.6–10</w:t>
+      </w:r>
       <w:r>
         <w:rPr>
           <w:lang w:val="fr_FR" w:bidi="fr_FR"/>
         </w:rPr>
         <w:t xml:space="preserve">). Paul revient sur ces sujets aux versets </w:t>
       </w:r>
-      <w:hyperlink r:id="rId19">
-        <w:r>
-          <w:rPr>
-            <w:lang w:val="fr_FR" w:bidi="fr_FR"/>
-          </w:rPr>
-          <w:rPr>
-            <w:color w:val="0000EE"/>
-            <w:u w:val="single"/>
-          </w:rPr>
-          <w:t>2.1–12</w:t>
-        </w:r>
-      </w:hyperlink>
+      <w:r>
+        <w:rPr>
+          <w:lang w:val="fr_FR" w:bidi="fr_FR"/>
+        </w:rPr>
+        <w:t>2.1–12</w:t>
+      </w:r>
       <w:r>
         <w:rPr>
           <w:lang w:val="fr_FR" w:bidi="fr_FR"/>
         </w:rPr>
         <w:t xml:space="preserve"> et </w:t>
       </w:r>
-      <w:hyperlink r:id="rId20">
-        <w:r>
-          <w:rPr>
-            <w:lang w:val="fr_FR" w:bidi="fr_FR"/>
-          </w:rPr>
-          <w:rPr>
-            <w:color w:val="0000EE"/>
-            <w:u w:val="single"/>
-          </w:rPr>
-          <w:t>2.13–16</w:t>
-        </w:r>
-      </w:hyperlink>
+      <w:r>
+        <w:rPr>
+          <w:lang w:val="fr_FR" w:bidi="fr_FR"/>
+        </w:rPr>
+        <w:t>2.13–16</w:t>
+      </w:r>
       <w:r>
         <w:rPr>
           <w:lang w:val="fr_FR" w:bidi="fr_FR"/>
@@ -540,54 +492,36 @@
         </w:rPr>
         <w:t xml:space="preserve">; voir </w:t>
       </w:r>
-      <w:hyperlink r:id="rId21">
-        <w:r>
-          <w:rPr>
-            <w:lang w:val="fr_FR" w:bidi="fr_FR"/>
-          </w:rPr>
-          <w:rPr>
-            <w:color w:val="0000EE"/>
-            <w:u w:val="single"/>
-          </w:rPr>
-          <w:t xml:space="preserve">3.6 </w:t>
-        </w:r>
-      </w:hyperlink>
+      <w:r>
+        <w:rPr>
+          <w:lang w:val="fr_FR" w:bidi="fr_FR"/>
+        </w:rPr>
+        <w:t xml:space="preserve">3.6 </w:t>
+      </w:r>
       <w:r>
         <w:rPr>
           <w:lang w:val="fr_FR" w:bidi="fr_FR"/>
         </w:rPr>
         <w:t xml:space="preserve">; </w:t>
       </w:r>
-      <w:hyperlink r:id="rId22">
-        <w:r>
-          <w:rPr>
-            <w:lang w:val="fr_FR" w:bidi="fr_FR"/>
-          </w:rPr>
-          <w:rPr>
-            <w:color w:val="0000EE"/>
-            <w:u w:val="single"/>
-          </w:rPr>
-          <w:t xml:space="preserve">5.8 </w:t>
-        </w:r>
-      </w:hyperlink>
+      <w:r>
+        <w:rPr>
+          <w:lang w:val="fr_FR" w:bidi="fr_FR"/>
+        </w:rPr>
+        <w:t xml:space="preserve">5.8 </w:t>
+      </w:r>
       <w:r>
         <w:rPr>
           <w:lang w:val="fr_FR" w:bidi="fr_FR"/>
         </w:rPr>
         <w:t xml:space="preserve">; </w:t>
       </w:r>
-      <w:hyperlink r:id="rId23">
-        <w:r>
-          <w:rPr>
-            <w:lang w:val="fr_FR" w:bidi="fr_FR"/>
-          </w:rPr>
-          <w:rPr>
-            <w:color w:val="0000EE"/>
-            <w:u w:val="single"/>
-          </w:rPr>
-          <w:t>2Th 1.3–4</w:t>
-        </w:r>
-      </w:hyperlink>
+      <w:r>
+        <w:rPr>
+          <w:lang w:val="fr_FR" w:bidi="fr_FR"/>
+        </w:rPr>
+        <w:t>2Th 1.3–4</w:t>
+      </w:r>
       <w:r>
         <w:rPr>
           <w:lang w:val="fr_FR" w:bidi="fr_FR"/>
@@ -703,54 +637,36 @@
         </w:rPr>
         <w:t>Dieu a appelé les Thessaloniciens par la proclamation de la Bonne Nouvelle (</w:t>
       </w:r>
-      <w:hyperlink r:id="rId24">
-        <w:r>
-          <w:rPr>
-            <w:lang w:val="fr_FR" w:bidi="fr_FR"/>
-          </w:rPr>
-          <w:rPr>
-            <w:color w:val="0000EE"/>
-            <w:u w:val="single"/>
-          </w:rPr>
-          <w:t>2Th 2.13–14</w:t>
-        </w:r>
-      </w:hyperlink>
+      <w:r>
+        <w:rPr>
+          <w:lang w:val="fr_FR" w:bidi="fr_FR"/>
+        </w:rPr>
+        <w:t>2Th 2.13–14</w:t>
+      </w:r>
       <w:r>
         <w:rPr>
           <w:lang w:val="fr_FR" w:bidi="fr_FR"/>
         </w:rPr>
         <w:t>). Le Saint-Esprit a convaincu les auditeurs de l’authenticité du message (</w:t>
       </w:r>
-      <w:hyperlink r:id="rId25">
-        <w:r>
-          <w:rPr>
-            <w:lang w:val="fr_FR" w:bidi="fr_FR"/>
-          </w:rPr>
-          <w:rPr>
-            <w:color w:val="0000EE"/>
-            <w:u w:val="single"/>
-          </w:rPr>
-          <w:t>1Co 2.4–5</w:t>
-        </w:r>
-      </w:hyperlink>
+      <w:r>
+        <w:rPr>
+          <w:lang w:val="fr_FR" w:bidi="fr_FR"/>
+        </w:rPr>
+        <w:t>1Co 2.4–5</w:t>
+      </w:r>
       <w:r>
         <w:rPr>
           <w:lang w:val="fr_FR" w:bidi="fr_FR"/>
         </w:rPr>
         <w:t xml:space="preserve"> ; </w:t>
       </w:r>
-      <w:hyperlink r:id="rId26">
-        <w:r>
-          <w:rPr>
-            <w:lang w:val="fr_FR" w:bidi="fr_FR"/>
-          </w:rPr>
-          <w:rPr>
-            <w:color w:val="0000EE"/>
-            <w:u w:val="single"/>
-          </w:rPr>
-          <w:t>1P 1.12</w:t>
-        </w:r>
-      </w:hyperlink>
+      <w:r>
+        <w:rPr>
+          <w:lang w:val="fr_FR" w:bidi="fr_FR"/>
+        </w:rPr>
+        <w:t>1P 1.12</w:t>
+      </w:r>
       <w:r>
         <w:rPr>
           <w:lang w:val="fr_FR" w:bidi="fr_FR"/>
@@ -805,126 +721,84 @@
         </w:rPr>
         <w:t>Puisqu’ils ont accepté la Bonne Nouvelle, les Thessaloniciens ont grandement souffert de leurs compatriotes (</w:t>
       </w:r>
-      <w:hyperlink r:id="rId27">
-        <w:r>
-          <w:rPr>
-            <w:lang w:val="fr_FR" w:bidi="fr_FR"/>
-          </w:rPr>
-          <w:rPr>
-            <w:color w:val="0000EE"/>
-            <w:u w:val="single"/>
-          </w:rPr>
-          <w:t>2.14</w:t>
-        </w:r>
-      </w:hyperlink>
+      <w:r>
+        <w:rPr>
+          <w:lang w:val="fr_FR" w:bidi="fr_FR"/>
+        </w:rPr>
+        <w:t>2.14</w:t>
+      </w:r>
       <w:r>
         <w:rPr>
           <w:lang w:val="fr_FR" w:bidi="fr_FR"/>
         </w:rPr>
         <w:t xml:space="preserve"> ; </w:t>
       </w:r>
-      <w:hyperlink r:id="rId28">
-        <w:r>
-          <w:rPr>
-            <w:lang w:val="fr_FR" w:bidi="fr_FR"/>
-          </w:rPr>
-          <w:rPr>
-            <w:color w:val="0000EE"/>
-            <w:u w:val="single"/>
-          </w:rPr>
-          <w:t>3.3–4</w:t>
-        </w:r>
-      </w:hyperlink>
+      <w:r>
+        <w:rPr>
+          <w:lang w:val="fr_FR" w:bidi="fr_FR"/>
+        </w:rPr>
+        <w:t>3.3–4</w:t>
+      </w:r>
       <w:r>
         <w:rPr>
           <w:lang w:val="fr_FR" w:bidi="fr_FR"/>
         </w:rPr>
         <w:t>). Cependant, en suivant le modèle des apôtres et du Seigneur lui-même (</w:t>
       </w:r>
-      <w:hyperlink r:id="rId29">
-        <w:r>
-          <w:rPr>
-            <w:lang w:val="fr_FR" w:bidi="fr_FR"/>
-          </w:rPr>
-          <w:rPr>
-            <w:color w:val="0000EE"/>
-            <w:u w:val="single"/>
-          </w:rPr>
-          <w:t>Mt 5.11–12</w:t>
-        </w:r>
-      </w:hyperlink>
+      <w:r>
+        <w:rPr>
+          <w:lang w:val="fr_FR" w:bidi="fr_FR"/>
+        </w:rPr>
+        <w:t>Mt 5.11–12</w:t>
+      </w:r>
       <w:r>
         <w:rPr>
           <w:lang w:val="fr_FR" w:bidi="fr_FR"/>
         </w:rPr>
         <w:t xml:space="preserve"> ; </w:t>
       </w:r>
-      <w:hyperlink r:id="rId30">
-        <w:r>
-          <w:rPr>
-            <w:lang w:val="fr_FR" w:bidi="fr_FR"/>
-          </w:rPr>
-          <w:rPr>
-            <w:color w:val="0000EE"/>
-            <w:u w:val="single"/>
-          </w:rPr>
-          <w:t>Rm 8.17</w:t>
-        </w:r>
-      </w:hyperlink>
+      <w:r>
+        <w:rPr>
+          <w:lang w:val="fr_FR" w:bidi="fr_FR"/>
+        </w:rPr>
+        <w:t>Rm 8.17</w:t>
+      </w:r>
       <w:r>
         <w:rPr>
           <w:lang w:val="fr_FR" w:bidi="fr_FR"/>
         </w:rPr>
         <w:t xml:space="preserve"> ; </w:t>
       </w:r>
-      <w:hyperlink r:id="rId31">
-        <w:r>
-          <w:rPr>
-            <w:lang w:val="fr_FR" w:bidi="fr_FR"/>
-          </w:rPr>
-          <w:rPr>
-            <w:color w:val="0000EE"/>
-            <w:u w:val="single"/>
-          </w:rPr>
-          <w:t>12.12</w:t>
-        </w:r>
-      </w:hyperlink>
+      <w:r>
+        <w:rPr>
+          <w:lang w:val="fr_FR" w:bidi="fr_FR"/>
+        </w:rPr>
+        <w:t>12.12</w:t>
+      </w:r>
       <w:r>
         <w:rPr>
           <w:lang w:val="fr_FR" w:bidi="fr_FR"/>
         </w:rPr>
         <w:t xml:space="preserve"> ; </w:t>
       </w:r>
-      <w:hyperlink r:id="rId32">
-        <w:r>
-          <w:rPr>
-            <w:lang w:val="fr_FR" w:bidi="fr_FR"/>
-          </w:rPr>
-          <w:rPr>
-            <w:color w:val="0000EE"/>
-            <w:u w:val="single"/>
-          </w:rPr>
-          <w:t>Ph 2.17</w:t>
-        </w:r>
-      </w:hyperlink>
+      <w:r>
+        <w:rPr>
+          <w:lang w:val="fr_FR" w:bidi="fr_FR"/>
+        </w:rPr>
+        <w:t>Ph 2.17</w:t>
+      </w:r>
       <w:r>
         <w:rPr>
           <w:lang w:val="fr_FR" w:bidi="fr_FR"/>
         </w:rPr>
         <w:t>), ils ont reçu la joie du Saint-Esprit (</w:t>
       </w:r>
-      <w:hyperlink r:id="rId33">
-        <w:r>
-          <w:rPr>
-            <w:lang w:val="fr_FR" w:bidi="fr_FR"/>
-          </w:rPr>
-          <w:rPr>
-            <w:color w:val="0000EE"/>
-            <w:u w:val="single"/>
-          </w:rPr>
-          <w:t>1P 4.13–14</w:t>
-        </w:r>
-      </w:hyperlink>
+      <w:r>
+        <w:rPr>
+          <w:lang w:val="fr_FR" w:bidi="fr_FR"/>
+        </w:rPr>
+        <w:t>1P 4.13–14</w:t>
+      </w:r>
       <w:r>
         <w:rPr>
           <w:lang w:val="fr_FR" w:bidi="fr_FR"/>
@@ -1040,90 +914,60 @@
         </w:rPr>
         <w:t xml:space="preserve"> qui a créé toutes choses (</w:t>
       </w:r>
-      <w:hyperlink r:id="rId34">
-        <w:r>
-          <w:rPr>
-            <w:lang w:val="fr_FR" w:bidi="fr_FR"/>
-          </w:rPr>
-          <w:rPr>
-            <w:color w:val="0000EE"/>
-            <w:u w:val="single"/>
-          </w:rPr>
-          <w:t>Ac 14.11–18</w:t>
-        </w:r>
-      </w:hyperlink>
+      <w:r>
+        <w:rPr>
+          <w:lang w:val="fr_FR" w:bidi="fr_FR"/>
+        </w:rPr>
+        <w:t>Ac 14.11–18</w:t>
+      </w:r>
       <w:r>
         <w:rPr>
           <w:lang w:val="fr_FR" w:bidi="fr_FR"/>
         </w:rPr>
         <w:t xml:space="preserve"> ; </w:t>
       </w:r>
-      <w:hyperlink r:id="rId35">
-        <w:r>
-          <w:rPr>
-            <w:lang w:val="fr_FR" w:bidi="fr_FR"/>
-          </w:rPr>
-          <w:rPr>
-            <w:color w:val="0000EE"/>
-            <w:u w:val="single"/>
-          </w:rPr>
-          <w:t>17.22–31</w:t>
-        </w:r>
-      </w:hyperlink>
+      <w:r>
+        <w:rPr>
+          <w:lang w:val="fr_FR" w:bidi="fr_FR"/>
+        </w:rPr>
+        <w:t>17.22–31</w:t>
+      </w:r>
       <w:r>
         <w:rPr>
           <w:lang w:val="fr_FR" w:bidi="fr_FR"/>
         </w:rPr>
         <w:t xml:space="preserve"> ; </w:t>
       </w:r>
-      <w:hyperlink r:id="rId36">
-        <w:r>
-          <w:rPr>
-            <w:lang w:val="fr_FR" w:bidi="fr_FR"/>
-          </w:rPr>
-          <w:rPr>
-            <w:color w:val="0000EE"/>
-            <w:u w:val="single"/>
-          </w:rPr>
-          <w:t>19.23–41</w:t>
-        </w:r>
-      </w:hyperlink>
+      <w:r>
+        <w:rPr>
+          <w:lang w:val="fr_FR" w:bidi="fr_FR"/>
+        </w:rPr>
+        <w:t>19.23–41</w:t>
+      </w:r>
       <w:r>
         <w:rPr>
           <w:lang w:val="fr_FR" w:bidi="fr_FR"/>
         </w:rPr>
         <w:t xml:space="preserve">). Dans un environnement religieux polythéiste, l’appel à abandonner les dieux ancestraux était inhabituel (cf. </w:t>
       </w:r>
-      <w:hyperlink r:id="rId37">
-        <w:r>
-          <w:rPr>
-            <w:lang w:val="fr_FR" w:bidi="fr_FR"/>
-          </w:rPr>
-          <w:rPr>
-            <w:color w:val="0000EE"/>
-            <w:u w:val="single"/>
-          </w:rPr>
-          <w:t xml:space="preserve">Jr 10.8–10 </w:t>
-        </w:r>
-      </w:hyperlink>
+      <w:r>
+        <w:rPr>
+          <w:lang w:val="fr_FR" w:bidi="fr_FR"/>
+        </w:rPr>
+        <w:t xml:space="preserve">Jr 10.8–10 </w:t>
+      </w:r>
       <w:r>
         <w:rPr>
           <w:lang w:val="fr_FR" w:bidi="fr_FR"/>
         </w:rPr>
         <w:t xml:space="preserve">; </w:t>
       </w:r>
-      <w:hyperlink r:id="rId38">
-        <w:r>
-          <w:rPr>
-            <w:lang w:val="fr_FR" w:bidi="fr_FR"/>
-          </w:rPr>
-          <w:rPr>
-            <w:color w:val="0000EE"/>
-            <w:u w:val="single"/>
-          </w:rPr>
-          <w:t>1Co 8.4–6</w:t>
-        </w:r>
-      </w:hyperlink>
+      <w:r>
+        <w:rPr>
+          <w:lang w:val="fr_FR" w:bidi="fr_FR"/>
+        </w:rPr>
+        <w:t>1Co 8.4–6</w:t>
+      </w:r>
       <w:r>
         <w:rPr>
           <w:lang w:val="fr_FR" w:bidi="fr_FR"/>
@@ -1178,144 +1022,96 @@
         </w:rPr>
         <w:t>La résurrection de Jésus d’entre les morts était au cœur de la prédication des apôtres (</w:t>
       </w:r>
-      <w:hyperlink r:id="rId39">
-        <w:r>
-          <w:rPr>
-            <w:lang w:val="fr_FR" w:bidi="fr_FR"/>
-          </w:rPr>
-          <w:rPr>
-            <w:color w:val="0000EE"/>
-            <w:u w:val="single"/>
-          </w:rPr>
-          <w:t>4.14</w:t>
-        </w:r>
-      </w:hyperlink>
+      <w:r>
+        <w:rPr>
+          <w:lang w:val="fr_FR" w:bidi="fr_FR"/>
+        </w:rPr>
+        <w:t>4.14</w:t>
+      </w:r>
       <w:r>
         <w:rPr>
           <w:lang w:val="fr_FR" w:bidi="fr_FR"/>
         </w:rPr>
         <w:t xml:space="preserve"> ; </w:t>
       </w:r>
-      <w:hyperlink r:id="rId40">
-        <w:r>
-          <w:rPr>
-            <w:lang w:val="fr_FR" w:bidi="fr_FR"/>
-          </w:rPr>
-          <w:rPr>
-            <w:color w:val="0000EE"/>
-            <w:u w:val="single"/>
-          </w:rPr>
-          <w:t>Ac 2.32</w:t>
-        </w:r>
-      </w:hyperlink>
+      <w:r>
+        <w:rPr>
+          <w:lang w:val="fr_FR" w:bidi="fr_FR"/>
+        </w:rPr>
+        <w:t>Ac 2.32</w:t>
+      </w:r>
       <w:r>
         <w:rPr>
           <w:lang w:val="fr_FR" w:bidi="fr_FR"/>
         </w:rPr>
         <w:t xml:space="preserve"> ; </w:t>
       </w:r>
-      <w:hyperlink r:id="rId41">
-        <w:r>
-          <w:rPr>
-            <w:lang w:val="fr_FR" w:bidi="fr_FR"/>
-          </w:rPr>
-          <w:rPr>
-            <w:color w:val="0000EE"/>
-            <w:u w:val="single"/>
-          </w:rPr>
-          <w:t>3.15</w:t>
-        </w:r>
-      </w:hyperlink>
+      <w:r>
+        <w:rPr>
+          <w:lang w:val="fr_FR" w:bidi="fr_FR"/>
+        </w:rPr>
+        <w:t>3.15</w:t>
+      </w:r>
       <w:r>
         <w:rPr>
           <w:lang w:val="fr_FR" w:bidi="fr_FR"/>
         </w:rPr>
         <w:t xml:space="preserve"> ; </w:t>
       </w:r>
-      <w:hyperlink r:id="rId42">
-        <w:r>
-          <w:rPr>
-            <w:lang w:val="fr_FR" w:bidi="fr_FR"/>
-          </w:rPr>
-          <w:rPr>
-            <w:color w:val="0000EE"/>
-            <w:u w:val="single"/>
-          </w:rPr>
-          <w:t>10.40</w:t>
-        </w:r>
-      </w:hyperlink>
+      <w:r>
+        <w:rPr>
+          <w:lang w:val="fr_FR" w:bidi="fr_FR"/>
+        </w:rPr>
+        <w:t>10.40</w:t>
+      </w:r>
       <w:r>
         <w:rPr>
           <w:lang w:val="fr_FR" w:bidi="fr_FR"/>
         </w:rPr>
         <w:t xml:space="preserve"> ; </w:t>
       </w:r>
-      <w:hyperlink r:id="rId43">
-        <w:r>
-          <w:rPr>
-            <w:lang w:val="fr_FR" w:bidi="fr_FR"/>
-          </w:rPr>
-          <w:rPr>
-            <w:color w:val="0000EE"/>
-            <w:u w:val="single"/>
-          </w:rPr>
-          <w:t>13.29–30</w:t>
-        </w:r>
-      </w:hyperlink>
+      <w:r>
+        <w:rPr>
+          <w:lang w:val="fr_FR" w:bidi="fr_FR"/>
+        </w:rPr>
+        <w:t>13.29–30</w:t>
+      </w:r>
       <w:r>
         <w:rPr>
           <w:lang w:val="fr_FR" w:bidi="fr_FR"/>
         </w:rPr>
         <w:t xml:space="preserve"> ; </w:t>
       </w:r>
-      <w:hyperlink r:id="rId44">
-        <w:r>
-          <w:rPr>
-            <w:lang w:val="fr_FR" w:bidi="fr_FR"/>
-          </w:rPr>
-          <w:rPr>
-            <w:color w:val="0000EE"/>
-            <w:u w:val="single"/>
-          </w:rPr>
-          <w:t>1Co 15.3–8</w:t>
-        </w:r>
-      </w:hyperlink>
+      <w:r>
+        <w:rPr>
+          <w:lang w:val="fr_FR" w:bidi="fr_FR"/>
+        </w:rPr>
+        <w:t>1Co 15.3–8</w:t>
+      </w:r>
       <w:r>
         <w:rPr>
           <w:lang w:val="fr_FR" w:bidi="fr_FR"/>
         </w:rPr>
         <w:t xml:space="preserve">) ainsi que le fondement de l’espérance de son retour (voir </w:t>
       </w:r>
-      <w:hyperlink r:id="rId45">
-        <w:r>
-          <w:rPr>
-            <w:lang w:val="fr_FR" w:bidi="fr_FR"/>
-          </w:rPr>
-          <w:rPr>
-            <w:color w:val="0000EE"/>
-            <w:u w:val="single"/>
-          </w:rPr>
-          <w:t>1Th 5.9</w:t>
-        </w:r>
-      </w:hyperlink>
+      <w:r>
+        <w:rPr>
+          <w:lang w:val="fr_FR" w:bidi="fr_FR"/>
+        </w:rPr>
+        <w:t>1Th 5.9</w:t>
+      </w:r>
       <w:r>
         <w:rPr>
           <w:lang w:val="fr_FR" w:bidi="fr_FR"/>
         </w:rPr>
         <w:t xml:space="preserve"> ; </w:t>
       </w:r>
-      <w:hyperlink r:id="rId46">
-        <w:r>
-          <w:rPr>
-            <w:lang w:val="fr_FR" w:bidi="fr_FR"/>
-          </w:rPr>
-          <w:rPr>
-            <w:color w:val="0000EE"/>
-            <w:u w:val="single"/>
-          </w:rPr>
-          <w:t>2Th 1.6–10</w:t>
-        </w:r>
-      </w:hyperlink>
+      <w:r>
+        <w:rPr>
+          <w:lang w:val="fr_FR" w:bidi="fr_FR"/>
+        </w:rPr>
+        <w:t>2Th 1.6–10</w:t>
+      </w:r>
       <w:r>
         <w:rPr>
           <w:lang w:val="fr_FR" w:bidi="fr_FR"/>
@@ -1418,108 +1214,72 @@
         </w:rPr>
         <w:t>Le corps de cette lettre commence par traiter du caractère de Paul et de ses associés (</w:t>
       </w:r>
-      <w:hyperlink r:id="rId19">
-        <w:r>
-          <w:rPr>
-            <w:lang w:val="fr_FR" w:bidi="fr_FR"/>
-          </w:rPr>
-          <w:rPr>
-            <w:color w:val="0000EE"/>
-            <w:u w:val="single"/>
-          </w:rPr>
-          <w:t>2.1–12</w:t>
-        </w:r>
-      </w:hyperlink>
+      <w:r>
+        <w:rPr>
+          <w:lang w:val="fr_FR" w:bidi="fr_FR"/>
+        </w:rPr>
+        <w:t>2.1–12</w:t>
+      </w:r>
       <w:r>
         <w:rPr>
           <w:lang w:val="fr_FR" w:bidi="fr_FR"/>
         </w:rPr>
         <w:t>) et de la manière dont les Thessaloniciens ont reçu la Bonne Nouvelle (</w:t>
       </w:r>
-      <w:hyperlink r:id="rId20">
-        <w:r>
-          <w:rPr>
-            <w:lang w:val="fr_FR" w:bidi="fr_FR"/>
-          </w:rPr>
-          <w:rPr>
-            <w:color w:val="0000EE"/>
-            <w:u w:val="single"/>
-          </w:rPr>
-          <w:t>2.13–16</w:t>
-        </w:r>
-      </w:hyperlink>
+      <w:r>
+        <w:rPr>
+          <w:lang w:val="fr_FR" w:bidi="fr_FR"/>
+        </w:rPr>
+        <w:t>2.13–16</w:t>
+      </w:r>
       <w:r>
         <w:rPr>
           <w:lang w:val="fr_FR" w:bidi="fr_FR"/>
         </w:rPr>
         <w:t>). Cela souligne ensuite le sincère souci de Paul pour l’église, racontant ses tentatives d’une nouvelle visite (</w:t>
       </w:r>
-      <w:hyperlink r:id="rId47">
-        <w:r>
-          <w:rPr>
-            <w:lang w:val="fr_FR" w:bidi="fr_FR"/>
-          </w:rPr>
-          <w:rPr>
-            <w:color w:val="0000EE"/>
-            <w:u w:val="single"/>
-          </w:rPr>
-          <w:t>2.17–20</w:t>
-        </w:r>
-      </w:hyperlink>
+      <w:r>
+        <w:rPr>
+          <w:lang w:val="fr_FR" w:bidi="fr_FR"/>
+        </w:rPr>
+        <w:t>2.17–20</w:t>
+      </w:r>
       <w:r>
         <w:rPr>
           <w:lang w:val="fr_FR" w:bidi="fr_FR"/>
         </w:rPr>
         <w:t>) et sa décision d’envoyer Timothée à sa place (</w:t>
       </w:r>
-      <w:hyperlink r:id="rId48">
-        <w:r>
-          <w:rPr>
-            <w:lang w:val="fr_FR" w:bidi="fr_FR"/>
-          </w:rPr>
-          <w:rPr>
-            <w:color w:val="0000EE"/>
-            <w:u w:val="single"/>
-          </w:rPr>
-          <w:t>3.1–5</w:t>
-        </w:r>
-      </w:hyperlink>
+      <w:r>
+        <w:rPr>
+          <w:lang w:val="fr_FR" w:bidi="fr_FR"/>
+        </w:rPr>
+        <w:t>3.1–5</w:t>
+      </w:r>
       <w:r>
         <w:rPr>
           <w:lang w:val="fr_FR" w:bidi="fr_FR"/>
         </w:rPr>
         <w:t>). Enfin, Paul exprime sa joie face au bon rapport de Timothée (</w:t>
       </w:r>
-      <w:hyperlink r:id="rId49">
-        <w:r>
-          <w:rPr>
-            <w:lang w:val="fr_FR" w:bidi="fr_FR"/>
-          </w:rPr>
-          <w:rPr>
-            <w:color w:val="0000EE"/>
-            <w:u w:val="single"/>
-          </w:rPr>
-          <w:t>3.6–9</w:t>
-        </w:r>
-      </w:hyperlink>
+      <w:r>
+        <w:rPr>
+          <w:lang w:val="fr_FR" w:bidi="fr_FR"/>
+        </w:rPr>
+        <w:t>3.6–9</w:t>
+      </w:r>
       <w:r>
         <w:rPr>
           <w:lang w:val="fr_FR" w:bidi="fr_FR"/>
         </w:rPr>
         <w:t>) ainsi que ses prières pour retourner lui-même chez eux (</w:t>
       </w:r>
-      <w:hyperlink r:id="rId50">
-        <w:r>
-          <w:rPr>
-            <w:lang w:val="fr_FR" w:bidi="fr_FR"/>
-          </w:rPr>
-          <w:rPr>
-            <w:color w:val="0000EE"/>
-            <w:u w:val="single"/>
-          </w:rPr>
-          <w:t>3.10–13</w:t>
-        </w:r>
-      </w:hyperlink>
+      <w:r>
+        <w:rPr>
+          <w:lang w:val="fr_FR" w:bidi="fr_FR"/>
+        </w:rPr>
+        <w:t>3.10–13</w:t>
+      </w:r>
       <w:r>
         <w:rPr>
           <w:lang w:val="fr_FR" w:bidi="fr_FR"/>
@@ -1574,18 +1334,12 @@
         </w:rPr>
         <w:t>Malgré le déshonneur et la douleur que Paul et Silas avaient subis à Philippes (</w:t>
       </w:r>
-      <w:hyperlink r:id="rId51">
-        <w:r>
-          <w:rPr>
-            <w:lang w:val="fr_FR" w:bidi="fr_FR"/>
-          </w:rPr>
-          <w:rPr>
-            <w:color w:val="0000EE"/>
-            <w:u w:val="single"/>
-          </w:rPr>
-          <w:t>Ac 16.19–40</w:t>
-        </w:r>
-      </w:hyperlink>
+      <w:r>
+        <w:rPr>
+          <w:lang w:val="fr_FR" w:bidi="fr_FR"/>
+        </w:rPr>
+        <w:t>Ac 16.19–40</w:t>
+      </w:r>
       <w:r>
         <w:rPr>
           <w:lang w:val="fr_FR" w:bidi="fr_FR"/>
@@ -1688,72 +1442,48 @@
         </w:rPr>
         <w:t xml:space="preserve">La flatterie était un moyen courant d’obtenir de l’argent des autres. Paul nie avoir flatté les Thessaloniciens pour recevoir de l’argent. Il appelle à nouveau les Thessaloniciens et Dieu comme témoins (cf. </w:t>
       </w:r>
-      <w:hyperlink r:id="rId52">
-        <w:r>
-          <w:rPr>
-            <w:lang w:val="fr_FR" w:bidi="fr_FR"/>
-          </w:rPr>
-          <w:rPr>
-            <w:color w:val="0000EE"/>
-            <w:u w:val="single"/>
-          </w:rPr>
-          <w:t>2.10</w:t>
-        </w:r>
-      </w:hyperlink>
+      <w:r>
+        <w:rPr>
+          <w:lang w:val="fr_FR" w:bidi="fr_FR"/>
+        </w:rPr>
+        <w:t>2.10</w:t>
+      </w:r>
       <w:r>
         <w:rPr>
           <w:lang w:val="fr_FR" w:bidi="fr_FR"/>
         </w:rPr>
         <w:t xml:space="preserve"> ; </w:t>
       </w:r>
-      <w:hyperlink r:id="rId53">
-        <w:r>
-          <w:rPr>
-            <w:lang w:val="fr_FR" w:bidi="fr_FR"/>
-          </w:rPr>
-          <w:rPr>
-            <w:color w:val="0000EE"/>
-            <w:u w:val="single"/>
-          </w:rPr>
-          <w:t>Dt 19.15</w:t>
-        </w:r>
-      </w:hyperlink>
+      <w:r>
+        <w:rPr>
+          <w:lang w:val="fr_FR" w:bidi="fr_FR"/>
+        </w:rPr>
+        <w:t>Dt 19.15</w:t>
+      </w:r>
       <w:r>
         <w:rPr>
           <w:lang w:val="fr_FR" w:bidi="fr_FR"/>
         </w:rPr>
         <w:t xml:space="preserve"> ; </w:t>
       </w:r>
-      <w:hyperlink r:id="rId54">
-        <w:r>
-          <w:rPr>
-            <w:lang w:val="fr_FR" w:bidi="fr_FR"/>
-          </w:rPr>
-          <w:rPr>
-            <w:color w:val="0000EE"/>
-            <w:u w:val="single"/>
-          </w:rPr>
-          <w:t>2Co 13.1</w:t>
-        </w:r>
-      </w:hyperlink>
+      <w:r>
+        <w:rPr>
+          <w:lang w:val="fr_FR" w:bidi="fr_FR"/>
+        </w:rPr>
+        <w:t>2Co 13.1</w:t>
+      </w:r>
       <w:r>
         <w:rPr>
           <w:lang w:val="fr_FR" w:bidi="fr_FR"/>
         </w:rPr>
         <w:t xml:space="preserve"> ; </w:t>
       </w:r>
-      <w:hyperlink r:id="rId55">
-        <w:r>
-          <w:rPr>
-            <w:lang w:val="fr_FR" w:bidi="fr_FR"/>
-          </w:rPr>
-          <w:rPr>
-            <w:color w:val="0000EE"/>
-            <w:u w:val="single"/>
-          </w:rPr>
-          <w:t>1 Tm 5.19</w:t>
-        </w:r>
-      </w:hyperlink>
+      <w:r>
+        <w:rPr>
+          <w:lang w:val="fr_FR" w:bidi="fr_FR"/>
+        </w:rPr>
+        <w:t>1 Tm 5.19</w:t>
+      </w:r>
       <w:r>
         <w:rPr>
           <w:lang w:val="fr_FR" w:bidi="fr_FR"/>
@@ -1821,18 +1551,12 @@
         </w:rPr>
         <w:t xml:space="preserve"> Paul et ses associés n’ont pas exercé leur autorité apostolique pour exiger quelque chose (cf. </w:t>
       </w:r>
-      <w:hyperlink r:id="rId56">
-        <w:r>
-          <w:rPr>
-            <w:lang w:val="fr_FR" w:bidi="fr_FR"/>
-          </w:rPr>
-          <w:rPr>
-            <w:color w:val="0000EE"/>
-            <w:u w:val="single"/>
-          </w:rPr>
-          <w:t>Mt 20.25–28</w:t>
-        </w:r>
-      </w:hyperlink>
+      <w:r>
+        <w:rPr>
+          <w:lang w:val="fr_FR" w:bidi="fr_FR"/>
+        </w:rPr>
+        <w:t>Mt 20.25–28</w:t>
+      </w:r>
       <w:r>
         <w:rPr>
           <w:lang w:val="fr_FR" w:bidi="fr_FR"/>
@@ -1887,54 +1611,36 @@
         </w:rPr>
         <w:t xml:space="preserve">Paul et ses associés effectuaient des travaux manuels pour subvenir à leurs besoins pendant leur séjour en ville (cf. </w:t>
       </w:r>
-      <w:hyperlink r:id="rId57">
-        <w:r>
-          <w:rPr>
-            <w:lang w:val="fr_FR" w:bidi="fr_FR"/>
-          </w:rPr>
-          <w:rPr>
-            <w:color w:val="0000EE"/>
-            <w:u w:val="single"/>
-          </w:rPr>
-          <w:t>Ac 18.1–4</w:t>
-        </w:r>
-      </w:hyperlink>
+      <w:r>
+        <w:rPr>
+          <w:lang w:val="fr_FR" w:bidi="fr_FR"/>
+        </w:rPr>
+        <w:t>Ac 18.1–4</w:t>
+      </w:r>
       <w:r>
         <w:rPr>
           <w:lang w:val="fr_FR" w:bidi="fr_FR"/>
         </w:rPr>
         <w:t xml:space="preserve"> ; </w:t>
       </w:r>
-      <w:hyperlink r:id="rId58">
-        <w:r>
-          <w:rPr>
-            <w:lang w:val="fr_FR" w:bidi="fr_FR"/>
-          </w:rPr>
-          <w:rPr>
-            <w:color w:val="0000EE"/>
-            <w:u w:val="single"/>
-          </w:rPr>
-          <w:t>1Co 9.12–18</w:t>
-        </w:r>
-      </w:hyperlink>
+      <w:r>
+        <w:rPr>
+          <w:lang w:val="fr_FR" w:bidi="fr_FR"/>
+        </w:rPr>
+        <w:t>1Co 9.12–18</w:t>
+      </w:r>
       <w:r>
         <w:rPr>
           <w:lang w:val="fr_FR" w:bidi="fr_FR"/>
         </w:rPr>
         <w:t>), servant ainsi d’exemple aux Thessaloniciens (</w:t>
       </w:r>
-      <w:hyperlink r:id="rId59">
-        <w:r>
-          <w:rPr>
-            <w:lang w:val="fr_FR" w:bidi="fr_FR"/>
-          </w:rPr>
-          <w:rPr>
-            <w:color w:val="0000EE"/>
-            <w:u w:val="single"/>
-          </w:rPr>
-          <w:t>2Th 3.8–9</w:t>
-        </w:r>
-      </w:hyperlink>
+      <w:r>
+        <w:rPr>
+          <w:lang w:val="fr_FR" w:bidi="fr_FR"/>
+        </w:rPr>
+        <w:t>2Th 3.8–9</w:t>
+      </w:r>
       <w:r>
         <w:rPr>
           <w:lang w:val="fr_FR" w:bidi="fr_FR"/>
@@ -1989,18 +1695,12 @@
         </w:rPr>
         <w:t xml:space="preserve">Dieu et les Thessaloniciens étaient témoins (voir </w:t>
       </w:r>
-      <w:hyperlink r:id="rId60">
-        <w:r>
-          <w:rPr>
-            <w:lang w:val="fr_FR" w:bidi="fr_FR"/>
-          </w:rPr>
-          <w:rPr>
-            <w:color w:val="0000EE"/>
-            <w:u w:val="single"/>
-          </w:rPr>
-          <w:t>2.5</w:t>
-        </w:r>
-      </w:hyperlink>
+      <w:r>
+        <w:rPr>
+          <w:lang w:val="fr_FR" w:bidi="fr_FR"/>
+        </w:rPr>
+        <w:t>2.5</w:t>
+      </w:r>
       <w:r>
         <w:rPr>
           <w:lang w:val="fr_FR" w:bidi="fr_FR"/>
@@ -2116,72 +1816,48 @@
         </w:rPr>
         <w:t>Dieu considérait digne une vie vécue en harmonie avec ses attentes, même élevées, auprès de ceux qu’il appelle (</w:t>
       </w:r>
-      <w:hyperlink r:id="rId61">
-        <w:r>
-          <w:rPr>
-            <w:lang w:val="fr_FR" w:bidi="fr_FR"/>
-          </w:rPr>
-          <w:rPr>
-            <w:color w:val="0000EE"/>
-            <w:u w:val="single"/>
-          </w:rPr>
-          <w:t>4.7</w:t>
-        </w:r>
-      </w:hyperlink>
+      <w:r>
+        <w:rPr>
+          <w:lang w:val="fr_FR" w:bidi="fr_FR"/>
+        </w:rPr>
+        <w:t>4.7</w:t>
+      </w:r>
       <w:r>
         <w:rPr>
           <w:lang w:val="fr_FR" w:bidi="fr_FR"/>
         </w:rPr>
         <w:t>) à partager son Royaume et sa gloire (</w:t>
       </w:r>
-      <w:hyperlink r:id="rId62">
-        <w:r>
-          <w:rPr>
-            <w:lang w:val="fr_FR" w:bidi="fr_FR"/>
-          </w:rPr>
-          <w:rPr>
-            <w:color w:val="0000EE"/>
-            <w:u w:val="single"/>
-          </w:rPr>
-          <w:t xml:space="preserve">Rm 8.17–18 </w:t>
-        </w:r>
-      </w:hyperlink>
+      <w:r>
+        <w:rPr>
+          <w:lang w:val="fr_FR" w:bidi="fr_FR"/>
+        </w:rPr>
+        <w:t xml:space="preserve">Rm 8.17–18 </w:t>
+      </w:r>
       <w:r>
         <w:rPr>
           <w:lang w:val="fr_FR" w:bidi="fr_FR"/>
         </w:rPr>
         <w:t xml:space="preserve">; </w:t>
       </w:r>
-      <w:hyperlink r:id="rId63">
-        <w:r>
-          <w:rPr>
-            <w:lang w:val="fr_FR" w:bidi="fr_FR"/>
-          </w:rPr>
-          <w:rPr>
-            <w:color w:val="0000EE"/>
-            <w:u w:val="single"/>
-          </w:rPr>
-          <w:t xml:space="preserve">Col 1.27 </w:t>
-        </w:r>
-      </w:hyperlink>
+      <w:r>
+        <w:rPr>
+          <w:lang w:val="fr_FR" w:bidi="fr_FR"/>
+        </w:rPr>
+        <w:t xml:space="preserve">Col 1.27 </w:t>
+      </w:r>
       <w:r>
         <w:rPr>
           <w:lang w:val="fr_FR" w:bidi="fr_FR"/>
         </w:rPr>
         <w:t xml:space="preserve">; </w:t>
       </w:r>
-      <w:hyperlink r:id="rId64">
-        <w:r>
-          <w:rPr>
-            <w:lang w:val="fr_FR" w:bidi="fr_FR"/>
-          </w:rPr>
-          <w:rPr>
-            <w:color w:val="0000EE"/>
-            <w:u w:val="single"/>
-          </w:rPr>
-          <w:t>2Th 2.14</w:t>
-        </w:r>
-      </w:hyperlink>
+      <w:r>
+        <w:rPr>
+          <w:lang w:val="fr_FR" w:bidi="fr_FR"/>
+        </w:rPr>
+        <w:t>2Th 2.14</w:t>
+      </w:r>
       <w:r>
         <w:rPr>
           <w:lang w:val="fr_FR" w:bidi="fr_FR"/>
@@ -2236,90 +1912,60 @@
         </w:rPr>
         <w:t xml:space="preserve">Paul rend grâce une seconde fois (voir </w:t>
       </w:r>
-      <w:hyperlink r:id="rId65">
-        <w:r>
-          <w:rPr>
-            <w:lang w:val="fr_FR" w:bidi="fr_FR"/>
-          </w:rPr>
-          <w:rPr>
-            <w:color w:val="0000EE"/>
-            <w:u w:val="single"/>
-          </w:rPr>
-          <w:t>1.2</w:t>
-        </w:r>
-      </w:hyperlink>
+      <w:r>
+        <w:rPr>
+          <w:lang w:val="fr_FR" w:bidi="fr_FR"/>
+        </w:rPr>
+        <w:t>1.2</w:t>
+      </w:r>
       <w:r>
         <w:rPr>
           <w:lang w:val="fr_FR" w:bidi="fr_FR"/>
         </w:rPr>
         <w:t xml:space="preserve"> ; </w:t>
       </w:r>
-      <w:hyperlink r:id="rId15">
-        <w:r>
-          <w:rPr>
-            <w:lang w:val="fr_FR" w:bidi="fr_FR"/>
-          </w:rPr>
-          <w:rPr>
-            <w:color w:val="0000EE"/>
-            <w:u w:val="single"/>
-          </w:rPr>
-          <w:t>3.9</w:t>
-        </w:r>
-      </w:hyperlink>
+      <w:r>
+        <w:rPr>
+          <w:lang w:val="fr_FR" w:bidi="fr_FR"/>
+        </w:rPr>
+        <w:t>3.9</w:t>
+      </w:r>
       <w:r>
         <w:rPr>
           <w:lang w:val="fr_FR" w:bidi="fr_FR"/>
         </w:rPr>
         <w:t>) parce que les Thessaloniciens ont accepté le message des apôtres, non pas comme une simple philosophie humaine, mais comme la véritable parole de Dieu (</w:t>
       </w:r>
-      <w:hyperlink r:id="rId66">
-        <w:r>
-          <w:rPr>
-            <w:lang w:val="fr_FR" w:bidi="fr_FR"/>
-          </w:rPr>
-          <w:rPr>
-            <w:color w:val="0000EE"/>
-            <w:u w:val="single"/>
-          </w:rPr>
-          <w:t>1.5</w:t>
-        </w:r>
-      </w:hyperlink>
+      <w:r>
+        <w:rPr>
+          <w:lang w:val="fr_FR" w:bidi="fr_FR"/>
+        </w:rPr>
+        <w:t>1.5</w:t>
+      </w:r>
       <w:r>
         <w:rPr>
           <w:lang w:val="fr_FR" w:bidi="fr_FR"/>
         </w:rPr>
         <w:t xml:space="preserve"> ; </w:t>
       </w:r>
-      <w:hyperlink r:id="rId64">
-        <w:r>
-          <w:rPr>
-            <w:lang w:val="fr_FR" w:bidi="fr_FR"/>
-          </w:rPr>
-          <w:rPr>
-            <w:color w:val="0000EE"/>
-            <w:u w:val="single"/>
-          </w:rPr>
-          <w:t>2Th 2.14</w:t>
-        </w:r>
-      </w:hyperlink>
+      <w:r>
+        <w:rPr>
+          <w:lang w:val="fr_FR" w:bidi="fr_FR"/>
+        </w:rPr>
+        <w:t>2Th 2.14</w:t>
+      </w:r>
       <w:r>
         <w:rPr>
           <w:lang w:val="fr_FR" w:bidi="fr_FR"/>
         </w:rPr>
         <w:t xml:space="preserve"> ; </w:t>
       </w:r>
-      <w:hyperlink r:id="rId67">
-        <w:r>
-          <w:rPr>
-            <w:lang w:val="fr_FR" w:bidi="fr_FR"/>
-          </w:rPr>
-          <w:rPr>
-            <w:color w:val="0000EE"/>
-            <w:u w:val="single"/>
-          </w:rPr>
-          <w:t>2Co 5.20</w:t>
-        </w:r>
-      </w:hyperlink>
+      <w:r>
+        <w:rPr>
+          <w:lang w:val="fr_FR" w:bidi="fr_FR"/>
+        </w:rPr>
+        <w:t>2Co 5.20</w:t>
+      </w:r>
       <w:r>
         <w:rPr>
           <w:lang w:val="fr_FR" w:bidi="fr_FR"/>
@@ -2374,36 +2020,24 @@
         </w:rPr>
         <w:t>La preuve que les croyants de Thessalonique ont accepté la parole de Dieu est qu’ils ont souffert de persécution (</w:t>
       </w:r>
-      <w:hyperlink r:id="rId68">
-        <w:r>
-          <w:rPr>
-            <w:lang w:val="fr_FR" w:bidi="fr_FR"/>
-          </w:rPr>
-          <w:rPr>
-            <w:color w:val="0000EE"/>
-            <w:u w:val="single"/>
-          </w:rPr>
-          <w:t>1.6</w:t>
-        </w:r>
-      </w:hyperlink>
+      <w:r>
+        <w:rPr>
+          <w:lang w:val="fr_FR" w:bidi="fr_FR"/>
+        </w:rPr>
+        <w:t>1.6</w:t>
+      </w:r>
       <w:r>
         <w:rPr>
           <w:lang w:val="fr_FR" w:bidi="fr_FR"/>
         </w:rPr>
         <w:t>). Ce fait était dans la même lignée de ce qui était déjà arrivé aux apôtres, aux églises en Judée (</w:t>
       </w:r>
-      <w:hyperlink r:id="rId69">
-        <w:r>
-          <w:rPr>
-            <w:lang w:val="fr_FR" w:bidi="fr_FR"/>
-          </w:rPr>
-          <w:rPr>
-            <w:color w:val="0000EE"/>
-            <w:u w:val="single"/>
-          </w:rPr>
-          <w:t>Ac 8.1</w:t>
-        </w:r>
-      </w:hyperlink>
+      <w:r>
+        <w:rPr>
+          <w:lang w:val="fr_FR" w:bidi="fr_FR"/>
+        </w:rPr>
+        <w:t>Ac 8.1</w:t>
+      </w:r>
       <w:r>
         <w:rPr>
           <w:lang w:val="fr_FR" w:bidi="fr_FR"/>
@@ -2458,108 +2092,72 @@
         </w:rPr>
         <w:t>Paul n’était pas un anti-juif ; par amour pour son propre peuple, il priait pour leur salut (</w:t>
       </w:r>
-      <w:hyperlink r:id="rId70">
-        <w:r>
-          <w:rPr>
-            <w:lang w:val="fr_FR" w:bidi="fr_FR"/>
-          </w:rPr>
-          <w:rPr>
-            <w:color w:val="0000EE"/>
-            <w:u w:val="single"/>
-          </w:rPr>
-          <w:t>Rm 9.1–5</w:t>
-        </w:r>
-      </w:hyperlink>
+      <w:r>
+        <w:rPr>
+          <w:lang w:val="fr_FR" w:bidi="fr_FR"/>
+        </w:rPr>
+        <w:t>Rm 9.1–5</w:t>
+      </w:r>
       <w:r>
         <w:rPr>
           <w:lang w:val="fr_FR" w:bidi="fr_FR"/>
         </w:rPr>
         <w:t xml:space="preserve"> ; </w:t>
       </w:r>
-      <w:hyperlink r:id="rId71">
-        <w:r>
-          <w:rPr>
-            <w:lang w:val="fr_FR" w:bidi="fr_FR"/>
-          </w:rPr>
-          <w:rPr>
-            <w:color w:val="0000EE"/>
-            <w:u w:val="single"/>
-          </w:rPr>
-          <w:t>10.1</w:t>
-        </w:r>
-      </w:hyperlink>
+      <w:r>
+        <w:rPr>
+          <w:lang w:val="fr_FR" w:bidi="fr_FR"/>
+        </w:rPr>
+        <w:t>10.1</w:t>
+      </w:r>
       <w:r>
         <w:rPr>
           <w:lang w:val="fr_FR" w:bidi="fr_FR"/>
         </w:rPr>
         <w:t>). Cependant il était conscient du rôle que certains Juifs avaient joué dans la mort des messagers de Dieu, y compris de Jésus (</w:t>
       </w:r>
-      <w:hyperlink r:id="rId72">
-        <w:r>
-          <w:rPr>
-            <w:lang w:val="fr_FR" w:bidi="fr_FR"/>
-          </w:rPr>
-          <w:rPr>
-            <w:color w:val="0000EE"/>
-            <w:u w:val="single"/>
-          </w:rPr>
-          <w:t>1R 19.10</w:t>
-        </w:r>
-      </w:hyperlink>
+      <w:r>
+        <w:rPr>
+          <w:lang w:val="fr_FR" w:bidi="fr_FR"/>
+        </w:rPr>
+        <w:t>1R 19.10</w:t>
+      </w:r>
       <w:r>
         <w:rPr>
           <w:lang w:val="fr_FR" w:bidi="fr_FR"/>
         </w:rPr>
         <w:t xml:space="preserve"> ; </w:t>
       </w:r>
-      <w:hyperlink r:id="rId73">
-        <w:r>
-          <w:rPr>
-            <w:lang w:val="fr_FR" w:bidi="fr_FR"/>
-          </w:rPr>
-          <w:rPr>
-            <w:color w:val="0000EE"/>
-            <w:u w:val="single"/>
-          </w:rPr>
-          <w:t>Ac 7.52</w:t>
-        </w:r>
-      </w:hyperlink>
+      <w:r>
+        <w:rPr>
+          <w:lang w:val="fr_FR" w:bidi="fr_FR"/>
+        </w:rPr>
+        <w:t>Ac 7.52</w:t>
+      </w:r>
       <w:r>
         <w:rPr>
           <w:lang w:val="fr_FR" w:bidi="fr_FR"/>
         </w:rPr>
         <w:t>). Maintenant, ils persécutent les messagers apôtres à Thessalonique (</w:t>
       </w:r>
-      <w:hyperlink r:id="rId74">
-        <w:r>
-          <w:rPr>
-            <w:lang w:val="fr_FR" w:bidi="fr_FR"/>
-          </w:rPr>
-          <w:rPr>
-            <w:color w:val="0000EE"/>
-            <w:u w:val="single"/>
-          </w:rPr>
-          <w:t>Ac 17.10</w:t>
-        </w:r>
-      </w:hyperlink>
+      <w:r>
+        <w:rPr>
+          <w:lang w:val="fr_FR" w:bidi="fr_FR"/>
+        </w:rPr>
+        <w:t>Ac 17.10</w:t>
+      </w:r>
       <w:r>
         <w:rPr>
           <w:lang w:val="fr_FR" w:bidi="fr_FR"/>
         </w:rPr>
         <w:t xml:space="preserve"> ; </w:t>
       </w:r>
-      <w:hyperlink r:id="rId75">
-        <w:r>
-          <w:rPr>
-            <w:lang w:val="fr_FR" w:bidi="fr_FR"/>
-          </w:rPr>
-          <w:rPr>
-            <w:color w:val="0000EE"/>
-            <w:u w:val="single"/>
-          </w:rPr>
-          <w:t>2Co 11.26</w:t>
-        </w:r>
-      </w:hyperlink>
+      <w:r>
+        <w:rPr>
+          <w:lang w:val="fr_FR" w:bidi="fr_FR"/>
+        </w:rPr>
+        <w:t>2Co 11.26</w:t>
+      </w:r>
       <w:r>
         <w:rPr>
           <w:lang w:val="fr_FR" w:bidi="fr_FR"/>
@@ -2614,126 +2212,84 @@
         </w:rPr>
         <w:t>La mission auprès des païens était l’un des sujets de débat les plus importants de l’église primitive (</w:t>
       </w:r>
-      <w:hyperlink r:id="rId76">
-        <w:r>
-          <w:rPr>
-            <w:lang w:val="fr_FR" w:bidi="fr_FR"/>
-          </w:rPr>
-          <w:rPr>
-            <w:color w:val="0000EE"/>
-            <w:u w:val="single"/>
-          </w:rPr>
-          <w:t>Ac 11.18</w:t>
-        </w:r>
-      </w:hyperlink>
+      <w:r>
+        <w:rPr>
+          <w:lang w:val="fr_FR" w:bidi="fr_FR"/>
+        </w:rPr>
+        <w:t>Ac 11.18</w:t>
+      </w:r>
       <w:r>
         <w:rPr>
           <w:lang w:val="fr_FR" w:bidi="fr_FR"/>
         </w:rPr>
         <w:t xml:space="preserve"> ; </w:t>
       </w:r>
-      <w:hyperlink r:id="rId77">
-        <w:r>
-          <w:rPr>
-            <w:lang w:val="fr_FR" w:bidi="fr_FR"/>
-          </w:rPr>
-          <w:rPr>
-            <w:color w:val="0000EE"/>
-            <w:u w:val="single"/>
-          </w:rPr>
-          <w:t>13.46–49</w:t>
-        </w:r>
-      </w:hyperlink>
+      <w:r>
+        <w:rPr>
+          <w:lang w:val="fr_FR" w:bidi="fr_FR"/>
+        </w:rPr>
+        <w:t>13.46–49</w:t>
+      </w:r>
       <w:r>
         <w:rPr>
           <w:lang w:val="fr_FR" w:bidi="fr_FR"/>
         </w:rPr>
         <w:t xml:space="preserve"> ; </w:t>
       </w:r>
-      <w:hyperlink r:id="rId78">
-        <w:r>
-          <w:rPr>
-            <w:lang w:val="fr_FR" w:bidi="fr_FR"/>
-          </w:rPr>
-          <w:rPr>
-            <w:color w:val="0000EE"/>
-            <w:u w:val="single"/>
-          </w:rPr>
-          <w:t>28.28</w:t>
-        </w:r>
-      </w:hyperlink>
+      <w:r>
+        <w:rPr>
+          <w:lang w:val="fr_FR" w:bidi="fr_FR"/>
+        </w:rPr>
+        <w:t>28.28</w:t>
+      </w:r>
       <w:r>
         <w:rPr>
           <w:lang w:val="fr_FR" w:bidi="fr_FR"/>
         </w:rPr>
         <w:t xml:space="preserve"> ; </w:t>
       </w:r>
-      <w:hyperlink r:id="rId79">
-        <w:r>
-          <w:rPr>
-            <w:lang w:val="fr_FR" w:bidi="fr_FR"/>
-          </w:rPr>
-          <w:rPr>
-            <w:color w:val="0000EE"/>
-            <w:u w:val="single"/>
-          </w:rPr>
-          <w:t>Rm 1.16</w:t>
-        </w:r>
-      </w:hyperlink>
+      <w:r>
+        <w:rPr>
+          <w:lang w:val="fr_FR" w:bidi="fr_FR"/>
+        </w:rPr>
+        <w:t>Rm 1.16</w:t>
+      </w:r>
       <w:r>
         <w:rPr>
           <w:lang w:val="fr_FR" w:bidi="fr_FR"/>
         </w:rPr>
         <w:t>). • Le jugement survient lorsque les péchés s’accumulent jusqu’au maximum (</w:t>
       </w:r>
-      <w:hyperlink r:id="rId80">
-        <w:r>
-          <w:rPr>
-            <w:lang w:val="fr_FR" w:bidi="fr_FR"/>
-          </w:rPr>
-          <w:rPr>
-            <w:color w:val="0000EE"/>
-            <w:u w:val="single"/>
-          </w:rPr>
-          <w:t>Gn 15.16</w:t>
-        </w:r>
-      </w:hyperlink>
+      <w:r>
+        <w:rPr>
+          <w:lang w:val="fr_FR" w:bidi="fr_FR"/>
+        </w:rPr>
+        <w:t>Gn 15.16</w:t>
+      </w:r>
       <w:r>
         <w:rPr>
           <w:lang w:val="fr_FR" w:bidi="fr_FR"/>
         </w:rPr>
         <w:t xml:space="preserve"> ; </w:t>
       </w:r>
-      <w:hyperlink r:id="rId81">
-        <w:r>
-          <w:rPr>
-            <w:lang w:val="fr_FR" w:bidi="fr_FR"/>
-          </w:rPr>
-          <w:rPr>
-            <w:color w:val="0000EE"/>
-            <w:u w:val="single"/>
-          </w:rPr>
-          <w:t>Dn 8.23</w:t>
-        </w:r>
-      </w:hyperlink>
+      <w:r>
+        <w:rPr>
+          <w:lang w:val="fr_FR" w:bidi="fr_FR"/>
+        </w:rPr>
+        <w:t>Dn 8.23</w:t>
+      </w:r>
       <w:r>
         <w:rPr>
           <w:lang w:val="fr_FR" w:bidi="fr_FR"/>
         </w:rPr>
         <w:t xml:space="preserve"> ; cf. </w:t>
       </w:r>
-      <w:hyperlink r:id="rId82">
-        <w:r>
-          <w:rPr>
-            <w:lang w:val="fr_FR" w:bidi="fr_FR"/>
-          </w:rPr>
-          <w:rPr>
-            <w:color w:val="0000EE"/>
-            <w:u w:val="single"/>
-          </w:rPr>
-          <w:t>Mt 23.31–36</w:t>
-        </w:r>
-      </w:hyperlink>
+      <w:r>
+        <w:rPr>
+          <w:lang w:val="fr_FR" w:bidi="fr_FR"/>
+        </w:rPr>
+        <w:t>Mt 23.31–36</w:t>
+      </w:r>
       <w:r>
         <w:rPr>
           <w:lang w:val="fr_FR" w:bidi="fr_FR"/>
@@ -2788,54 +2344,36 @@
         </w:rPr>
         <w:t xml:space="preserve">Séparés : Paul décrit son départ imprévu de Thessalonique (voir </w:t>
       </w:r>
-      <w:hyperlink r:id="rId74">
-        <w:r>
-          <w:rPr>
-            <w:lang w:val="fr_FR" w:bidi="fr_FR"/>
-          </w:rPr>
-          <w:rPr>
-            <w:color w:val="0000EE"/>
-            <w:u w:val="single"/>
-          </w:rPr>
-          <w:t>Ac 17.10</w:t>
-        </w:r>
-      </w:hyperlink>
+      <w:r>
+        <w:rPr>
+          <w:lang w:val="fr_FR" w:bidi="fr_FR"/>
+        </w:rPr>
+        <w:t>Ac 17.10</w:t>
+      </w:r>
       <w:r>
         <w:rPr>
           <w:lang w:val="fr_FR" w:bidi="fr_FR"/>
         </w:rPr>
         <w:t xml:space="preserve">) comme une privation pour ces nouveaux croyants de leurs parents spirituels. Cependant, cette absence n’était pas due à de la négligence. Comme en témoignent les tentatives de Paul pour revenir à eux, la séparation était involontaire (cf. </w:t>
       </w:r>
-      <w:hyperlink r:id="rId83">
-        <w:r>
-          <w:rPr>
-            <w:lang w:val="fr_FR" w:bidi="fr_FR"/>
-          </w:rPr>
-          <w:rPr>
-            <w:color w:val="0000EE"/>
-            <w:u w:val="single"/>
-          </w:rPr>
-          <w:t>Ph 1.7</w:t>
-        </w:r>
-      </w:hyperlink>
+      <w:r>
+        <w:rPr>
+          <w:lang w:val="fr_FR" w:bidi="fr_FR"/>
+        </w:rPr>
+        <w:t>Ph 1.7</w:t>
+      </w:r>
       <w:r>
         <w:rPr>
           <w:lang w:val="fr_FR" w:bidi="fr_FR"/>
         </w:rPr>
         <w:t xml:space="preserve"> ; </w:t>
       </w:r>
-      <w:hyperlink r:id="rId84">
-        <w:r>
-          <w:rPr>
-            <w:lang w:val="fr_FR" w:bidi="fr_FR"/>
-          </w:rPr>
-          <w:rPr>
-            <w:color w:val="0000EE"/>
-            <w:u w:val="single"/>
-          </w:rPr>
-          <w:t>Col 2.5</w:t>
-        </w:r>
-      </w:hyperlink>
+      <w:r>
+        <w:rPr>
+          <w:lang w:val="fr_FR" w:bidi="fr_FR"/>
+        </w:rPr>
+        <w:t>Col 2.5</w:t>
+      </w:r>
       <w:r>
         <w:rPr>
           <w:lang w:val="fr_FR" w:bidi="fr_FR"/>
@@ -2890,108 +2428,72 @@
         </w:rPr>
         <w:t xml:space="preserve">une et même deux fois : Paul a tenté de retourner à l’église de Thessalonique. Malgré l’opposition de Satan (voir </w:t>
       </w:r>
-      <w:hyperlink r:id="rId85">
-        <w:r>
-          <w:rPr>
-            <w:lang w:val="fr_FR" w:bidi="fr_FR"/>
-          </w:rPr>
-          <w:rPr>
-            <w:color w:val="0000EE"/>
-            <w:u w:val="single"/>
-          </w:rPr>
-          <w:t>Rm 16.20</w:t>
-        </w:r>
-      </w:hyperlink>
+      <w:r>
+        <w:rPr>
+          <w:lang w:val="fr_FR" w:bidi="fr_FR"/>
+        </w:rPr>
+        <w:t>Rm 16.20</w:t>
+      </w:r>
       <w:r>
         <w:rPr>
           <w:lang w:val="fr_FR" w:bidi="fr_FR"/>
         </w:rPr>
         <w:t xml:space="preserve"> ; </w:t>
       </w:r>
-      <w:hyperlink r:id="rId86">
-        <w:r>
-          <w:rPr>
-            <w:lang w:val="fr_FR" w:bidi="fr_FR"/>
-          </w:rPr>
-          <w:rPr>
-            <w:color w:val="0000EE"/>
-            <w:u w:val="single"/>
-          </w:rPr>
-          <w:t>2Co 2.11</w:t>
-        </w:r>
-      </w:hyperlink>
+      <w:r>
+        <w:rPr>
+          <w:lang w:val="fr_FR" w:bidi="fr_FR"/>
+        </w:rPr>
+        <w:t>2Co 2.11</w:t>
+      </w:r>
       <w:r>
         <w:rPr>
           <w:lang w:val="fr_FR" w:bidi="fr_FR"/>
         </w:rPr>
         <w:t xml:space="preserve"> ; </w:t>
       </w:r>
-      <w:hyperlink r:id="rId87">
-        <w:r>
-          <w:rPr>
-            <w:lang w:val="fr_FR" w:bidi="fr_FR"/>
-          </w:rPr>
-          <w:rPr>
-            <w:color w:val="0000EE"/>
-            <w:u w:val="single"/>
-          </w:rPr>
-          <w:t>Ep 6.10–12</w:t>
-        </w:r>
-      </w:hyperlink>
+      <w:r>
+        <w:rPr>
+          <w:lang w:val="fr_FR" w:bidi="fr_FR"/>
+        </w:rPr>
+        <w:t>Ep 6.10–12</w:t>
+      </w:r>
       <w:r>
         <w:rPr>
           <w:lang w:val="fr_FR" w:bidi="fr_FR"/>
         </w:rPr>
         <w:t>), Timothée (</w:t>
       </w:r>
-      <w:hyperlink r:id="rId88">
-        <w:r>
-          <w:rPr>
-            <w:lang w:val="fr_FR" w:bidi="fr_FR"/>
-          </w:rPr>
-          <w:rPr>
-            <w:color w:val="0000EE"/>
-            <w:u w:val="single"/>
-          </w:rPr>
-          <w:t>1Th 3.2</w:t>
-        </w:r>
-      </w:hyperlink>
+      <w:r>
+        <w:rPr>
+          <w:lang w:val="fr_FR" w:bidi="fr_FR"/>
+        </w:rPr>
+        <w:t>1Th 3.2</w:t>
+      </w:r>
       <w:r>
         <w:rPr>
           <w:lang w:val="fr_FR" w:bidi="fr_FR"/>
         </w:rPr>
         <w:t xml:space="preserve">, </w:t>
       </w:r>
-      <w:hyperlink r:id="rId89">
-        <w:r>
-          <w:rPr>
-            <w:lang w:val="fr_FR" w:bidi="fr_FR"/>
-          </w:rPr>
-          <w:rPr>
-            <w:color w:val="0000EE"/>
-            <w:u w:val="single"/>
-          </w:rPr>
-          <w:t>5</w:t>
-        </w:r>
-      </w:hyperlink>
+      <w:r>
+        <w:rPr>
+          <w:lang w:val="fr_FR" w:bidi="fr_FR"/>
+        </w:rPr>
+        <w:t>5</w:t>
+      </w:r>
       <w:r>
         <w:rPr>
           <w:lang w:val="fr_FR" w:bidi="fr_FR"/>
         </w:rPr>
         <w:t>) et Paul (</w:t>
       </w:r>
-      <w:hyperlink r:id="rId90">
-        <w:r>
-          <w:rPr>
-            <w:lang w:val="fr_FR" w:bidi="fr_FR"/>
-          </w:rPr>
-          <w:rPr>
-            <w:color w:val="0000EE"/>
-            <w:u w:val="single"/>
-          </w:rPr>
-          <w:t>Ac 20.1–3</w:t>
-        </w:r>
-      </w:hyperlink>
+      <w:r>
+        <w:rPr>
+          <w:lang w:val="fr_FR" w:bidi="fr_FR"/>
+        </w:rPr>
+        <w:t>Ac 20.1–3</w:t>
+      </w:r>
       <w:r>
         <w:rPr>
           <w:lang w:val="fr_FR" w:bidi="fr_FR"/>
@@ -3094,18 +2596,12 @@
         </w:rPr>
         <w:t>Paul considère les croyants thessaloniciens — et non ses propres réalisations — comme la source de sa fierté, de sa renommée et de sa joie (</w:t>
       </w:r>
-      <w:hyperlink r:id="rId15">
-        <w:r>
-          <w:rPr>
-            <w:lang w:val="fr_FR" w:bidi="fr_FR"/>
-          </w:rPr>
-          <w:rPr>
-            <w:color w:val="0000EE"/>
-            <w:u w:val="single"/>
-          </w:rPr>
-          <w:t>3.9</w:t>
-        </w:r>
-      </w:hyperlink>
+      <w:r>
+        <w:rPr>
+          <w:lang w:val="fr_FR" w:bidi="fr_FR"/>
+        </w:rPr>
+        <w:t>3.9</w:t>
+      </w:r>
       <w:r>
         <w:rPr>
           <w:lang w:val="fr_FR" w:bidi="fr_FR"/>
@@ -3160,72 +2656,48 @@
         </w:rPr>
         <w:t>Après avoir prêché à Bérée, Paul était parti de Macédoine et avait navigué vers Athènes, en enjoignant Silas et Timothée de le rejoindre bientôt (</w:t>
       </w:r>
-      <w:hyperlink r:id="rId91">
-        <w:r>
-          <w:rPr>
-            <w:lang w:val="fr_FR" w:bidi="fr_FR"/>
-          </w:rPr>
-          <w:rPr>
-            <w:color w:val="0000EE"/>
-            <w:u w:val="single"/>
-          </w:rPr>
-          <w:t>Ac 17.13–15</w:t>
-        </w:r>
-      </w:hyperlink>
+      <w:r>
+        <w:rPr>
+          <w:lang w:val="fr_FR" w:bidi="fr_FR"/>
+        </w:rPr>
+        <w:t>Ac 17.13–15</w:t>
+      </w:r>
       <w:r>
         <w:rPr>
           <w:lang w:val="fr_FR" w:bidi="fr_FR"/>
         </w:rPr>
         <w:t>). Timothée est retourné à Thessalonique (</w:t>
       </w:r>
-      <w:hyperlink r:id="rId88">
-        <w:r>
-          <w:rPr>
-            <w:lang w:val="fr_FR" w:bidi="fr_FR"/>
-          </w:rPr>
-          <w:rPr>
-            <w:color w:val="0000EE"/>
-            <w:u w:val="single"/>
-          </w:rPr>
-          <w:t>1Th 3.2</w:t>
-        </w:r>
-      </w:hyperlink>
+      <w:r>
+        <w:rPr>
+          <w:lang w:val="fr_FR" w:bidi="fr_FR"/>
+        </w:rPr>
+        <w:t>1Th 3.2</w:t>
+      </w:r>
       <w:r>
         <w:rPr>
           <w:lang w:val="fr_FR" w:bidi="fr_FR"/>
         </w:rPr>
         <w:t>), car l’inquiétude de Paul pour l’église thessalonicienne s’était intensifiée (</w:t>
       </w:r>
-      <w:hyperlink r:id="rId92">
-        <w:r>
-          <w:rPr>
-            <w:lang w:val="fr_FR" w:bidi="fr_FR"/>
-          </w:rPr>
-          <w:rPr>
-            <w:color w:val="0000EE"/>
-            <w:u w:val="single"/>
-          </w:rPr>
-          <w:t>3.1</w:t>
-        </w:r>
-      </w:hyperlink>
+      <w:r>
+        <w:rPr>
+          <w:lang w:val="fr_FR" w:bidi="fr_FR"/>
+        </w:rPr>
+        <w:t>3.1</w:t>
+      </w:r>
       <w:r>
         <w:rPr>
           <w:lang w:val="fr_FR" w:bidi="fr_FR"/>
         </w:rPr>
         <w:t xml:space="preserve">, </w:t>
       </w:r>
-      <w:hyperlink r:id="rId89">
-        <w:r>
-          <w:rPr>
-            <w:lang w:val="fr_FR" w:bidi="fr_FR"/>
-          </w:rPr>
-          <w:rPr>
-            <w:color w:val="0000EE"/>
-            <w:u w:val="single"/>
-          </w:rPr>
-          <w:t>5</w:t>
-        </w:r>
-      </w:hyperlink>
+      <w:r>
+        <w:rPr>
+          <w:lang w:val="fr_FR" w:bidi="fr_FR"/>
+        </w:rPr>
+        <w:t>5</w:t>
+      </w:r>
       <w:r>
         <w:rPr>
           <w:lang w:val="fr_FR" w:bidi="fr_FR"/>
@@ -3280,126 +2752,84 @@
         </w:rPr>
         <w:t>nous sommes destinés à cela : souffrir pour la foi fait souvent partie de la vie d’un chrétien (</w:t>
       </w:r>
-      <w:hyperlink r:id="rId68">
-        <w:r>
-          <w:rPr>
-            <w:lang w:val="fr_FR" w:bidi="fr_FR"/>
-          </w:rPr>
-          <w:rPr>
-            <w:color w:val="0000EE"/>
-            <w:u w:val="single"/>
-          </w:rPr>
-          <w:t>1.6</w:t>
-        </w:r>
-      </w:hyperlink>
+      <w:r>
+        <w:rPr>
+          <w:lang w:val="fr_FR" w:bidi="fr_FR"/>
+        </w:rPr>
+        <w:t>1.6</w:t>
+      </w:r>
       <w:r>
         <w:rPr>
           <w:lang w:val="fr_FR" w:bidi="fr_FR"/>
         </w:rPr>
         <w:t xml:space="preserve"> ; </w:t>
       </w:r>
-      <w:hyperlink r:id="rId27">
-        <w:r>
-          <w:rPr>
-            <w:lang w:val="fr_FR" w:bidi="fr_FR"/>
-          </w:rPr>
-          <w:rPr>
-            <w:color w:val="0000EE"/>
-            <w:u w:val="single"/>
-          </w:rPr>
-          <w:t>2.14</w:t>
-        </w:r>
-      </w:hyperlink>
+      <w:r>
+        <w:rPr>
+          <w:lang w:val="fr_FR" w:bidi="fr_FR"/>
+        </w:rPr>
+        <w:t>2.14</w:t>
+      </w:r>
       <w:r>
         <w:rPr>
           <w:lang w:val="fr_FR" w:bidi="fr_FR"/>
         </w:rPr>
         <w:t xml:space="preserve"> ; </w:t>
       </w:r>
-      <w:hyperlink r:id="rId93">
-        <w:r>
-          <w:rPr>
-            <w:lang w:val="fr_FR" w:bidi="fr_FR"/>
-          </w:rPr>
-          <w:rPr>
-            <w:color w:val="0000EE"/>
-            <w:u w:val="single"/>
-          </w:rPr>
-          <w:t>Ph 1.29</w:t>
-        </w:r>
-      </w:hyperlink>
+      <w:r>
+        <w:rPr>
+          <w:lang w:val="fr_FR" w:bidi="fr_FR"/>
+        </w:rPr>
+        <w:t>Ph 1.29</w:t>
+      </w:r>
       <w:r>
         <w:rPr>
           <w:lang w:val="fr_FR" w:bidi="fr_FR"/>
         </w:rPr>
         <w:t xml:space="preserve"> ; </w:t>
       </w:r>
-      <w:hyperlink r:id="rId94">
-        <w:r>
-          <w:rPr>
-            <w:lang w:val="fr_FR" w:bidi="fr_FR"/>
-          </w:rPr>
-          <w:rPr>
-            <w:color w:val="0000EE"/>
-            <w:u w:val="single"/>
-          </w:rPr>
-          <w:t>1P 1.6</w:t>
-        </w:r>
-      </w:hyperlink>
+      <w:r>
+        <w:rPr>
+          <w:lang w:val="fr_FR" w:bidi="fr_FR"/>
+        </w:rPr>
+        <w:t>1P 1.6</w:t>
+      </w:r>
       <w:r>
         <w:rPr>
           <w:lang w:val="fr_FR" w:bidi="fr_FR"/>
         </w:rPr>
         <w:t xml:space="preserve"> ; </w:t>
       </w:r>
-      <w:hyperlink r:id="rId95">
-        <w:r>
-          <w:rPr>
-            <w:lang w:val="fr_FR" w:bidi="fr_FR"/>
-          </w:rPr>
-          <w:rPr>
-            <w:color w:val="0000EE"/>
-            <w:u w:val="single"/>
-          </w:rPr>
-          <w:t>2.21</w:t>
-        </w:r>
-      </w:hyperlink>
+      <w:r>
+        <w:rPr>
+          <w:lang w:val="fr_FR" w:bidi="fr_FR"/>
+        </w:rPr>
+        <w:t>2.21</w:t>
+      </w:r>
       <w:r>
         <w:rPr>
           <w:lang w:val="fr_FR" w:bidi="fr_FR"/>
         </w:rPr>
         <w:t xml:space="preserve"> ; </w:t>
       </w:r>
-      <w:hyperlink r:id="rId96">
-        <w:r>
-          <w:rPr>
-            <w:lang w:val="fr_FR" w:bidi="fr_FR"/>
-          </w:rPr>
-          <w:rPr>
-            <w:color w:val="0000EE"/>
-            <w:u w:val="single"/>
-          </w:rPr>
-          <w:t>3.17</w:t>
-        </w:r>
-      </w:hyperlink>
+      <w:r>
+        <w:rPr>
+          <w:lang w:val="fr_FR" w:bidi="fr_FR"/>
+        </w:rPr>
+        <w:t>3.17</w:t>
+      </w:r>
       <w:r>
         <w:rPr>
           <w:lang w:val="fr_FR" w:bidi="fr_FR"/>
         </w:rPr>
         <w:t xml:space="preserve"> ; </w:t>
       </w:r>
-      <w:hyperlink r:id="rId97">
-        <w:r>
-          <w:rPr>
-            <w:lang w:val="fr_FR" w:bidi="fr_FR"/>
-          </w:rPr>
-          <w:rPr>
-            <w:color w:val="0000EE"/>
-            <w:u w:val="single"/>
-          </w:rPr>
-          <w:t>4.19</w:t>
-        </w:r>
-      </w:hyperlink>
+      <w:r>
+        <w:rPr>
+          <w:lang w:val="fr_FR" w:bidi="fr_FR"/>
+        </w:rPr>
+        <w:t>4.19</w:t>
+      </w:r>
       <w:r>
         <w:rPr>
           <w:lang w:val="fr_FR" w:bidi="fr_FR"/>
@@ -3454,126 +2884,84 @@
         </w:rPr>
         <w:t>Paul était préoccupé par le fait que Satan, le tentateur (</w:t>
       </w:r>
-      <w:hyperlink r:id="rId98">
-        <w:r>
-          <w:rPr>
-            <w:lang w:val="fr_FR" w:bidi="fr_FR"/>
-          </w:rPr>
-          <w:rPr>
-            <w:color w:val="0000EE"/>
-            <w:u w:val="single"/>
-          </w:rPr>
-          <w:t xml:space="preserve">Mc 1.13 </w:t>
-        </w:r>
-      </w:hyperlink>
+      <w:r>
+        <w:rPr>
+          <w:lang w:val="fr_FR" w:bidi="fr_FR"/>
+        </w:rPr>
+        <w:t xml:space="preserve">Mc 1.13 </w:t>
+      </w:r>
       <w:r>
         <w:rPr>
           <w:lang w:val="fr_FR" w:bidi="fr_FR"/>
         </w:rPr>
         <w:t xml:space="preserve">; </w:t>
       </w:r>
-      <w:hyperlink r:id="rId99">
-        <w:r>
-          <w:rPr>
-            <w:lang w:val="fr_FR" w:bidi="fr_FR"/>
-          </w:rPr>
-          <w:rPr>
-            <w:color w:val="0000EE"/>
-            <w:u w:val="single"/>
-          </w:rPr>
-          <w:t>1Co 7.5</w:t>
-        </w:r>
-      </w:hyperlink>
+      <w:r>
+        <w:rPr>
+          <w:lang w:val="fr_FR" w:bidi="fr_FR"/>
+        </w:rPr>
+        <w:t>1Co 7.5</w:t>
+      </w:r>
       <w:r>
         <w:rPr>
           <w:lang w:val="fr_FR" w:bidi="fr_FR"/>
         </w:rPr>
         <w:t>), ait ébranlé la foi des Thessaloniciens (</w:t>
       </w:r>
-      <w:hyperlink r:id="rId88">
-        <w:r>
-          <w:rPr>
-            <w:lang w:val="fr_FR" w:bidi="fr_FR"/>
-          </w:rPr>
-          <w:rPr>
-            <w:color w:val="0000EE"/>
-            <w:u w:val="single"/>
-          </w:rPr>
-          <w:t>1Th 3.2</w:t>
-        </w:r>
-      </w:hyperlink>
+      <w:r>
+        <w:rPr>
+          <w:lang w:val="fr_FR" w:bidi="fr_FR"/>
+        </w:rPr>
+        <w:t>1Th 3.2</w:t>
+      </w:r>
       <w:r>
         <w:rPr>
           <w:lang w:val="fr_FR" w:bidi="fr_FR"/>
         </w:rPr>
         <w:t xml:space="preserve">, </w:t>
       </w:r>
-      <w:hyperlink r:id="rId21">
-        <w:r>
-          <w:rPr>
-            <w:lang w:val="fr_FR" w:bidi="fr_FR"/>
-          </w:rPr>
-          <w:rPr>
-            <w:color w:val="0000EE"/>
-            <w:u w:val="single"/>
-          </w:rPr>
-          <w:t>6</w:t>
-        </w:r>
-      </w:hyperlink>
+      <w:r>
+        <w:rPr>
+          <w:lang w:val="fr_FR" w:bidi="fr_FR"/>
+        </w:rPr>
+        <w:t>6</w:t>
+      </w:r>
       <w:r>
         <w:rPr>
           <w:lang w:val="fr_FR" w:bidi="fr_FR"/>
         </w:rPr>
         <w:t xml:space="preserve">, </w:t>
       </w:r>
-      <w:hyperlink r:id="rId100">
-        <w:r>
-          <w:rPr>
-            <w:lang w:val="fr_FR" w:bidi="fr_FR"/>
-          </w:rPr>
-          <w:rPr>
-            <w:color w:val="0000EE"/>
-            <w:u w:val="single"/>
-          </w:rPr>
-          <w:t>8</w:t>
-        </w:r>
-      </w:hyperlink>
+      <w:r>
+        <w:rPr>
+          <w:lang w:val="fr_FR" w:bidi="fr_FR"/>
+        </w:rPr>
+        <w:t>8</w:t>
+      </w:r>
       <w:r>
         <w:rPr>
           <w:lang w:val="fr_FR" w:bidi="fr_FR"/>
         </w:rPr>
         <w:t>) et rendu ses efforts parmi eux vains (</w:t>
       </w:r>
-      <w:hyperlink r:id="rId101">
-        <w:r>
-          <w:rPr>
-            <w:lang w:val="fr_FR" w:bidi="fr_FR"/>
-          </w:rPr>
-          <w:rPr>
-            <w:color w:val="0000EE"/>
-            <w:u w:val="single"/>
-          </w:rPr>
-          <w:t xml:space="preserve">Ga 2.2 </w:t>
-        </w:r>
-      </w:hyperlink>
+      <w:r>
+        <w:rPr>
+          <w:lang w:val="fr_FR" w:bidi="fr_FR"/>
+        </w:rPr>
+        <w:t xml:space="preserve">Ga 2.2 </w:t>
+      </w:r>
       <w:r>
         <w:rPr>
           <w:lang w:val="fr_FR" w:bidi="fr_FR"/>
         </w:rPr>
         <w:t xml:space="preserve">; </w:t>
       </w:r>
-      <w:hyperlink r:id="rId102">
-        <w:r>
-          <w:rPr>
-            <w:lang w:val="fr_FR" w:bidi="fr_FR"/>
-          </w:rPr>
-          <w:rPr>
-            <w:color w:val="0000EE"/>
-            <w:u w:val="single"/>
-          </w:rPr>
-          <w:t>Ph 2.16</w:t>
-        </w:r>
-      </w:hyperlink>
+      <w:r>
+        <w:rPr>
+          <w:lang w:val="fr_FR" w:bidi="fr_FR"/>
+        </w:rPr>
+        <w:t>Ph 2.16</w:t>
+      </w:r>
       <w:r>
         <w:rPr>
           <w:lang w:val="fr_FR" w:bidi="fr_FR"/>
@@ -3628,108 +3016,72 @@
         </w:rPr>
         <w:t>Paul a écrit la première lettre aux Thessaloniciens depuis Corinthe juste après le retour de Timothée de Thessalonique (</w:t>
       </w:r>
-      <w:hyperlink r:id="rId88">
-        <w:r>
-          <w:rPr>
-            <w:lang w:val="fr_FR" w:bidi="fr_FR"/>
-          </w:rPr>
-          <w:rPr>
-            <w:color w:val="0000EE"/>
-            <w:u w:val="single"/>
-          </w:rPr>
-          <w:t>3.2</w:t>
-        </w:r>
-      </w:hyperlink>
+      <w:r>
+        <w:rPr>
+          <w:lang w:val="fr_FR" w:bidi="fr_FR"/>
+        </w:rPr>
+        <w:t>3.2</w:t>
+      </w:r>
       <w:r>
         <w:rPr>
           <w:lang w:val="fr_FR" w:bidi="fr_FR"/>
         </w:rPr>
         <w:t xml:space="preserve">, </w:t>
       </w:r>
-      <w:hyperlink r:id="rId89">
-        <w:r>
-          <w:rPr>
-            <w:lang w:val="fr_FR" w:bidi="fr_FR"/>
-          </w:rPr>
-          <w:rPr>
-            <w:color w:val="0000EE"/>
-            <w:u w:val="single"/>
-          </w:rPr>
-          <w:t>5</w:t>
-        </w:r>
-      </w:hyperlink>
+      <w:r>
+        <w:rPr>
+          <w:lang w:val="fr_FR" w:bidi="fr_FR"/>
+        </w:rPr>
+        <w:t>5</w:t>
+      </w:r>
       <w:r>
         <w:rPr>
           <w:lang w:val="fr_FR" w:bidi="fr_FR"/>
         </w:rPr>
         <w:t xml:space="preserve"> ; </w:t>
       </w:r>
-      <w:hyperlink r:id="rId103">
-        <w:r>
-          <w:rPr>
-            <w:lang w:val="fr_FR" w:bidi="fr_FR"/>
-          </w:rPr>
-          <w:rPr>
-            <w:color w:val="0000EE"/>
-            <w:u w:val="single"/>
-          </w:rPr>
-          <w:t>Ac 18.5</w:t>
-        </w:r>
-      </w:hyperlink>
+      <w:r>
+        <w:rPr>
+          <w:lang w:val="fr_FR" w:bidi="fr_FR"/>
+        </w:rPr>
+        <w:t>Ac 18.5</w:t>
+      </w:r>
       <w:r>
         <w:rPr>
           <w:lang w:val="fr_FR" w:bidi="fr_FR"/>
         </w:rPr>
         <w:t>). Le rapport de Timothée a apporté de bonnes nouvelles sur la foi, la charité, la persévérance (</w:t>
       </w:r>
-      <w:hyperlink r:id="rId100">
-        <w:r>
-          <w:rPr>
-            <w:lang w:val="fr_FR" w:bidi="fr_FR"/>
-          </w:rPr>
-          <w:rPr>
-            <w:color w:val="0000EE"/>
-            <w:u w:val="single"/>
-          </w:rPr>
-          <w:t>1Th 3.8</w:t>
-        </w:r>
-      </w:hyperlink>
+      <w:r>
+        <w:rPr>
+          <w:lang w:val="fr_FR" w:bidi="fr_FR"/>
+        </w:rPr>
+        <w:t>1Th 3.8</w:t>
+      </w:r>
       <w:r>
         <w:rPr>
           <w:lang w:val="fr_FR" w:bidi="fr_FR"/>
         </w:rPr>
         <w:t xml:space="preserve">) et l’espérance des Thessaloniciens (voir aussi </w:t>
       </w:r>
-      <w:hyperlink r:id="rId22">
-        <w:r>
-          <w:rPr>
-            <w:lang w:val="fr_FR" w:bidi="fr_FR"/>
-          </w:rPr>
-          <w:rPr>
-            <w:color w:val="0000EE"/>
-            <w:u w:val="single"/>
-          </w:rPr>
-          <w:t>5.8</w:t>
-        </w:r>
-      </w:hyperlink>
+      <w:r>
+        <w:rPr>
+          <w:lang w:val="fr_FR" w:bidi="fr_FR"/>
+        </w:rPr>
+        <w:t>5.8</w:t>
+      </w:r>
       <w:r>
         <w:rPr>
           <w:lang w:val="fr_FR" w:bidi="fr_FR"/>
         </w:rPr>
         <w:t xml:space="preserve"> ; </w:t>
       </w:r>
-      <w:hyperlink r:id="rId23">
-        <w:r>
-          <w:rPr>
-            <w:lang w:val="fr_FR" w:bidi="fr_FR"/>
-          </w:rPr>
-          <w:rPr>
-            <w:color w:val="0000EE"/>
-            <w:u w:val="single"/>
-          </w:rPr>
-          <w:t>2Th 1.3–4</w:t>
-        </w:r>
-      </w:hyperlink>
+      <w:r>
+        <w:rPr>
+          <w:lang w:val="fr_FR" w:bidi="fr_FR"/>
+        </w:rPr>
+        <w:t>2Th 1.3–4</w:t>
+      </w:r>
       <w:r>
         <w:rPr>
           <w:lang w:val="fr_FR" w:bidi="fr_FR"/>
@@ -3784,90 +3136,60 @@
         </w:rPr>
         <w:t>Paul était bouleversé par sa propre condition (</w:t>
       </w:r>
-      <w:hyperlink r:id="rId104">
-        <w:r>
-          <w:rPr>
-            <w:lang w:val="fr_FR" w:bidi="fr_FR"/>
-          </w:rPr>
-          <w:rPr>
-            <w:color w:val="0000EE"/>
-            <w:u w:val="single"/>
-          </w:rPr>
-          <w:t>3.7</w:t>
-        </w:r>
-      </w:hyperlink>
+      <w:r>
+        <w:rPr>
+          <w:lang w:val="fr_FR" w:bidi="fr_FR"/>
+        </w:rPr>
+        <w:t>3.7</w:t>
+      </w:r>
       <w:r>
         <w:rPr>
           <w:lang w:val="fr_FR" w:bidi="fr_FR"/>
         </w:rPr>
         <w:t>) et profondément préoccupé pour l’église (</w:t>
       </w:r>
-      <w:hyperlink r:id="rId92">
-        <w:r>
-          <w:rPr>
-            <w:lang w:val="fr_FR" w:bidi="fr_FR"/>
-          </w:rPr>
-          <w:rPr>
-            <w:color w:val="0000EE"/>
-            <w:u w:val="single"/>
-          </w:rPr>
-          <w:t>3.1</w:t>
-        </w:r>
-      </w:hyperlink>
+      <w:r>
+        <w:rPr>
+          <w:lang w:val="fr_FR" w:bidi="fr_FR"/>
+        </w:rPr>
+        <w:t>3.1</w:t>
+      </w:r>
       <w:r>
         <w:rPr>
           <w:lang w:val="fr_FR" w:bidi="fr_FR"/>
         </w:rPr>
         <w:t xml:space="preserve">, </w:t>
       </w:r>
-      <w:hyperlink r:id="rId89">
-        <w:r>
-          <w:rPr>
-            <w:lang w:val="fr_FR" w:bidi="fr_FR"/>
-          </w:rPr>
-          <w:rPr>
-            <w:color w:val="0000EE"/>
-            <w:u w:val="single"/>
-          </w:rPr>
-          <w:t>5</w:t>
-        </w:r>
-      </w:hyperlink>
+      <w:r>
+        <w:rPr>
+          <w:lang w:val="fr_FR" w:bidi="fr_FR"/>
+        </w:rPr>
+        <w:t>5</w:t>
+      </w:r>
       <w:r>
         <w:rPr>
           <w:lang w:val="fr_FR" w:bidi="fr_FR"/>
         </w:rPr>
         <w:t>). Il fut soulagé d’apprendre que les Thessaloniciens restaient forts et fidèles au Seigneur malgré leurs souffrances (</w:t>
       </w:r>
-      <w:hyperlink r:id="rId27">
-        <w:r>
-          <w:rPr>
-            <w:lang w:val="fr_FR" w:bidi="fr_FR"/>
-          </w:rPr>
-          <w:rPr>
-            <w:color w:val="0000EE"/>
-            <w:u w:val="single"/>
-          </w:rPr>
-          <w:t>2.14</w:t>
-        </w:r>
-      </w:hyperlink>
+      <w:r>
+        <w:rPr>
+          <w:lang w:val="fr_FR" w:bidi="fr_FR"/>
+        </w:rPr>
+        <w:t>2.14</w:t>
+      </w:r>
       <w:r>
         <w:rPr>
           <w:lang w:val="fr_FR" w:bidi="fr_FR"/>
         </w:rPr>
         <w:t xml:space="preserve"> ; </w:t>
       </w:r>
-      <w:hyperlink r:id="rId28">
-        <w:r>
-          <w:rPr>
-            <w:lang w:val="fr_FR" w:bidi="fr_FR"/>
-          </w:rPr>
-          <w:rPr>
-            <w:color w:val="0000EE"/>
-            <w:u w:val="single"/>
-          </w:rPr>
-          <w:t>3.3–4</w:t>
-        </w:r>
-      </w:hyperlink>
+      <w:r>
+        <w:rPr>
+          <w:lang w:val="fr_FR" w:bidi="fr_FR"/>
+        </w:rPr>
+        <w:t>3.3–4</w:t>
+      </w:r>
       <w:r>
         <w:rPr>
           <w:lang w:val="fr_FR" w:bidi="fr_FR"/>
@@ -3922,18 +3244,12 @@
         </w:rPr>
         <w:t>La prière de Paul pour un très proche retour à Thessalonique (</w:t>
       </w:r>
-      <w:hyperlink r:id="rId105">
-        <w:r>
-          <w:rPr>
-            <w:lang w:val="fr_FR" w:bidi="fr_FR"/>
-          </w:rPr>
-          <w:rPr>
-            <w:color w:val="0000EE"/>
-            <w:u w:val="single"/>
-          </w:rPr>
-          <w:t>3.10</w:t>
-        </w:r>
-      </w:hyperlink>
+      <w:r>
+        <w:rPr>
+          <w:lang w:val="fr_FR" w:bidi="fr_FR"/>
+        </w:rPr>
+        <w:t>3.10</w:t>
+      </w:r>
       <w:r>
         <w:rPr>
           <w:lang w:val="fr_FR" w:bidi="fr_FR"/>
@@ -3988,108 +3304,72 @@
         </w:rPr>
         <w:t>Une caractéristique de cette église était leur amour les uns pour les autres en tant que membres de la famille de Dieu (</w:t>
       </w:r>
-      <w:hyperlink r:id="rId106">
-        <w:r>
-          <w:rPr>
-            <w:lang w:val="fr_FR" w:bidi="fr_FR"/>
-          </w:rPr>
-          <w:rPr>
-            <w:color w:val="0000EE"/>
-            <w:u w:val="single"/>
-          </w:rPr>
-          <w:t>4.9</w:t>
-        </w:r>
-      </w:hyperlink>
+      <w:r>
+        <w:rPr>
+          <w:lang w:val="fr_FR" w:bidi="fr_FR"/>
+        </w:rPr>
+        <w:t>4.9</w:t>
+      </w:r>
       <w:r>
         <w:rPr>
           <w:lang w:val="fr_FR" w:bidi="fr_FR"/>
         </w:rPr>
         <w:t xml:space="preserve"> ; </w:t>
       </w:r>
-      <w:hyperlink r:id="rId23">
-        <w:r>
-          <w:rPr>
-            <w:lang w:val="fr_FR" w:bidi="fr_FR"/>
-          </w:rPr>
-          <w:rPr>
-            <w:color w:val="0000EE"/>
-            <w:u w:val="single"/>
-          </w:rPr>
-          <w:t>2Th 1.3–4</w:t>
-        </w:r>
-      </w:hyperlink>
+      <w:r>
+        <w:rPr>
+          <w:lang w:val="fr_FR" w:bidi="fr_FR"/>
+        </w:rPr>
+        <w:t>2Th 1.3–4</w:t>
+      </w:r>
       <w:r>
         <w:rPr>
           <w:lang w:val="fr_FR" w:bidi="fr_FR"/>
         </w:rPr>
         <w:t xml:space="preserve">). Paul prie pour que leur charité grandisse et déborde envers ceux en dehors de la communauté (cf. </w:t>
       </w:r>
-      <w:hyperlink r:id="rId107">
-        <w:r>
-          <w:rPr>
-            <w:lang w:val="fr_FR" w:bidi="fr_FR"/>
-          </w:rPr>
-          <w:rPr>
-            <w:color w:val="0000EE"/>
-            <w:u w:val="single"/>
-          </w:rPr>
-          <w:t>1Th 5.15</w:t>
-        </w:r>
-      </w:hyperlink>
+      <w:r>
+        <w:rPr>
+          <w:lang w:val="fr_FR" w:bidi="fr_FR"/>
+        </w:rPr>
+        <w:t>1Th 5.15</w:t>
+      </w:r>
       <w:r>
         <w:rPr>
           <w:lang w:val="fr_FR" w:bidi="fr_FR"/>
         </w:rPr>
         <w:t xml:space="preserve"> ; </w:t>
       </w:r>
-      <w:hyperlink r:id="rId108">
-        <w:r>
-          <w:rPr>
-            <w:lang w:val="fr_FR" w:bidi="fr_FR"/>
-          </w:rPr>
-          <w:rPr>
-            <w:color w:val="0000EE"/>
-            <w:u w:val="single"/>
-          </w:rPr>
-          <w:t>Ga 6.10</w:t>
-        </w:r>
-      </w:hyperlink>
+      <w:r>
+        <w:rPr>
+          <w:lang w:val="fr_FR" w:bidi="fr_FR"/>
+        </w:rPr>
+        <w:t>Ga 6.10</w:t>
+      </w:r>
       <w:r>
         <w:rPr>
           <w:lang w:val="fr_FR" w:bidi="fr_FR"/>
         </w:rPr>
         <w:t xml:space="preserve"> ; </w:t>
       </w:r>
-      <w:hyperlink r:id="rId109">
-        <w:r>
-          <w:rPr>
-            <w:lang w:val="fr_FR" w:bidi="fr_FR"/>
-          </w:rPr>
-          <w:rPr>
-            <w:color w:val="0000EE"/>
-            <w:u w:val="single"/>
-          </w:rPr>
-          <w:t>2 Tm 2.24</w:t>
-        </w:r>
-      </w:hyperlink>
+      <w:r>
+        <w:rPr>
+          <w:lang w:val="fr_FR" w:bidi="fr_FR"/>
+        </w:rPr>
+        <w:t>2 Tm 2.24</w:t>
+      </w:r>
       <w:r>
         <w:rPr>
           <w:lang w:val="fr_FR" w:bidi="fr_FR"/>
         </w:rPr>
         <w:t xml:space="preserve"> ; </w:t>
       </w:r>
-      <w:hyperlink r:id="rId110">
-        <w:r>
-          <w:rPr>
-            <w:lang w:val="fr_FR" w:bidi="fr_FR"/>
-          </w:rPr>
-          <w:rPr>
-            <w:color w:val="0000EE"/>
-            <w:u w:val="single"/>
-          </w:rPr>
-          <w:t>Tt 3.2</w:t>
-        </w:r>
-      </w:hyperlink>
+      <w:r>
+        <w:rPr>
+          <w:lang w:val="fr_FR" w:bidi="fr_FR"/>
+        </w:rPr>
+        <w:t>Tt 3.2</w:t>
+      </w:r>
       <w:r>
         <w:rPr>
           <w:lang w:val="fr_FR" w:bidi="fr_FR"/>
@@ -4144,72 +3424,48 @@
         </w:rPr>
         <w:t>À la fin de cette prière (</w:t>
       </w:r>
-      <w:hyperlink r:id="rId111">
-        <w:r>
-          <w:rPr>
-            <w:lang w:val="fr_FR" w:bidi="fr_FR"/>
-          </w:rPr>
-          <w:rPr>
-            <w:color w:val="0000EE"/>
-            <w:u w:val="single"/>
-          </w:rPr>
-          <w:t>3.11–13</w:t>
-        </w:r>
-      </w:hyperlink>
+      <w:r>
+        <w:rPr>
+          <w:lang w:val="fr_FR" w:bidi="fr_FR"/>
+        </w:rPr>
+        <w:t>3.11–13</w:t>
+      </w:r>
       <w:r>
         <w:rPr>
           <w:lang w:val="fr_FR" w:bidi="fr_FR"/>
         </w:rPr>
         <w:t>), Paul prie pour que leurs cœurs—leur conduite et leur détermination morale (</w:t>
       </w:r>
-      <w:hyperlink r:id="rId112">
-        <w:r>
-          <w:rPr>
-            <w:lang w:val="fr_FR" w:bidi="fr_FR"/>
-          </w:rPr>
-          <w:rPr>
-            <w:color w:val="0000EE"/>
-            <w:u w:val="single"/>
-          </w:rPr>
-          <w:t>Mt 5.8</w:t>
-        </w:r>
-      </w:hyperlink>
+      <w:r>
+        <w:rPr>
+          <w:lang w:val="fr_FR" w:bidi="fr_FR"/>
+        </w:rPr>
+        <w:t>Mt 5.8</w:t>
+      </w:r>
       <w:r>
         <w:rPr>
           <w:lang w:val="fr_FR" w:bidi="fr_FR"/>
         </w:rPr>
         <w:t xml:space="preserve"> ; </w:t>
       </w:r>
-      <w:hyperlink r:id="rId113">
-        <w:r>
-          <w:rPr>
-            <w:lang w:val="fr_FR" w:bidi="fr_FR"/>
-          </w:rPr>
-          <w:rPr>
-            <w:color w:val="0000EE"/>
-            <w:u w:val="single"/>
-          </w:rPr>
-          <w:t>Ac 15.9</w:t>
-        </w:r>
-      </w:hyperlink>
+      <w:r>
+        <w:rPr>
+          <w:lang w:val="fr_FR" w:bidi="fr_FR"/>
+        </w:rPr>
+        <w:t>Ac 15.9</w:t>
+      </w:r>
       <w:r>
         <w:rPr>
           <w:lang w:val="fr_FR" w:bidi="fr_FR"/>
         </w:rPr>
         <w:t xml:space="preserve"> ; </w:t>
       </w:r>
-      <w:hyperlink r:id="rId114">
-        <w:r>
-          <w:rPr>
-            <w:lang w:val="fr_FR" w:bidi="fr_FR"/>
-          </w:rPr>
-          <w:rPr>
-            <w:color w:val="0000EE"/>
-            <w:u w:val="single"/>
-          </w:rPr>
-          <w:t>Hé 10.22</w:t>
-        </w:r>
-      </w:hyperlink>
+      <w:r>
+        <w:rPr>
+          <w:lang w:val="fr_FR" w:bidi="fr_FR"/>
+        </w:rPr>
+        <w:t>Hé 10.22</w:t>
+      </w:r>
       <w:r>
         <w:rPr>
           <w:lang w:val="fr_FR" w:bidi="fr_FR"/>
@@ -4228,162 +3484,108 @@
         </w:rPr>
         <w:t xml:space="preserve"> cette proposition renvoie peut-être aux anges (</w:t>
       </w:r>
-      <w:hyperlink r:id="rId115">
-        <w:r>
-          <w:rPr>
-            <w:lang w:val="fr_FR" w:bidi="fr_FR"/>
-          </w:rPr>
-          <w:rPr>
-            <w:color w:val="0000EE"/>
-            <w:u w:val="single"/>
-          </w:rPr>
-          <w:t>Dt 33.2</w:t>
-        </w:r>
-      </w:hyperlink>
+      <w:r>
+        <w:rPr>
+          <w:lang w:val="fr_FR" w:bidi="fr_FR"/>
+        </w:rPr>
+        <w:t>Dt 33.2</w:t>
+      </w:r>
       <w:r>
         <w:rPr>
           <w:lang w:val="fr_FR" w:bidi="fr_FR"/>
         </w:rPr>
         <w:t xml:space="preserve"> ; </w:t>
       </w:r>
-      <w:hyperlink r:id="rId116">
-        <w:r>
-          <w:rPr>
-            <w:lang w:val="fr_FR" w:bidi="fr_FR"/>
-          </w:rPr>
-          <w:rPr>
-            <w:color w:val="0000EE"/>
-            <w:u w:val="single"/>
-          </w:rPr>
-          <w:t>Ps 89.5</w:t>
-        </w:r>
-      </w:hyperlink>
+      <w:r>
+        <w:rPr>
+          <w:lang w:val="fr_FR" w:bidi="fr_FR"/>
+        </w:rPr>
+        <w:t>Ps 89.5</w:t>
+      </w:r>
       <w:r>
         <w:rPr>
           <w:lang w:val="fr_FR" w:bidi="fr_FR"/>
         </w:rPr>
         <w:t xml:space="preserve">, </w:t>
       </w:r>
-      <w:hyperlink r:id="rId117">
-        <w:r>
-          <w:rPr>
-            <w:lang w:val="fr_FR" w:bidi="fr_FR"/>
-          </w:rPr>
-          <w:rPr>
-            <w:color w:val="0000EE"/>
-            <w:u w:val="single"/>
-          </w:rPr>
-          <w:t xml:space="preserve">7 </w:t>
-        </w:r>
-      </w:hyperlink>
+      <w:r>
+        <w:rPr>
+          <w:lang w:val="fr_FR" w:bidi="fr_FR"/>
+        </w:rPr>
+        <w:t xml:space="preserve">7 </w:t>
+      </w:r>
       <w:r>
         <w:rPr>
           <w:lang w:val="fr_FR" w:bidi="fr_FR"/>
         </w:rPr>
         <w:t xml:space="preserve">; </w:t>
       </w:r>
-      <w:hyperlink r:id="rId118">
-        <w:r>
-          <w:rPr>
-            <w:lang w:val="fr_FR" w:bidi="fr_FR"/>
-          </w:rPr>
-          <w:rPr>
-            <w:color w:val="0000EE"/>
-            <w:u w:val="single"/>
-          </w:rPr>
-          <w:t>Dn 4.13</w:t>
-        </w:r>
-      </w:hyperlink>
+      <w:r>
+        <w:rPr>
+          <w:lang w:val="fr_FR" w:bidi="fr_FR"/>
+        </w:rPr>
+        <w:t>Dn 4.13</w:t>
+      </w:r>
       <w:r>
         <w:rPr>
           <w:lang w:val="fr_FR" w:bidi="fr_FR"/>
         </w:rPr>
         <w:t xml:space="preserve"> ; </w:t>
       </w:r>
-      <w:hyperlink r:id="rId119">
-        <w:r>
-          <w:rPr>
-            <w:lang w:val="fr_FR" w:bidi="fr_FR"/>
-          </w:rPr>
-          <w:rPr>
-            <w:color w:val="0000EE"/>
-            <w:u w:val="single"/>
-          </w:rPr>
-          <w:t>8.13</w:t>
-        </w:r>
-      </w:hyperlink>
+      <w:r>
+        <w:rPr>
+          <w:lang w:val="fr_FR" w:bidi="fr_FR"/>
+        </w:rPr>
+        <w:t>8.13</w:t>
+      </w:r>
       <w:r>
         <w:rPr>
           <w:lang w:val="fr_FR" w:bidi="fr_FR"/>
         </w:rPr>
         <w:t xml:space="preserve"> ; </w:t>
       </w:r>
-      <w:hyperlink r:id="rId120">
-        <w:r>
-          <w:rPr>
-            <w:lang w:val="fr_FR" w:bidi="fr_FR"/>
-          </w:rPr>
-          <w:rPr>
-            <w:color w:val="0000EE"/>
-            <w:u w:val="single"/>
-          </w:rPr>
-          <w:t>Mt 13.41</w:t>
-        </w:r>
-      </w:hyperlink>
+      <w:r>
+        <w:rPr>
+          <w:lang w:val="fr_FR" w:bidi="fr_FR"/>
+        </w:rPr>
+        <w:t>Mt 13.41</w:t>
+      </w:r>
       <w:r>
         <w:rPr>
           <w:lang w:val="fr_FR" w:bidi="fr_FR"/>
         </w:rPr>
         <w:t xml:space="preserve"> ; </w:t>
       </w:r>
-      <w:hyperlink r:id="rId121">
-        <w:r>
-          <w:rPr>
-            <w:lang w:val="fr_FR" w:bidi="fr_FR"/>
-          </w:rPr>
-          <w:rPr>
-            <w:color w:val="0000EE"/>
-            <w:u w:val="single"/>
-          </w:rPr>
-          <w:t>Mc 8.38</w:t>
-        </w:r>
-      </w:hyperlink>
+      <w:r>
+        <w:rPr>
+          <w:lang w:val="fr_FR" w:bidi="fr_FR"/>
+        </w:rPr>
+        <w:t>Mc 8.38</w:t>
+      </w:r>
       <w:r>
         <w:rPr>
           <w:lang w:val="fr_FR" w:bidi="fr_FR"/>
         </w:rPr>
         <w:t xml:space="preserve"> ; </w:t>
       </w:r>
-      <w:hyperlink r:id="rId122">
-        <w:r>
-          <w:rPr>
-            <w:lang w:val="fr_FR" w:bidi="fr_FR"/>
-          </w:rPr>
-          <w:rPr>
-            <w:color w:val="0000EE"/>
-            <w:u w:val="single"/>
-          </w:rPr>
-          <w:t>13.26–27</w:t>
-        </w:r>
-      </w:hyperlink>
+      <w:r>
+        <w:rPr>
+          <w:lang w:val="fr_FR" w:bidi="fr_FR"/>
+        </w:rPr>
+        <w:t>13.26–27</w:t>
+      </w:r>
       <w:r>
         <w:rPr>
           <w:lang w:val="fr_FR" w:bidi="fr_FR"/>
         </w:rPr>
         <w:t xml:space="preserve"> ; </w:t>
       </w:r>
-      <w:hyperlink r:id="rId123">
-        <w:r>
-          <w:rPr>
-            <w:lang w:val="fr_FR" w:bidi="fr_FR"/>
-          </w:rPr>
-          <w:rPr>
-            <w:color w:val="0000EE"/>
-            <w:u w:val="single"/>
-          </w:rPr>
-          <w:t>2Th 1.7</w:t>
-        </w:r>
-      </w:hyperlink>
+      <w:r>
+        <w:rPr>
+          <w:lang w:val="fr_FR" w:bidi="fr_FR"/>
+        </w:rPr>
+        <w:t>2Th 1.7</w:t>
+      </w:r>
       <w:r>
         <w:rPr>
           <w:lang w:val="fr_FR" w:bidi="fr_FR"/>
@@ -4438,90 +3640,60 @@
         </w:rPr>
         <w:t>nous vous prions et nous vous conjurons : L’exhortation de Paul au nom du Seigneur Jésus souligne l’autorité de son enseignement. • Vous savez, en effet, quels préceptes : Les lettres antiques incluaient souvent des rappels de ce que les destinataires savaient déjà. Paul rappelle aux Thessaloniciens des sujets qui nécessitent leur obéissance (</w:t>
       </w:r>
-      <w:hyperlink r:id="rId124">
-        <w:r>
-          <w:rPr>
-            <w:lang w:val="fr_FR" w:bidi="fr_FR"/>
-          </w:rPr>
-          <w:rPr>
-            <w:color w:val="0000EE"/>
-            <w:u w:val="single"/>
-          </w:rPr>
-          <w:t>4.11</w:t>
-        </w:r>
-      </w:hyperlink>
+      <w:r>
+        <w:rPr>
+          <w:lang w:val="fr_FR" w:bidi="fr_FR"/>
+        </w:rPr>
+        <w:t>4.11</w:t>
+      </w:r>
       <w:r>
         <w:rPr>
           <w:lang w:val="fr_FR" w:bidi="fr_FR"/>
         </w:rPr>
         <w:t xml:space="preserve"> ; </w:t>
       </w:r>
-      <w:hyperlink r:id="rId125">
-        <w:r>
-          <w:rPr>
-            <w:lang w:val="fr_FR" w:bidi="fr_FR"/>
-          </w:rPr>
-          <w:rPr>
-            <w:color w:val="0000EE"/>
-            <w:u w:val="single"/>
-          </w:rPr>
-          <w:t>2Th 3.4</w:t>
-        </w:r>
-      </w:hyperlink>
+      <w:r>
+        <w:rPr>
+          <w:lang w:val="fr_FR" w:bidi="fr_FR"/>
+        </w:rPr>
+        <w:t>2Th 3.4</w:t>
+      </w:r>
       <w:r>
         <w:rPr>
           <w:lang w:val="fr_FR" w:bidi="fr_FR"/>
         </w:rPr>
         <w:t xml:space="preserve">, </w:t>
       </w:r>
-      <w:hyperlink r:id="rId126">
-        <w:r>
-          <w:rPr>
-            <w:lang w:val="fr_FR" w:bidi="fr_FR"/>
-          </w:rPr>
-          <w:rPr>
-            <w:color w:val="0000EE"/>
-            <w:u w:val="single"/>
-          </w:rPr>
-          <w:t>6</w:t>
-        </w:r>
-      </w:hyperlink>
+      <w:r>
+        <w:rPr>
+          <w:lang w:val="fr_FR" w:bidi="fr_FR"/>
+        </w:rPr>
+        <w:t>6</w:t>
+      </w:r>
       <w:r>
         <w:rPr>
           <w:lang w:val="fr_FR" w:bidi="fr_FR"/>
         </w:rPr>
         <w:t xml:space="preserve">, </w:t>
       </w:r>
-      <w:hyperlink r:id="rId127">
-        <w:r>
-          <w:rPr>
-            <w:lang w:val="fr_FR" w:bidi="fr_FR"/>
-          </w:rPr>
-          <w:rPr>
-            <w:color w:val="0000EE"/>
-            <w:u w:val="single"/>
-          </w:rPr>
-          <w:t>10</w:t>
-        </w:r>
-      </w:hyperlink>
+      <w:r>
+        <w:rPr>
+          <w:lang w:val="fr_FR" w:bidi="fr_FR"/>
+        </w:rPr>
+        <w:t>10</w:t>
+      </w:r>
       <w:r>
         <w:rPr>
           <w:lang w:val="fr_FR" w:bidi="fr_FR"/>
         </w:rPr>
         <w:t xml:space="preserve">, </w:t>
       </w:r>
-      <w:hyperlink r:id="rId128">
-        <w:r>
-          <w:rPr>
-            <w:lang w:val="fr_FR" w:bidi="fr_FR"/>
-          </w:rPr>
-          <w:rPr>
-            <w:color w:val="0000EE"/>
-            <w:u w:val="single"/>
-          </w:rPr>
-          <w:t>12</w:t>
-        </w:r>
-      </w:hyperlink>
+      <w:r>
+        <w:rPr>
+          <w:lang w:val="fr_FR" w:bidi="fr_FR"/>
+        </w:rPr>
+        <w:t>12</w:t>
+      </w:r>
       <w:r>
         <w:rPr>
           <w:lang w:val="fr_FR" w:bidi="fr_FR"/>
@@ -4576,126 +3748,84 @@
         </w:rPr>
         <w:t>La deuxième partie du corps de la lettre porte sur des nouvelles de Timothée concernant l’église et des questions que les croyants avaient. Paul aborde le problème de l’immoralité sexuelle (</w:t>
       </w:r>
-      <w:hyperlink r:id="rId129">
-        <w:r>
-          <w:rPr>
-            <w:lang w:val="fr_FR" w:bidi="fr_FR"/>
-          </w:rPr>
-          <w:rPr>
-            <w:color w:val="0000EE"/>
-            <w:u w:val="single"/>
-          </w:rPr>
-          <w:t>4.3–8</w:t>
-        </w:r>
-      </w:hyperlink>
+      <w:r>
+        <w:rPr>
+          <w:lang w:val="fr_FR" w:bidi="fr_FR"/>
+        </w:rPr>
+        <w:t>4.3–8</w:t>
+      </w:r>
       <w:r>
         <w:rPr>
           <w:lang w:val="fr_FR" w:bidi="fr_FR"/>
         </w:rPr>
         <w:t>) avant de répondre aux questions des Thessaloniciens sur l’amour pour les autres chrétiens (</w:t>
       </w:r>
-      <w:hyperlink r:id="rId130">
-        <w:r>
-          <w:rPr>
-            <w:lang w:val="fr_FR" w:bidi="fr_FR"/>
-          </w:rPr>
-          <w:rPr>
-            <w:color w:val="0000EE"/>
-            <w:u w:val="single"/>
-          </w:rPr>
-          <w:t>4.9–12</w:t>
-        </w:r>
-      </w:hyperlink>
+      <w:r>
+        <w:rPr>
+          <w:lang w:val="fr_FR" w:bidi="fr_FR"/>
+        </w:rPr>
+        <w:t>4.9–12</w:t>
+      </w:r>
       <w:r>
         <w:rPr>
           <w:lang w:val="fr_FR" w:bidi="fr_FR"/>
         </w:rPr>
         <w:t>), le destin des croyants décédés (</w:t>
       </w:r>
-      <w:hyperlink r:id="rId131">
-        <w:r>
-          <w:rPr>
-            <w:lang w:val="fr_FR" w:bidi="fr_FR"/>
-          </w:rPr>
-          <w:rPr>
-            <w:color w:val="0000EE"/>
-            <w:u w:val="single"/>
-          </w:rPr>
-          <w:t>4.13–18</w:t>
-        </w:r>
-      </w:hyperlink>
+      <w:r>
+        <w:rPr>
+          <w:lang w:val="fr_FR" w:bidi="fr_FR"/>
+        </w:rPr>
+        <w:t>4.13–18</w:t>
+      </w:r>
       <w:r>
         <w:rPr>
           <w:lang w:val="fr_FR" w:bidi="fr_FR"/>
         </w:rPr>
         <w:t>), et le moment du jour du Seigneur (</w:t>
       </w:r>
-      <w:hyperlink r:id="rId132">
-        <w:r>
-          <w:rPr>
-            <w:lang w:val="fr_FR" w:bidi="fr_FR"/>
-          </w:rPr>
-          <w:rPr>
-            <w:color w:val="0000EE"/>
-            <w:u w:val="single"/>
-          </w:rPr>
-          <w:t>5.1–11</w:t>
-        </w:r>
-      </w:hyperlink>
+      <w:r>
+        <w:rPr>
+          <w:lang w:val="fr_FR" w:bidi="fr_FR"/>
+        </w:rPr>
+        <w:t>5.1–11</w:t>
+      </w:r>
       <w:r>
         <w:rPr>
           <w:lang w:val="fr_FR" w:bidi="fr_FR"/>
         </w:rPr>
         <w:t>). Paul donne plusieurs sermons sur des sujets tels que le commandement et la communion fraternelle (</w:t>
       </w:r>
-      <w:hyperlink r:id="rId133">
-        <w:r>
-          <w:rPr>
-            <w:lang w:val="fr_FR" w:bidi="fr_FR"/>
-          </w:rPr>
-          <w:rPr>
-            <w:color w:val="0000EE"/>
-            <w:u w:val="single"/>
-          </w:rPr>
-          <w:t>5.12–15</w:t>
-        </w:r>
-      </w:hyperlink>
+      <w:r>
+        <w:rPr>
+          <w:lang w:val="fr_FR" w:bidi="fr_FR"/>
+        </w:rPr>
+        <w:t>5.12–15</w:t>
+      </w:r>
       <w:r>
         <w:rPr>
           <w:lang w:val="fr_FR" w:bidi="fr_FR"/>
         </w:rPr>
         <w:t>), la relation avec le Seigneur (</w:t>
       </w:r>
-      <w:hyperlink r:id="rId134">
-        <w:r>
-          <w:rPr>
-            <w:lang w:val="fr_FR" w:bidi="fr_FR"/>
-          </w:rPr>
-          <w:rPr>
-            <w:color w:val="0000EE"/>
-            <w:u w:val="single"/>
-          </w:rPr>
-          <w:t>5.16–18</w:t>
-        </w:r>
-      </w:hyperlink>
+      <w:r>
+        <w:rPr>
+          <w:lang w:val="fr_FR" w:bidi="fr_FR"/>
+        </w:rPr>
+        <w:t>5.16–18</w:t>
+      </w:r>
       <w:r>
         <w:rPr>
           <w:lang w:val="fr_FR" w:bidi="fr_FR"/>
         </w:rPr>
         <w:t>), et la prophétie (</w:t>
       </w:r>
-      <w:hyperlink r:id="rId135">
-        <w:r>
-          <w:rPr>
-            <w:lang w:val="fr_FR" w:bidi="fr_FR"/>
-          </w:rPr>
-          <w:rPr>
-            <w:color w:val="0000EE"/>
-            <w:u w:val="single"/>
-          </w:rPr>
-          <w:t>5.19–22</w:t>
-        </w:r>
-      </w:hyperlink>
+      <w:r>
+        <w:rPr>
+          <w:lang w:val="fr_FR" w:bidi="fr_FR"/>
+        </w:rPr>
+        <w:t>5.19–22</w:t>
+      </w:r>
       <w:r>
         <w:rPr>
           <w:lang w:val="fr_FR" w:bidi="fr_FR"/>
@@ -4756,126 +3886,84 @@
         </w:rPr>
         <w:t>: Le fondement de l’éthique chrétienne n’est pas une spéculation philosophique sur la vertu, mais de faire la volonté de Dieu (</w:t>
       </w:r>
-      <w:hyperlink r:id="rId136">
-        <w:r>
-          <w:rPr>
-            <w:lang w:val="fr_FR" w:bidi="fr_FR"/>
-          </w:rPr>
-          <w:rPr>
-            <w:color w:val="0000EE"/>
-            <w:u w:val="single"/>
-          </w:rPr>
-          <w:t>Rm 12.1–2</w:t>
-        </w:r>
-      </w:hyperlink>
+      <w:r>
+        <w:rPr>
+          <w:lang w:val="fr_FR" w:bidi="fr_FR"/>
+        </w:rPr>
+        <w:t>Rm 12.1–2</w:t>
+      </w:r>
       <w:r>
         <w:rPr>
           <w:lang w:val="fr_FR" w:bidi="fr_FR"/>
         </w:rPr>
         <w:t xml:space="preserve"> ; </w:t>
       </w:r>
-      <w:hyperlink r:id="rId137">
-        <w:r>
-          <w:rPr>
-            <w:lang w:val="fr_FR" w:bidi="fr_FR"/>
-          </w:rPr>
-          <w:rPr>
-            <w:color w:val="0000EE"/>
-            <w:u w:val="single"/>
-          </w:rPr>
-          <w:t>Ep 6.6</w:t>
-        </w:r>
-      </w:hyperlink>
+      <w:r>
+        <w:rPr>
+          <w:lang w:val="fr_FR" w:bidi="fr_FR"/>
+        </w:rPr>
+        <w:t>Ep 6.6</w:t>
+      </w:r>
       <w:r>
         <w:rPr>
           <w:lang w:val="fr_FR" w:bidi="fr_FR"/>
         </w:rPr>
         <w:t xml:space="preserve"> ; </w:t>
       </w:r>
-      <w:hyperlink r:id="rId138">
-        <w:r>
-          <w:rPr>
-            <w:lang w:val="fr_FR" w:bidi="fr_FR"/>
-          </w:rPr>
-          <w:rPr>
-            <w:color w:val="0000EE"/>
-            <w:u w:val="single"/>
-          </w:rPr>
-          <w:t>Hé 10.36</w:t>
-        </w:r>
-      </w:hyperlink>
+      <w:r>
+        <w:rPr>
+          <w:lang w:val="fr_FR" w:bidi="fr_FR"/>
+        </w:rPr>
+        <w:t>Hé 10.36</w:t>
+      </w:r>
       <w:r>
         <w:rPr>
           <w:lang w:val="fr_FR" w:bidi="fr_FR"/>
         </w:rPr>
         <w:t xml:space="preserve"> ; </w:t>
       </w:r>
-      <w:hyperlink r:id="rId139">
-        <w:r>
-          <w:rPr>
-            <w:lang w:val="fr_FR" w:bidi="fr_FR"/>
-          </w:rPr>
-          <w:rPr>
-            <w:color w:val="0000EE"/>
-            <w:u w:val="single"/>
-          </w:rPr>
-          <w:t>13.20–21</w:t>
-        </w:r>
-      </w:hyperlink>
+      <w:r>
+        <w:rPr>
+          <w:lang w:val="fr_FR" w:bidi="fr_FR"/>
+        </w:rPr>
+        <w:t>13.20–21</w:t>
+      </w:r>
       <w:r>
         <w:rPr>
           <w:lang w:val="fr_FR" w:bidi="fr_FR"/>
         </w:rPr>
         <w:t>). La sainteté (</w:t>
       </w:r>
-      <w:hyperlink r:id="rId140">
-        <w:r>
-          <w:rPr>
-            <w:lang w:val="fr_FR" w:bidi="fr_FR"/>
-          </w:rPr>
-          <w:rPr>
-            <w:color w:val="0000EE"/>
-            <w:u w:val="single"/>
-          </w:rPr>
-          <w:t>1Th 4.4</w:t>
-        </w:r>
-      </w:hyperlink>
+      <w:r>
+        <w:rPr>
+          <w:lang w:val="fr_FR" w:bidi="fr_FR"/>
+        </w:rPr>
+        <w:t>1Th 4.4</w:t>
+      </w:r>
       <w:r>
         <w:rPr>
           <w:lang w:val="fr_FR" w:bidi="fr_FR"/>
         </w:rPr>
         <w:t xml:space="preserve">, </w:t>
       </w:r>
-      <w:hyperlink r:id="rId61">
-        <w:r>
-          <w:rPr>
-            <w:lang w:val="fr_FR" w:bidi="fr_FR"/>
-          </w:rPr>
-          <w:rPr>
-            <w:color w:val="0000EE"/>
-            <w:u w:val="single"/>
-          </w:rPr>
-          <w:t>7</w:t>
-        </w:r>
-      </w:hyperlink>
+      <w:r>
+        <w:rPr>
+          <w:lang w:val="fr_FR" w:bidi="fr_FR"/>
+        </w:rPr>
+        <w:t>7</w:t>
+      </w:r>
       <w:r>
         <w:rPr>
           <w:lang w:val="fr_FR" w:bidi="fr_FR"/>
         </w:rPr>
         <w:t>) implique toute la vie d’une personne (</w:t>
       </w:r>
-      <w:hyperlink r:id="rId141">
-        <w:r>
-          <w:rPr>
-            <w:lang w:val="fr_FR" w:bidi="fr_FR"/>
-          </w:rPr>
-          <w:rPr>
-            <w:color w:val="0000EE"/>
-            <w:u w:val="single"/>
-          </w:rPr>
-          <w:t>5.23</w:t>
-        </w:r>
-      </w:hyperlink>
+      <w:r>
+        <w:rPr>
+          <w:lang w:val="fr_FR" w:bidi="fr_FR"/>
+        </w:rPr>
+        <w:t>5.23</w:t>
+      </w:r>
       <w:r>
         <w:rPr>
           <w:lang w:val="fr_FR" w:bidi="fr_FR"/>
@@ -4943,72 +4031,48 @@
         </w:rPr>
         <w:t>sache posséder son corps : La maîtrise de soi entraîne la reconnaissance des autres (</w:t>
       </w:r>
-      <w:hyperlink r:id="rId142">
-        <w:r>
-          <w:rPr>
-            <w:lang w:val="fr_FR" w:bidi="fr_FR"/>
-          </w:rPr>
-          <w:rPr>
-            <w:color w:val="0000EE"/>
-            <w:u w:val="single"/>
-          </w:rPr>
-          <w:t>Rm 12.10</w:t>
-        </w:r>
-      </w:hyperlink>
+      <w:r>
+        <w:rPr>
+          <w:lang w:val="fr_FR" w:bidi="fr_FR"/>
+        </w:rPr>
+        <w:t>Rm 12.10</w:t>
+      </w:r>
       <w:r>
         <w:rPr>
           <w:lang w:val="fr_FR" w:bidi="fr_FR"/>
         </w:rPr>
         <w:t>) et de Dieu (</w:t>
       </w:r>
-      <w:hyperlink r:id="rId143">
-        <w:r>
-          <w:rPr>
-            <w:lang w:val="fr_FR" w:bidi="fr_FR"/>
-          </w:rPr>
-          <w:rPr>
-            <w:color w:val="0000EE"/>
-            <w:u w:val="single"/>
-          </w:rPr>
-          <w:t xml:space="preserve">Rm 2.7 </w:t>
-        </w:r>
-      </w:hyperlink>
+      <w:r>
+        <w:rPr>
+          <w:lang w:val="fr_FR" w:bidi="fr_FR"/>
+        </w:rPr>
+        <w:t xml:space="preserve">Rm 2.7 </w:t>
+      </w:r>
       <w:r>
         <w:rPr>
           <w:lang w:val="fr_FR" w:bidi="fr_FR"/>
         </w:rPr>
         <w:t xml:space="preserve">; </w:t>
       </w:r>
-      <w:hyperlink r:id="rId144">
-        <w:r>
-          <w:rPr>
-            <w:lang w:val="fr_FR" w:bidi="fr_FR"/>
-          </w:rPr>
-          <w:rPr>
-            <w:color w:val="0000EE"/>
-            <w:u w:val="single"/>
-          </w:rPr>
-          <w:t>1P 5.4</w:t>
-        </w:r>
-      </w:hyperlink>
+      <w:r>
+        <w:rPr>
+          <w:lang w:val="fr_FR" w:bidi="fr_FR"/>
+        </w:rPr>
+        <w:t>1P 5.4</w:t>
+      </w:r>
       <w:r>
         <w:rPr>
           <w:lang w:val="fr_FR" w:bidi="fr_FR"/>
         </w:rPr>
         <w:t xml:space="preserve">, </w:t>
       </w:r>
-      <w:hyperlink r:id="rId145">
-        <w:r>
-          <w:rPr>
-            <w:lang w:val="fr_FR" w:bidi="fr_FR"/>
-          </w:rPr>
-          <w:rPr>
-            <w:color w:val="0000EE"/>
-            <w:u w:val="single"/>
-          </w:rPr>
-          <w:t>6</w:t>
-        </w:r>
-      </w:hyperlink>
+      <w:r>
+        <w:rPr>
+          <w:lang w:val="fr_FR" w:bidi="fr_FR"/>
+        </w:rPr>
+        <w:t>6</w:t>
+      </w:r>
       <w:r>
         <w:rPr>
           <w:lang w:val="fr_FR" w:bidi="fr_FR"/>
@@ -5063,90 +4127,60 @@
         </w:rPr>
         <w:t>L’ignorance volontaire de Dieu et de ses voies est la racine de l’impureté morale (</w:t>
       </w:r>
-      <w:hyperlink r:id="rId146">
-        <w:r>
-          <w:rPr>
-            <w:lang w:val="fr_FR" w:bidi="fr_FR"/>
-          </w:rPr>
-          <w:rPr>
-            <w:color w:val="0000EE"/>
-            <w:u w:val="single"/>
-          </w:rPr>
-          <w:t>Rm 1.18–32</w:t>
-        </w:r>
-      </w:hyperlink>
+      <w:r>
+        <w:rPr>
+          <w:lang w:val="fr_FR" w:bidi="fr_FR"/>
+        </w:rPr>
+        <w:t>Rm 1.18–32</w:t>
+      </w:r>
       <w:r>
         <w:rPr>
           <w:lang w:val="fr_FR" w:bidi="fr_FR"/>
         </w:rPr>
         <w:t xml:space="preserve"> ; </w:t>
       </w:r>
-      <w:hyperlink r:id="rId147">
-        <w:r>
-          <w:rPr>
-            <w:lang w:val="fr_FR" w:bidi="fr_FR"/>
-          </w:rPr>
-          <w:rPr>
-            <w:color w:val="0000EE"/>
-            <w:u w:val="single"/>
-          </w:rPr>
-          <w:t>Ep 4.17–18</w:t>
-        </w:r>
-      </w:hyperlink>
+      <w:r>
+        <w:rPr>
+          <w:lang w:val="fr_FR" w:bidi="fr_FR"/>
+        </w:rPr>
+        <w:t>Ep 4.17–18</w:t>
+      </w:r>
       <w:r>
         <w:rPr>
           <w:lang w:val="fr_FR" w:bidi="fr_FR"/>
         </w:rPr>
         <w:t>). • convoitise passionnée : L’immoralité sexuelle était souvent tolérée dans le monde méditerranéen. La prostitution était autorisée, mais pas les relations sexuelles avec la femme d’un autre homme. Les coutumes matrimoniales romaines interdisaient les relations extraconjugales aux femmes, mais pas aux hommes. En revanche, les auteurs juifs et chrétiens interdisaient toute relation sexuelle en dehors du mariage (</w:t>
       </w:r>
-      <w:hyperlink r:id="rId148">
-        <w:r>
-          <w:rPr>
-            <w:lang w:val="fr_FR" w:bidi="fr_FR"/>
-          </w:rPr>
-          <w:rPr>
-            <w:color w:val="0000EE"/>
-            <w:u w:val="single"/>
-          </w:rPr>
-          <w:t>Ac 15.20</w:t>
-        </w:r>
-      </w:hyperlink>
+      <w:r>
+        <w:rPr>
+          <w:lang w:val="fr_FR" w:bidi="fr_FR"/>
+        </w:rPr>
+        <w:t>Ac 15.20</w:t>
+      </w:r>
       <w:r>
         <w:rPr>
           <w:lang w:val="fr_FR" w:bidi="fr_FR"/>
         </w:rPr>
         <w:t xml:space="preserve"> ; </w:t>
       </w:r>
-      <w:hyperlink r:id="rId149">
-        <w:r>
-          <w:rPr>
-            <w:lang w:val="fr_FR" w:bidi="fr_FR"/>
-          </w:rPr>
-          <w:rPr>
-            <w:color w:val="0000EE"/>
-            <w:u w:val="single"/>
-          </w:rPr>
-          <w:t>1Co 6.12–20</w:t>
-        </w:r>
-      </w:hyperlink>
+      <w:r>
+        <w:rPr>
+          <w:lang w:val="fr_FR" w:bidi="fr_FR"/>
+        </w:rPr>
+        <w:t>1Co 6.12–20</w:t>
+      </w:r>
       <w:r>
         <w:rPr>
           <w:lang w:val="fr_FR" w:bidi="fr_FR"/>
         </w:rPr>
         <w:t xml:space="preserve"> ; </w:t>
       </w:r>
-      <w:hyperlink r:id="rId150">
-        <w:r>
-          <w:rPr>
-            <w:lang w:val="fr_FR" w:bidi="fr_FR"/>
-          </w:rPr>
-          <w:rPr>
-            <w:color w:val="0000EE"/>
-            <w:u w:val="single"/>
-          </w:rPr>
-          <w:t>Col 3.5–6</w:t>
-        </w:r>
-      </w:hyperlink>
+      <w:r>
+        <w:rPr>
+          <w:lang w:val="fr_FR" w:bidi="fr_FR"/>
+        </w:rPr>
+        <w:t>Col 3.5–6</w:t>
+      </w:r>
       <w:r>
         <w:rPr>
           <w:lang w:val="fr_FR" w:bidi="fr_FR"/>
@@ -5207,90 +4241,60 @@
         </w:rPr>
         <w:t xml:space="preserve"> Cf. </w:t>
       </w:r>
-      <w:hyperlink r:id="rId151">
-        <w:r>
-          <w:rPr>
-            <w:lang w:val="fr_FR" w:bidi="fr_FR"/>
-          </w:rPr>
-          <w:rPr>
-            <w:color w:val="0000EE"/>
-            <w:u w:val="single"/>
-          </w:rPr>
-          <w:t>1.4</w:t>
-        </w:r>
-      </w:hyperlink>
+      <w:r>
+        <w:rPr>
+          <w:lang w:val="fr_FR" w:bidi="fr_FR"/>
+        </w:rPr>
+        <w:t>1.4</w:t>
+      </w:r>
       <w:r>
         <w:rPr>
           <w:lang w:val="fr_FR" w:bidi="fr_FR"/>
         </w:rPr>
         <w:t xml:space="preserve"> ; </w:t>
       </w:r>
-      <w:hyperlink r:id="rId152">
-        <w:r>
-          <w:rPr>
-            <w:lang w:val="fr_FR" w:bidi="fr_FR"/>
-          </w:rPr>
-          <w:rPr>
-            <w:color w:val="0000EE"/>
-            <w:u w:val="single"/>
-          </w:rPr>
-          <w:t>2.12</w:t>
-        </w:r>
-      </w:hyperlink>
+      <w:r>
+        <w:rPr>
+          <w:lang w:val="fr_FR" w:bidi="fr_FR"/>
+        </w:rPr>
+        <w:t>2.12</w:t>
+      </w:r>
       <w:r>
         <w:rPr>
           <w:lang w:val="fr_FR" w:bidi="fr_FR"/>
         </w:rPr>
         <w:t xml:space="preserve"> ; </w:t>
       </w:r>
-      <w:hyperlink r:id="rId153">
-        <w:r>
-          <w:rPr>
-            <w:lang w:val="fr_FR" w:bidi="fr_FR"/>
-          </w:rPr>
-          <w:rPr>
-            <w:color w:val="0000EE"/>
-            <w:u w:val="single"/>
-          </w:rPr>
-          <w:t>5.23–24</w:t>
-        </w:r>
-      </w:hyperlink>
+      <w:r>
+        <w:rPr>
+          <w:lang w:val="fr_FR" w:bidi="fr_FR"/>
+        </w:rPr>
+        <w:t>5.23–24</w:t>
+      </w:r>
       <w:r>
         <w:rPr>
           <w:lang w:val="fr_FR" w:bidi="fr_FR"/>
         </w:rPr>
         <w:t xml:space="preserve"> ; </w:t>
       </w:r>
-      <w:hyperlink r:id="rId24">
-        <w:r>
-          <w:rPr>
-            <w:lang w:val="fr_FR" w:bidi="fr_FR"/>
-          </w:rPr>
-          <w:rPr>
-            <w:color w:val="0000EE"/>
-            <w:u w:val="single"/>
-          </w:rPr>
-          <w:t>2Th 2.13–14</w:t>
-        </w:r>
-      </w:hyperlink>
+      <w:r>
+        <w:rPr>
+          <w:lang w:val="fr_FR" w:bidi="fr_FR"/>
+        </w:rPr>
+        <w:t>2Th 2.13–14</w:t>
+      </w:r>
       <w:r>
         <w:rPr>
           <w:lang w:val="fr_FR" w:bidi="fr_FR"/>
         </w:rPr>
         <w:t xml:space="preserve"> ; </w:t>
       </w:r>
-      <w:hyperlink r:id="rId154">
-        <w:r>
-          <w:rPr>
-            <w:lang w:val="fr_FR" w:bidi="fr_FR"/>
-          </w:rPr>
-          <w:rPr>
-            <w:color w:val="0000EE"/>
-            <w:u w:val="single"/>
-          </w:rPr>
-          <w:t>1P 1.15–16</w:t>
-        </w:r>
-      </w:hyperlink>
+      <w:r>
+        <w:rPr>
+          <w:lang w:val="fr_FR" w:bidi="fr_FR"/>
+        </w:rPr>
+        <w:t>1P 1.15–16</w:t>
+      </w:r>
       <w:r>
         <w:rPr>
           <w:lang w:val="fr_FR" w:bidi="fr_FR"/>
@@ -5345,72 +4349,48 @@
         </w:rPr>
         <w:t>Rejeter les préceptes de Paul sur ces questions équivalait à rejeter Dieu. • Le Saint-Esprit donne aux chrétiens de vivre en accord avec la volonté de Dieu (</w:t>
       </w:r>
-      <w:hyperlink r:id="rId155">
-        <w:r>
-          <w:rPr>
-            <w:lang w:val="fr_FR" w:bidi="fr_FR"/>
-          </w:rPr>
-          <w:rPr>
-            <w:color w:val="0000EE"/>
-            <w:u w:val="single"/>
-          </w:rPr>
-          <w:t>Ez 36.27</w:t>
-        </w:r>
-      </w:hyperlink>
+      <w:r>
+        <w:rPr>
+          <w:lang w:val="fr_FR" w:bidi="fr_FR"/>
+        </w:rPr>
+        <w:t>Ez 36.27</w:t>
+      </w:r>
       <w:r>
         <w:rPr>
           <w:lang w:val="fr_FR" w:bidi="fr_FR"/>
         </w:rPr>
         <w:t xml:space="preserve"> ; </w:t>
       </w:r>
-      <w:hyperlink r:id="rId156">
-        <w:r>
-          <w:rPr>
-            <w:lang w:val="fr_FR" w:bidi="fr_FR"/>
-          </w:rPr>
-          <w:rPr>
-            <w:color w:val="0000EE"/>
-            <w:u w:val="single"/>
-          </w:rPr>
-          <w:t>Rm 8.1–4</w:t>
-        </w:r>
-      </w:hyperlink>
+      <w:r>
+        <w:rPr>
+          <w:lang w:val="fr_FR" w:bidi="fr_FR"/>
+        </w:rPr>
+        <w:t>Rm 8.1–4</w:t>
+      </w:r>
       <w:r>
         <w:rPr>
           <w:lang w:val="fr_FR" w:bidi="fr_FR"/>
         </w:rPr>
         <w:t xml:space="preserve"> ; </w:t>
       </w:r>
-      <w:hyperlink r:id="rId157">
-        <w:r>
-          <w:rPr>
-            <w:lang w:val="fr_FR" w:bidi="fr_FR"/>
-          </w:rPr>
-          <w:rPr>
-            <w:color w:val="0000EE"/>
-            <w:u w:val="single"/>
-          </w:rPr>
-          <w:t>Ga 5.16</w:t>
-        </w:r>
-      </w:hyperlink>
+      <w:r>
+        <w:rPr>
+          <w:lang w:val="fr_FR" w:bidi="fr_FR"/>
+        </w:rPr>
+        <w:t>Ga 5.16</w:t>
+      </w:r>
       <w:r>
         <w:rPr>
           <w:lang w:val="fr_FR" w:bidi="fr_FR"/>
         </w:rPr>
         <w:t xml:space="preserve"> ; </w:t>
       </w:r>
-      <w:hyperlink r:id="rId158">
-        <w:r>
-          <w:rPr>
-            <w:lang w:val="fr_FR" w:bidi="fr_FR"/>
-          </w:rPr>
-          <w:rPr>
-            <w:color w:val="0000EE"/>
-            <w:u w:val="single"/>
-          </w:rPr>
-          <w:t>1Jn 3.24</w:t>
-        </w:r>
-      </w:hyperlink>
+      <w:r>
+        <w:rPr>
+          <w:lang w:val="fr_FR" w:bidi="fr_FR"/>
+        </w:rPr>
+        <w:t>1Jn 3.24</w:t>
+      </w:r>
       <w:r>
         <w:rPr>
           <w:lang w:val="fr_FR" w:bidi="fr_FR"/>
@@ -5471,108 +4451,72 @@
         </w:rPr>
         <w:t xml:space="preserve"> (cf. </w:t>
       </w:r>
-      <w:hyperlink r:id="rId159">
-        <w:r>
-          <w:rPr>
-            <w:lang w:val="fr_FR" w:bidi="fr_FR"/>
-          </w:rPr>
-          <w:rPr>
-            <w:color w:val="0000EE"/>
-            <w:u w:val="single"/>
-          </w:rPr>
-          <w:t>Es 54.13</w:t>
-        </w:r>
-      </w:hyperlink>
+      <w:r>
+        <w:rPr>
+          <w:lang w:val="fr_FR" w:bidi="fr_FR"/>
+        </w:rPr>
+        <w:t>Es 54.13</w:t>
+      </w:r>
       <w:r>
         <w:rPr>
           <w:lang w:val="fr_FR" w:bidi="fr_FR"/>
         </w:rPr>
         <w:t>) : à travers l’enseignement de Jésus (</w:t>
       </w:r>
-      <w:hyperlink r:id="rId160">
-        <w:r>
-          <w:rPr>
-            <w:lang w:val="fr_FR" w:bidi="fr_FR"/>
-          </w:rPr>
-          <w:rPr>
-            <w:color w:val="0000EE"/>
-            <w:u w:val="single"/>
-          </w:rPr>
-          <w:t>Jn 13.34–35</w:t>
-        </w:r>
-      </w:hyperlink>
+      <w:r>
+        <w:rPr>
+          <w:lang w:val="fr_FR" w:bidi="fr_FR"/>
+        </w:rPr>
+        <w:t>Jn 13.34–35</w:t>
+      </w:r>
       <w:r>
         <w:rPr>
           <w:lang w:val="fr_FR" w:bidi="fr_FR"/>
         </w:rPr>
         <w:t>), la croix (</w:t>
       </w:r>
-      <w:hyperlink r:id="rId161">
-        <w:r>
-          <w:rPr>
-            <w:lang w:val="fr_FR" w:bidi="fr_FR"/>
-          </w:rPr>
-          <w:rPr>
-            <w:color w:val="0000EE"/>
-            <w:u w:val="single"/>
-          </w:rPr>
-          <w:t xml:space="preserve">Rm 5.8 </w:t>
-        </w:r>
-      </w:hyperlink>
+      <w:r>
+        <w:rPr>
+          <w:lang w:val="fr_FR" w:bidi="fr_FR"/>
+        </w:rPr>
+        <w:t xml:space="preserve">Rm 5.8 </w:t>
+      </w:r>
       <w:r>
         <w:rPr>
           <w:lang w:val="fr_FR" w:bidi="fr_FR"/>
         </w:rPr>
         <w:t xml:space="preserve">; </w:t>
       </w:r>
-      <w:hyperlink r:id="rId162">
-        <w:r>
-          <w:rPr>
-            <w:lang w:val="fr_FR" w:bidi="fr_FR"/>
-          </w:rPr>
-          <w:rPr>
-            <w:color w:val="0000EE"/>
-            <w:u w:val="single"/>
-          </w:rPr>
-          <w:t>Ep 5.1–2</w:t>
-        </w:r>
-      </w:hyperlink>
+      <w:r>
+        <w:rPr>
+          <w:lang w:val="fr_FR" w:bidi="fr_FR"/>
+        </w:rPr>
+        <w:t>Ep 5.1–2</w:t>
+      </w:r>
       <w:r>
         <w:rPr>
           <w:lang w:val="fr_FR" w:bidi="fr_FR"/>
         </w:rPr>
         <w:t>), et le Saint-Esprit (</w:t>
       </w:r>
-      <w:hyperlink r:id="rId163">
-        <w:r>
-          <w:rPr>
-            <w:lang w:val="fr_FR" w:bidi="fr_FR"/>
-          </w:rPr>
-          <w:rPr>
-            <w:color w:val="0000EE"/>
-            <w:u w:val="single"/>
-          </w:rPr>
-          <w:t xml:space="preserve">Rm 5.5 </w:t>
-        </w:r>
-      </w:hyperlink>
+      <w:r>
+        <w:rPr>
+          <w:lang w:val="fr_FR" w:bidi="fr_FR"/>
+        </w:rPr>
+        <w:t xml:space="preserve">Rm 5.5 </w:t>
+      </w:r>
       <w:r>
         <w:rPr>
           <w:lang w:val="fr_FR" w:bidi="fr_FR"/>
         </w:rPr>
         <w:t xml:space="preserve">; </w:t>
       </w:r>
-      <w:hyperlink r:id="rId164">
-        <w:r>
-          <w:rPr>
-            <w:lang w:val="fr_FR" w:bidi="fr_FR"/>
-          </w:rPr>
-          <w:rPr>
-            <w:color w:val="0000EE"/>
-            <w:u w:val="single"/>
-          </w:rPr>
-          <w:t>Ga 5.22</w:t>
-        </w:r>
-      </w:hyperlink>
+      <w:r>
+        <w:rPr>
+          <w:lang w:val="fr_FR" w:bidi="fr_FR"/>
+        </w:rPr>
+        <w:t>Ga 5.22</w:t>
+      </w:r>
       <w:r>
         <w:rPr>
           <w:lang w:val="fr_FR" w:bidi="fr_FR"/>
@@ -5627,72 +4571,48 @@
         </w:rPr>
         <w:t xml:space="preserve">Paul répond à une série de questions des Thessaloniciens (cf. </w:t>
       </w:r>
-      <w:hyperlink r:id="rId165">
-        <w:r>
-          <w:rPr>
-            <w:lang w:val="fr_FR" w:bidi="fr_FR"/>
-          </w:rPr>
-          <w:rPr>
-            <w:color w:val="0000EE"/>
-            <w:u w:val="single"/>
-          </w:rPr>
-          <w:t>1Co 7.1</w:t>
-        </w:r>
-      </w:hyperlink>
+      <w:r>
+        <w:rPr>
+          <w:lang w:val="fr_FR" w:bidi="fr_FR"/>
+        </w:rPr>
+        <w:t>1Co 7.1</w:t>
+      </w:r>
       <w:r>
         <w:rPr>
           <w:lang w:val="fr_FR" w:bidi="fr_FR"/>
         </w:rPr>
         <w:t>) concernant l’amour fraternel (</w:t>
       </w:r>
-      <w:hyperlink r:id="rId130">
-        <w:r>
-          <w:rPr>
-            <w:lang w:val="fr_FR" w:bidi="fr_FR"/>
-          </w:rPr>
-          <w:rPr>
-            <w:color w:val="0000EE"/>
-            <w:u w:val="single"/>
-          </w:rPr>
-          <w:t>1Th 4.9–12</w:t>
-        </w:r>
-      </w:hyperlink>
+      <w:r>
+        <w:rPr>
+          <w:lang w:val="fr_FR" w:bidi="fr_FR"/>
+        </w:rPr>
+        <w:t>1Th 4.9–12</w:t>
+      </w:r>
       <w:r>
         <w:rPr>
           <w:lang w:val="fr_FR" w:bidi="fr_FR"/>
         </w:rPr>
         <w:t>), le destin des croyants décédés (</w:t>
       </w:r>
-      <w:hyperlink r:id="rId131">
-        <w:r>
-          <w:rPr>
-            <w:lang w:val="fr_FR" w:bidi="fr_FR"/>
-          </w:rPr>
-          <w:rPr>
-            <w:color w:val="0000EE"/>
-            <w:u w:val="single"/>
-          </w:rPr>
-          <w:t>4.13–18</w:t>
-        </w:r>
-      </w:hyperlink>
+      <w:r>
+        <w:rPr>
+          <w:lang w:val="fr_FR" w:bidi="fr_FR"/>
+        </w:rPr>
+        <w:t>4.13–18</w:t>
+      </w:r>
       <w:r>
         <w:rPr>
           <w:lang w:val="fr_FR" w:bidi="fr_FR"/>
         </w:rPr>
         <w:t>), et le jour du retour du Seigneur (</w:t>
       </w:r>
-      <w:hyperlink r:id="rId132">
-        <w:r>
-          <w:rPr>
-            <w:lang w:val="fr_FR" w:bidi="fr_FR"/>
-          </w:rPr>
-          <w:rPr>
-            <w:color w:val="0000EE"/>
-            <w:u w:val="single"/>
-          </w:rPr>
-          <w:t>5.1–11</w:t>
-        </w:r>
-      </w:hyperlink>
+      <w:r>
+        <w:rPr>
+          <w:lang w:val="fr_FR" w:bidi="fr_FR"/>
+        </w:rPr>
+        <w:t>5.1–11</w:t>
+      </w:r>
       <w:r>
         <w:rPr>
           <w:lang w:val="fr_FR" w:bidi="fr_FR"/>
@@ -5747,36 +4667,24 @@
         </w:rPr>
         <w:t xml:space="preserve">Les fidèles de Thessalonique ont démontré de l’amour envers tous les fidèles de la province de Macédoine (à Philippes et Bérée ; voir aussi </w:t>
       </w:r>
-      <w:hyperlink r:id="rId166">
-        <w:r>
-          <w:rPr>
-            <w:lang w:val="fr_FR" w:bidi="fr_FR"/>
-          </w:rPr>
-          <w:rPr>
-            <w:color w:val="0000EE"/>
-            <w:u w:val="single"/>
-          </w:rPr>
-          <w:t>1.7–8</w:t>
-        </w:r>
-      </w:hyperlink>
+      <w:r>
+        <w:rPr>
+          <w:lang w:val="fr_FR" w:bidi="fr_FR"/>
+        </w:rPr>
+        <w:t>1.7–8</w:t>
+      </w:r>
       <w:r>
         <w:rPr>
           <w:lang w:val="fr_FR" w:bidi="fr_FR"/>
         </w:rPr>
         <w:t xml:space="preserve">) par un soutien financier (cf. </w:t>
       </w:r>
-      <w:hyperlink r:id="rId167">
-        <w:r>
-          <w:rPr>
-            <w:lang w:val="fr_FR" w:bidi="fr_FR"/>
-          </w:rPr>
-          <w:rPr>
-            <w:color w:val="0000EE"/>
-            <w:u w:val="single"/>
-          </w:rPr>
-          <w:t>2Co 8.1–5</w:t>
-        </w:r>
-      </w:hyperlink>
+      <w:r>
+        <w:rPr>
+          <w:lang w:val="fr_FR" w:bidi="fr_FR"/>
+        </w:rPr>
+        <w:t>2Co 8.1–5</w:t>
+      </w:r>
       <w:r>
         <w:rPr>
           <w:lang w:val="fr_FR" w:bidi="fr_FR"/>
@@ -5831,36 +4739,24 @@
         </w:rPr>
         <w:t xml:space="preserve">Vivre une vie tranquille, c’est respecter et ne pas causer de problèmes dans la communauté. • travailler de vos mains : Paul les avait précédemment invités par son enseignement (voir </w:t>
       </w:r>
-      <w:hyperlink r:id="rId127">
-        <w:r>
-          <w:rPr>
-            <w:lang w:val="fr_FR" w:bidi="fr_FR"/>
-          </w:rPr>
-          <w:rPr>
-            <w:color w:val="0000EE"/>
-            <w:u w:val="single"/>
-          </w:rPr>
-          <w:t>2Th 3.10</w:t>
-        </w:r>
-      </w:hyperlink>
+      <w:r>
+        <w:rPr>
+          <w:lang w:val="fr_FR" w:bidi="fr_FR"/>
+        </w:rPr>
+        <w:t>2Th 3.10</w:t>
+      </w:r>
       <w:r>
         <w:rPr>
           <w:lang w:val="fr_FR" w:bidi="fr_FR"/>
         </w:rPr>
         <w:t>) et par son exemple personnel (</w:t>
       </w:r>
-      <w:hyperlink r:id="rId168">
-        <w:r>
-          <w:rPr>
-            <w:lang w:val="fr_FR" w:bidi="fr_FR"/>
-          </w:rPr>
-          <w:rPr>
-            <w:color w:val="0000EE"/>
-            <w:u w:val="single"/>
-          </w:rPr>
-          <w:t>2Th 3.7–9</w:t>
-        </w:r>
-      </w:hyperlink>
+      <w:r>
+        <w:rPr>
+          <w:lang w:val="fr_FR" w:bidi="fr_FR"/>
+        </w:rPr>
+        <w:t>2Th 3.7–9</w:t>
+      </w:r>
       <w:r>
         <w:rPr>
           <w:lang w:val="fr_FR" w:bidi="fr_FR"/>
@@ -5915,54 +4811,36 @@
         </w:rPr>
         <w:t xml:space="preserve">L’autonomie et la bienséance permettront de gagner la reconnaissance et le respect de ceux qui ne croient pas (voir </w:t>
       </w:r>
-      <w:hyperlink r:id="rId169">
-        <w:r>
-          <w:rPr>
-            <w:lang w:val="fr_FR" w:bidi="fr_FR"/>
-          </w:rPr>
-          <w:rPr>
-            <w:color w:val="0000EE"/>
-            <w:u w:val="single"/>
-          </w:rPr>
-          <w:t>Rm 13.13</w:t>
-        </w:r>
-      </w:hyperlink>
+      <w:r>
+        <w:rPr>
+          <w:lang w:val="fr_FR" w:bidi="fr_FR"/>
+        </w:rPr>
+        <w:t>Rm 13.13</w:t>
+      </w:r>
       <w:r>
         <w:rPr>
           <w:lang w:val="fr_FR" w:bidi="fr_FR"/>
         </w:rPr>
         <w:t xml:space="preserve"> ; </w:t>
       </w:r>
-      <w:hyperlink r:id="rId170">
-        <w:r>
-          <w:rPr>
-            <w:lang w:val="fr_FR" w:bidi="fr_FR"/>
-          </w:rPr>
-          <w:rPr>
-            <w:color w:val="0000EE"/>
-            <w:u w:val="single"/>
-          </w:rPr>
-          <w:t>1Co 5.12–13</w:t>
-        </w:r>
-      </w:hyperlink>
+      <w:r>
+        <w:rPr>
+          <w:lang w:val="fr_FR" w:bidi="fr_FR"/>
+        </w:rPr>
+        <w:t>1Co 5.12–13</w:t>
+      </w:r>
       <w:r>
         <w:rPr>
           <w:lang w:val="fr_FR" w:bidi="fr_FR"/>
         </w:rPr>
         <w:t xml:space="preserve"> ; </w:t>
       </w:r>
-      <w:hyperlink r:id="rId171">
-        <w:r>
-          <w:rPr>
-            <w:lang w:val="fr_FR" w:bidi="fr_FR"/>
-          </w:rPr>
-          <w:rPr>
-            <w:color w:val="0000EE"/>
-            <w:u w:val="single"/>
-          </w:rPr>
-          <w:t>Col 4.5</w:t>
-        </w:r>
-      </w:hyperlink>
+      <w:r>
+        <w:rPr>
+          <w:lang w:val="fr_FR" w:bidi="fr_FR"/>
+        </w:rPr>
+        <w:t>Col 4.5</w:t>
+      </w:r>
       <w:r>
         <w:rPr>
           <w:lang w:val="fr_FR" w:bidi="fr_FR"/>
@@ -6030,162 +4908,108 @@
         </w:rPr>
         <w:t xml:space="preserve">; comme au verset </w:t>
       </w:r>
-      <w:hyperlink r:id="rId39">
-        <w:r>
-          <w:rPr>
-            <w:lang w:val="fr_FR" w:bidi="fr_FR"/>
-          </w:rPr>
-          <w:rPr>
-            <w:color w:val="0000EE"/>
-            <w:u w:val="single"/>
-          </w:rPr>
-          <w:t>4.14</w:t>
-        </w:r>
-      </w:hyperlink>
+      <w:r>
+        <w:rPr>
+          <w:lang w:val="fr_FR" w:bidi="fr_FR"/>
+        </w:rPr>
+        <w:t>4.14</w:t>
+      </w:r>
       <w:r>
         <w:rPr>
           <w:lang w:val="fr_FR" w:bidi="fr_FR"/>
         </w:rPr>
         <w:t>) : Le sommeil était un euphémisme courant pour parler de la mort dans les littératures grecque, juive et chrétienne (</w:t>
       </w:r>
-      <w:hyperlink r:id="rId172">
-        <w:r>
-          <w:rPr>
-            <w:lang w:val="fr_FR" w:bidi="fr_FR"/>
-          </w:rPr>
-          <w:rPr>
-            <w:color w:val="0000EE"/>
-            <w:u w:val="single"/>
-          </w:rPr>
-          <w:t xml:space="preserve">Dn 12.2 </w:t>
-        </w:r>
-      </w:hyperlink>
+      <w:r>
+        <w:rPr>
+          <w:lang w:val="fr_FR" w:bidi="fr_FR"/>
+        </w:rPr>
+        <w:t xml:space="preserve">Dn 12.2 </w:t>
+      </w:r>
       <w:r>
         <w:rPr>
           <w:lang w:val="fr_FR" w:bidi="fr_FR"/>
         </w:rPr>
         <w:t xml:space="preserve">; </w:t>
       </w:r>
-      <w:hyperlink r:id="rId173">
-        <w:r>
-          <w:rPr>
-            <w:lang w:val="fr_FR" w:bidi="fr_FR"/>
-          </w:rPr>
-          <w:rPr>
-            <w:color w:val="0000EE"/>
-            <w:u w:val="single"/>
-          </w:rPr>
-          <w:t>Mt 27.52</w:t>
-        </w:r>
-      </w:hyperlink>
+      <w:r>
+        <w:rPr>
+          <w:lang w:val="fr_FR" w:bidi="fr_FR"/>
+        </w:rPr>
+        <w:t>Mt 27.52</w:t>
+      </w:r>
       <w:r>
         <w:rPr>
           <w:lang w:val="fr_FR" w:bidi="fr_FR"/>
         </w:rPr>
         <w:t>). L’existence d’une personne se poursuit après la mort (</w:t>
       </w:r>
-      <w:hyperlink r:id="rId174">
-        <w:r>
-          <w:rPr>
-            <w:lang w:val="fr_FR" w:bidi="fr_FR"/>
-          </w:rPr>
-          <w:rPr>
-            <w:color w:val="0000EE"/>
-            <w:u w:val="single"/>
-          </w:rPr>
-          <w:t xml:space="preserve">Lc 23.40–43 </w:t>
-        </w:r>
-      </w:hyperlink>
+      <w:r>
+        <w:rPr>
+          <w:lang w:val="fr_FR" w:bidi="fr_FR"/>
+        </w:rPr>
+        <w:t xml:space="preserve">Lc 23.40–43 </w:t>
+      </w:r>
       <w:r>
         <w:rPr>
           <w:lang w:val="fr_FR" w:bidi="fr_FR"/>
         </w:rPr>
         <w:t xml:space="preserve">; </w:t>
       </w:r>
-      <w:hyperlink r:id="rId175">
-        <w:r>
-          <w:rPr>
-            <w:lang w:val="fr_FR" w:bidi="fr_FR"/>
-          </w:rPr>
-          <w:rPr>
-            <w:color w:val="0000EE"/>
-            <w:u w:val="single"/>
-          </w:rPr>
-          <w:t xml:space="preserve">Ac 7.55–60 </w:t>
-        </w:r>
-      </w:hyperlink>
+      <w:r>
+        <w:rPr>
+          <w:lang w:val="fr_FR" w:bidi="fr_FR"/>
+        </w:rPr>
+        <w:t xml:space="preserve">Ac 7.55–60 </w:t>
+      </w:r>
       <w:r>
         <w:rPr>
           <w:lang w:val="fr_FR" w:bidi="fr_FR"/>
         </w:rPr>
         <w:t xml:space="preserve">; </w:t>
       </w:r>
-      <w:hyperlink r:id="rId176">
-        <w:r>
-          <w:rPr>
-            <w:lang w:val="fr_FR" w:bidi="fr_FR"/>
-          </w:rPr>
-          <w:rPr>
-            <w:color w:val="0000EE"/>
-            <w:u w:val="single"/>
-          </w:rPr>
-          <w:t xml:space="preserve">2Co 5.6–10 </w:t>
-        </w:r>
-      </w:hyperlink>
+      <w:r>
+        <w:rPr>
+          <w:lang w:val="fr_FR" w:bidi="fr_FR"/>
+        </w:rPr>
+        <w:t xml:space="preserve">2Co 5.6–10 </w:t>
+      </w:r>
       <w:r>
         <w:rPr>
           <w:lang w:val="fr_FR" w:bidi="fr_FR"/>
         </w:rPr>
         <w:t xml:space="preserve">; </w:t>
       </w:r>
-      <w:hyperlink r:id="rId177">
-        <w:r>
-          <w:rPr>
-            <w:lang w:val="fr_FR" w:bidi="fr_FR"/>
-          </w:rPr>
-          <w:rPr>
-            <w:color w:val="0000EE"/>
-            <w:u w:val="single"/>
-          </w:rPr>
-          <w:t xml:space="preserve">Ph 1.20–24 </w:t>
-        </w:r>
-      </w:hyperlink>
+      <w:r>
+        <w:rPr>
+          <w:lang w:val="fr_FR" w:bidi="fr_FR"/>
+        </w:rPr>
+        <w:t xml:space="preserve">Ph 1.20–24 </w:t>
+      </w:r>
       <w:r>
         <w:rPr>
           <w:lang w:val="fr_FR" w:bidi="fr_FR"/>
         </w:rPr>
         <w:t xml:space="preserve">; </w:t>
       </w:r>
-      <w:hyperlink r:id="rId178">
-        <w:r>
-          <w:rPr>
-            <w:lang w:val="fr_FR" w:bidi="fr_FR"/>
-          </w:rPr>
-          <w:rPr>
-            <w:color w:val="0000EE"/>
-            <w:u w:val="single"/>
-          </w:rPr>
-          <w:t>Ap 6.9–11</w:t>
-        </w:r>
-      </w:hyperlink>
+      <w:r>
+        <w:rPr>
+          <w:lang w:val="fr_FR" w:bidi="fr_FR"/>
+        </w:rPr>
+        <w:t>Ap 6.9–11</w:t>
+      </w:r>
       <w:r>
         <w:rPr>
           <w:lang w:val="fr_FR" w:bidi="fr_FR"/>
         </w:rPr>
         <w:t>) et ceux qui sont morts attendent la résurrection (</w:t>
       </w:r>
-      <w:hyperlink r:id="rId179">
-        <w:r>
-          <w:rPr>
-            <w:lang w:val="fr_FR" w:bidi="fr_FR"/>
-          </w:rPr>
-          <w:rPr>
-            <w:color w:val="0000EE"/>
-            <w:u w:val="single"/>
-          </w:rPr>
-          <w:t>1Co 15.23</w:t>
-        </w:r>
-      </w:hyperlink>
+      <w:r>
+        <w:rPr>
+          <w:lang w:val="fr_FR" w:bidi="fr_FR"/>
+        </w:rPr>
+        <w:t>1Co 15.23</w:t>
+      </w:r>
       <w:r>
         <w:rPr>
           <w:lang w:val="fr_FR" w:bidi="fr_FR"/>
@@ -6204,54 +5028,36 @@
         </w:rPr>
         <w:t xml:space="preserve"> : Les écrits antiques de réconfort demandaient aux endeuillés de ne pas se laisser submergés par le chagrin car ils ne pouvaient rien faire pour éviter la mort. Paul n’interdit pas le chagrin (cf. </w:t>
       </w:r>
-      <w:hyperlink r:id="rId180">
-        <w:r>
-          <w:rPr>
-            <w:lang w:val="fr_FR" w:bidi="fr_FR"/>
-          </w:rPr>
-          <w:rPr>
-            <w:color w:val="0000EE"/>
-            <w:u w:val="single"/>
-          </w:rPr>
-          <w:t>Jn 16.6</w:t>
-        </w:r>
-      </w:hyperlink>
+      <w:r>
+        <w:rPr>
+          <w:lang w:val="fr_FR" w:bidi="fr_FR"/>
+        </w:rPr>
+        <w:t>Jn 16.6</w:t>
+      </w:r>
       <w:r>
         <w:rPr>
           <w:lang w:val="fr_FR" w:bidi="fr_FR"/>
         </w:rPr>
         <w:t xml:space="preserve">, </w:t>
       </w:r>
-      <w:hyperlink r:id="rId181">
-        <w:r>
-          <w:rPr>
-            <w:lang w:val="fr_FR" w:bidi="fr_FR"/>
-          </w:rPr>
-          <w:rPr>
-            <w:color w:val="0000EE"/>
-            <w:u w:val="single"/>
-          </w:rPr>
-          <w:t xml:space="preserve">20 </w:t>
-        </w:r>
-      </w:hyperlink>
+      <w:r>
+        <w:rPr>
+          <w:lang w:val="fr_FR" w:bidi="fr_FR"/>
+        </w:rPr>
+        <w:t xml:space="preserve">20 </w:t>
+      </w:r>
       <w:r>
         <w:rPr>
           <w:lang w:val="fr_FR" w:bidi="fr_FR"/>
         </w:rPr>
         <w:t xml:space="preserve">; </w:t>
       </w:r>
-      <w:hyperlink r:id="rId182">
-        <w:r>
-          <w:rPr>
-            <w:lang w:val="fr_FR" w:bidi="fr_FR"/>
-          </w:rPr>
-          <w:rPr>
-            <w:color w:val="0000EE"/>
-            <w:u w:val="single"/>
-          </w:rPr>
-          <w:t>Ph 2.27</w:t>
-        </w:r>
-      </w:hyperlink>
+      <w:r>
+        <w:rPr>
+          <w:lang w:val="fr_FR" w:bidi="fr_FR"/>
+        </w:rPr>
+        <w:t>Ph 2.27</w:t>
+      </w:r>
       <w:r>
         <w:rPr>
           <w:lang w:val="fr_FR" w:bidi="fr_FR"/>
@@ -6319,36 +5125,24 @@
         </w:rPr>
         <w:t xml:space="preserve"> représente la base de l’espérance face à la mort, garanti par la résurrection du Christ (</w:t>
       </w:r>
-      <w:hyperlink r:id="rId183">
-        <w:r>
-          <w:rPr>
-            <w:lang w:val="fr_FR" w:bidi="fr_FR"/>
-          </w:rPr>
-          <w:rPr>
-            <w:color w:val="0000EE"/>
-            <w:u w:val="single"/>
-          </w:rPr>
-          <w:t>1Co 15</w:t>
-        </w:r>
-      </w:hyperlink>
+      <w:r>
+        <w:rPr>
+          <w:lang w:val="fr_FR" w:bidi="fr_FR"/>
+        </w:rPr>
+        <w:t>1Co 15</w:t>
+      </w:r>
       <w:r>
         <w:rPr>
           <w:lang w:val="fr_FR" w:bidi="fr_FR"/>
         </w:rPr>
         <w:t>). • Dieu ramènera : cette proposition renvoie à la résurrection des croyants (</w:t>
       </w:r>
-      <w:hyperlink r:id="rId184">
-        <w:r>
-          <w:rPr>
-            <w:lang w:val="fr_FR" w:bidi="fr_FR"/>
-          </w:rPr>
-          <w:rPr>
-            <w:color w:val="0000EE"/>
-            <w:u w:val="single"/>
-          </w:rPr>
-          <w:t>1Th 4.16</w:t>
-        </w:r>
-      </w:hyperlink>
+      <w:r>
+        <w:rPr>
+          <w:lang w:val="fr_FR" w:bidi="fr_FR"/>
+        </w:rPr>
+        <w:t>1Th 4.16</w:t>
+      </w:r>
       <w:r>
         <w:rPr>
           <w:lang w:val="fr_FR" w:bidi="fr_FR"/>
@@ -6403,36 +5197,24 @@
         </w:rPr>
         <w:t xml:space="preserve">d’après la parole du Seigneur : l’enseignement même de Jésus est la source de la promesse de Paul pour les Thessaloniciens (voir </w:t>
       </w:r>
-      <w:hyperlink r:id="rId185">
-        <w:r>
-          <w:rPr>
-            <w:lang w:val="fr_FR" w:bidi="fr_FR"/>
-          </w:rPr>
-          <w:rPr>
-            <w:color w:val="0000EE"/>
-            <w:u w:val="single"/>
-          </w:rPr>
-          <w:t>Mt 24.29–31</w:t>
-        </w:r>
-      </w:hyperlink>
+      <w:r>
+        <w:rPr>
+          <w:lang w:val="fr_FR" w:bidi="fr_FR"/>
+        </w:rPr>
+        <w:t>Mt 24.29–31</w:t>
+      </w:r>
       <w:r>
         <w:rPr>
           <w:lang w:val="fr_FR" w:bidi="fr_FR"/>
         </w:rPr>
         <w:t xml:space="preserve">, </w:t>
       </w:r>
-      <w:hyperlink r:id="rId186">
-        <w:r>
-          <w:rPr>
-            <w:lang w:val="fr_FR" w:bidi="fr_FR"/>
-          </w:rPr>
-          <w:rPr>
-            <w:color w:val="0000EE"/>
-            <w:u w:val="single"/>
-          </w:rPr>
-          <w:t>40–41</w:t>
-        </w:r>
-      </w:hyperlink>
+      <w:r>
+        <w:rPr>
+          <w:lang w:val="fr_FR" w:bidi="fr_FR"/>
+        </w:rPr>
+        <w:t>40–41</w:t>
+      </w:r>
       <w:r>
         <w:rPr>
           <w:lang w:val="fr_FR" w:bidi="fr_FR"/>
@@ -6452,18 +5234,12 @@
         </w:rPr>
         <w:t xml:space="preserve">) couramment utilisé pour décrire la venue de l’empereur dans une ville, avec faste et célébrations (voir </w:t>
       </w:r>
-      <w:hyperlink r:id="rId187">
-        <w:r>
-          <w:rPr>
-            <w:lang w:val="fr_FR" w:bidi="fr_FR"/>
-          </w:rPr>
-          <w:rPr>
-            <w:color w:val="0000EE"/>
-            <w:u w:val="single"/>
-          </w:rPr>
-          <w:t>1Th 4.17</w:t>
-        </w:r>
-      </w:hyperlink>
+      <w:r>
+        <w:rPr>
+          <w:lang w:val="fr_FR" w:bidi="fr_FR"/>
+        </w:rPr>
+        <w:t>1Th 4.17</w:t>
+      </w:r>
       <w:r>
         <w:rPr>
           <w:lang w:val="fr_FR" w:bidi="fr_FR"/>
@@ -6518,72 +5294,48 @@
         </w:rPr>
         <w:t>au son de la trompette de Dieu : La trompette de Dieu annoncera la résurrection, tout comme elle a précédemment annoncé le sauvetage d’Israël (</w:t>
       </w:r>
-      <w:hyperlink r:id="rId188">
-        <w:r>
-          <w:rPr>
-            <w:lang w:val="fr_FR" w:bidi="fr_FR"/>
-          </w:rPr>
-          <w:rPr>
-            <w:color w:val="0000EE"/>
-            <w:u w:val="single"/>
-          </w:rPr>
-          <w:t xml:space="preserve">So 1.16 </w:t>
-        </w:r>
-      </w:hyperlink>
+      <w:r>
+        <w:rPr>
+          <w:lang w:val="fr_FR" w:bidi="fr_FR"/>
+        </w:rPr>
+        <w:t xml:space="preserve">So 1.16 </w:t>
+      </w:r>
       <w:r>
         <w:rPr>
           <w:lang w:val="fr_FR" w:bidi="fr_FR"/>
         </w:rPr>
         <w:t xml:space="preserve">; </w:t>
       </w:r>
-      <w:hyperlink r:id="rId189">
-        <w:r>
-          <w:rPr>
-            <w:lang w:val="fr_FR" w:bidi="fr_FR"/>
-          </w:rPr>
-          <w:rPr>
-            <w:color w:val="0000EE"/>
-            <w:u w:val="single"/>
-          </w:rPr>
-          <w:t>Za 9.14</w:t>
-        </w:r>
-      </w:hyperlink>
+      <w:r>
+        <w:rPr>
+          <w:lang w:val="fr_FR" w:bidi="fr_FR"/>
+        </w:rPr>
+        <w:t>Za 9.14</w:t>
+      </w:r>
       <w:r>
         <w:rPr>
           <w:lang w:val="fr_FR" w:bidi="fr_FR"/>
         </w:rPr>
         <w:t>). Plus tard, elle annoncera le rassemblement du peuple choisi de Dieu « depuis une extrémité des cieux jusqu’à l’autre » (</w:t>
       </w:r>
-      <w:hyperlink r:id="rId190">
-        <w:r>
-          <w:rPr>
-            <w:lang w:val="fr_FR" w:bidi="fr_FR"/>
-          </w:rPr>
-          <w:rPr>
-            <w:color w:val="0000EE"/>
-            <w:u w:val="single"/>
-          </w:rPr>
-          <w:t>Mt 24.31</w:t>
-        </w:r>
-      </w:hyperlink>
+      <w:r>
+        <w:rPr>
+          <w:lang w:val="fr_FR" w:bidi="fr_FR"/>
+        </w:rPr>
+        <w:t>Mt 24.31</w:t>
+      </w:r>
       <w:r>
         <w:rPr>
           <w:lang w:val="fr_FR" w:bidi="fr_FR"/>
         </w:rPr>
         <w:t xml:space="preserve"> ; cf. </w:t>
       </w:r>
-      <w:hyperlink r:id="rId191">
-        <w:r>
-          <w:rPr>
-            <w:lang w:val="fr_FR" w:bidi="fr_FR"/>
-          </w:rPr>
-          <w:rPr>
-            <w:color w:val="0000EE"/>
-            <w:u w:val="single"/>
-          </w:rPr>
-          <w:t>1Co 15.52</w:t>
-        </w:r>
-      </w:hyperlink>
+      <w:r>
+        <w:rPr>
+          <w:lang w:val="fr_FR" w:bidi="fr_FR"/>
+        </w:rPr>
+        <w:t>1Co 15.52</w:t>
+      </w:r>
       <w:r>
         <w:rPr>
           <w:lang w:val="fr_FR" w:bidi="fr_FR"/>
@@ -6638,54 +5390,36 @@
         </w:rPr>
         <w:t>à la rencontre : cette expression renvoie à la coutume d’envoyer une délégation officielle pour saluer un dignitaire en visite et l’accompagner dans son entrée en ville (</w:t>
       </w:r>
-      <w:hyperlink r:id="rId192">
-        <w:r>
-          <w:rPr>
-            <w:lang w:val="fr_FR" w:bidi="fr_FR"/>
-          </w:rPr>
-          <w:rPr>
-            <w:color w:val="0000EE"/>
-            <w:u w:val="single"/>
-          </w:rPr>
-          <w:t>Mt 25.6</w:t>
-        </w:r>
-      </w:hyperlink>
+      <w:r>
+        <w:rPr>
+          <w:lang w:val="fr_FR" w:bidi="fr_FR"/>
+        </w:rPr>
+        <w:t>Mt 25.6</w:t>
+      </w:r>
       <w:r>
         <w:rPr>
           <w:lang w:val="fr_FR" w:bidi="fr_FR"/>
         </w:rPr>
         <w:t xml:space="preserve">, </w:t>
       </w:r>
-      <w:hyperlink r:id="rId193">
-        <w:r>
-          <w:rPr>
-            <w:lang w:val="fr_FR" w:bidi="fr_FR"/>
-          </w:rPr>
-          <w:rPr>
-            <w:color w:val="0000EE"/>
-            <w:u w:val="single"/>
-          </w:rPr>
-          <w:t xml:space="preserve">10 </w:t>
-        </w:r>
-      </w:hyperlink>
+      <w:r>
+        <w:rPr>
+          <w:lang w:val="fr_FR" w:bidi="fr_FR"/>
+        </w:rPr>
+        <w:t xml:space="preserve">10 </w:t>
+      </w:r>
       <w:r>
         <w:rPr>
           <w:lang w:val="fr_FR" w:bidi="fr_FR"/>
         </w:rPr>
         <w:t xml:space="preserve">; </w:t>
       </w:r>
-      <w:hyperlink r:id="rId194">
-        <w:r>
-          <w:rPr>
-            <w:lang w:val="fr_FR" w:bidi="fr_FR"/>
-          </w:rPr>
-          <w:rPr>
-            <w:color w:val="0000EE"/>
-            <w:u w:val="single"/>
-          </w:rPr>
-          <w:t>Ac 28.15–16</w:t>
-        </w:r>
-      </w:hyperlink>
+      <w:r>
+        <w:rPr>
+          <w:lang w:val="fr_FR" w:bidi="fr_FR"/>
+        </w:rPr>
+        <w:t>Ac 28.15–16</w:t>
+      </w:r>
       <w:r>
         <w:rPr>
           <w:lang w:val="fr_FR" w:bidi="fr_FR"/>
@@ -6788,126 +5522,78 @@
         </w:rPr>
         <w:t>Les pensées des Juifs et des chrétiens portaient sur des questions comme la façon et le moment où tous ces événements surviendraient (</w:t>
       </w:r>
-      <w:hyperlink r:id="rId195">
-        <w:r>
-          <w:rPr>
-            <w:lang w:val="fr_FR" w:bidi="fr_FR"/>
-          </w:rPr>
-          <w:rPr>
-            <w:color w:val="0000EE"/>
-            <w:u w:val="single"/>
-          </w:rPr>
-          <w:t xml:space="preserve">Dn 12.6 </w:t>
-        </w:r>
-      </w:hyperlink>
+      <w:r>
+        <w:rPr>
+          <w:lang w:val="fr_FR" w:bidi="fr_FR"/>
+        </w:rPr>
+        <w:t xml:space="preserve">Dn 12.6 </w:t>
+      </w:r>
       <w:r>
         <w:rPr>
           <w:lang w:val="fr_FR" w:bidi="fr_FR"/>
         </w:rPr>
         <w:t xml:space="preserve">; </w:t>
       </w:r>
-      <w:hyperlink r:id="rId196">
-        <w:r>
-          <w:rPr>
-            <w:lang w:val="fr_FR" w:bidi="fr_FR"/>
-          </w:rPr>
-          <w:rPr>
-            <w:color w:val="0000EE"/>
-            <w:u w:val="single"/>
-          </w:rPr>
-          <w:t>Mt 24.3</w:t>
-        </w:r>
-      </w:hyperlink>
-      <w:hyperlink r:id="rId195">
-        <w:r>
-          <w:rPr>
-            <w:lang w:val="fr_FR" w:bidi="fr_FR"/>
-          </w:rPr>
-          <w:rPr>
-            <w:color w:val="0000EE"/>
-            <w:u w:val="single"/>
-          </w:rPr>
-          <w:t xml:space="preserve"> </w:t>
-        </w:r>
-      </w:hyperlink>
+      <w:r>
+        <w:rPr>
+          <w:lang w:val="fr_FR" w:bidi="fr_FR"/>
+        </w:rPr>
+        <w:t>Mt 24.3</w:t>
+      </w:r>
+      <w:r>
+        <w:rPr>
+          <w:lang w:val="fr_FR" w:bidi="fr_FR"/>
+        </w:rPr>
+        <w:t xml:space="preserve"> </w:t>
+      </w:r>
       <w:r>
         <w:rPr>
           <w:lang w:val="fr_FR" w:bidi="fr_FR"/>
         </w:rPr>
         <w:t xml:space="preserve">; </w:t>
       </w:r>
-      <w:hyperlink r:id="rId197">
-        <w:r>
-          <w:rPr>
-            <w:lang w:val="fr_FR" w:bidi="fr_FR"/>
-          </w:rPr>
-          <w:rPr>
-            <w:color w:val="0000EE"/>
-            <w:u w:val="single"/>
-          </w:rPr>
-          <w:t>Lc 17.20</w:t>
-        </w:r>
-      </w:hyperlink>
-      <w:hyperlink r:id="rId195">
-        <w:r>
-          <w:rPr>
-            <w:lang w:val="fr_FR" w:bidi="fr_FR"/>
-          </w:rPr>
-          <w:rPr>
-            <w:color w:val="0000EE"/>
-            <w:u w:val="single"/>
-          </w:rPr>
-          <w:t xml:space="preserve"> </w:t>
-        </w:r>
-      </w:hyperlink>
+      <w:r>
+        <w:rPr>
+          <w:lang w:val="fr_FR" w:bidi="fr_FR"/>
+        </w:rPr>
+        <w:t>Lc 17.20</w:t>
+      </w:r>
+      <w:r>
+        <w:rPr>
+          <w:lang w:val="fr_FR" w:bidi="fr_FR"/>
+        </w:rPr>
+        <w:t xml:space="preserve"> </w:t>
+      </w:r>
       <w:r>
         <w:rPr>
           <w:lang w:val="fr_FR" w:bidi="fr_FR"/>
         </w:rPr>
         <w:t xml:space="preserve">; </w:t>
       </w:r>
-      <w:hyperlink r:id="rId198">
-        <w:r>
-          <w:rPr>
-            <w:lang w:val="fr_FR" w:bidi="fr_FR"/>
-          </w:rPr>
-          <w:rPr>
-            <w:color w:val="0000EE"/>
-            <w:u w:val="single"/>
-          </w:rPr>
-          <w:t>Ac 1.6</w:t>
-        </w:r>
-      </w:hyperlink>
-      <w:hyperlink r:id="rId195">
-        <w:r>
-          <w:rPr>
-            <w:lang w:val="fr_FR" w:bidi="fr_FR"/>
-          </w:rPr>
-          <w:rPr>
-            <w:color w:val="0000EE"/>
-            <w:u w:val="single"/>
-          </w:rPr>
-          <w:t xml:space="preserve"> </w:t>
-        </w:r>
-      </w:hyperlink>
+      <w:r>
+        <w:rPr>
+          <w:lang w:val="fr_FR" w:bidi="fr_FR"/>
+        </w:rPr>
+        <w:t>Ac 1.6</w:t>
+      </w:r>
+      <w:r>
+        <w:rPr>
+          <w:lang w:val="fr_FR" w:bidi="fr_FR"/>
+        </w:rPr>
+        <w:t xml:space="preserve"> </w:t>
+      </w:r>
       <w:r>
         <w:rPr>
           <w:lang w:val="fr_FR" w:bidi="fr_FR"/>
         </w:rPr>
         <w:t xml:space="preserve">; </w:t>
       </w:r>
-      <w:hyperlink r:id="rId199">
-        <w:r>
-          <w:rPr>
-            <w:lang w:val="fr_FR" w:bidi="fr_FR"/>
-          </w:rPr>
-          <w:rPr>
-            <w:color w:val="0000EE"/>
-            <w:u w:val="single"/>
-          </w:rPr>
-          <w:t>1P 1.10–11</w:t>
-        </w:r>
-      </w:hyperlink>
+      <w:r>
+        <w:rPr>
+          <w:lang w:val="fr_FR" w:bidi="fr_FR"/>
+        </w:rPr>
+        <w:t>1P 1.10–11</w:t>
+      </w:r>
       <w:r>
         <w:rPr>
           <w:lang w:val="fr_FR" w:bidi="fr_FR"/>
@@ -6962,216 +5648,144 @@
         </w:rPr>
         <w:t>Car vous savez bien sous-mêmes : Paul leur rappelle l’enseignement qu’ils avaient déjà reçu (</w:t>
       </w:r>
-      <w:hyperlink r:id="rId28">
-        <w:r>
-          <w:rPr>
-            <w:lang w:val="fr_FR" w:bidi="fr_FR"/>
-          </w:rPr>
-          <w:rPr>
-            <w:color w:val="0000EE"/>
-            <w:u w:val="single"/>
-          </w:rPr>
-          <w:t>3.3–4</w:t>
-        </w:r>
-      </w:hyperlink>
+      <w:r>
+        <w:rPr>
+          <w:lang w:val="fr_FR" w:bidi="fr_FR"/>
+        </w:rPr>
+        <w:t>3.3–4</w:t>
+      </w:r>
       <w:r>
         <w:rPr>
           <w:lang w:val="fr_FR" w:bidi="fr_FR"/>
         </w:rPr>
         <w:t>). • Le jour du retour du Seigneur est le moment où Dieu jugera l’humanité (</w:t>
       </w:r>
-      <w:hyperlink r:id="rId200">
-        <w:r>
-          <w:rPr>
-            <w:lang w:val="fr_FR" w:bidi="fr_FR"/>
-          </w:rPr>
-          <w:rPr>
-            <w:color w:val="0000EE"/>
-            <w:u w:val="single"/>
-          </w:rPr>
-          <w:t>Es 13.6</w:t>
-        </w:r>
-      </w:hyperlink>
+      <w:r>
+        <w:rPr>
+          <w:lang w:val="fr_FR" w:bidi="fr_FR"/>
+        </w:rPr>
+        <w:t>Es 13.6</w:t>
+      </w:r>
       <w:r>
         <w:rPr>
           <w:lang w:val="fr_FR" w:bidi="fr_FR"/>
         </w:rPr>
         <w:t xml:space="preserve">, </w:t>
       </w:r>
-      <w:hyperlink r:id="rId201">
-        <w:r>
-          <w:rPr>
-            <w:lang w:val="fr_FR" w:bidi="fr_FR"/>
-          </w:rPr>
-          <w:rPr>
-            <w:color w:val="0000EE"/>
-            <w:u w:val="single"/>
-          </w:rPr>
-          <w:t xml:space="preserve">9 </w:t>
-        </w:r>
-      </w:hyperlink>
+      <w:r>
+        <w:rPr>
+          <w:lang w:val="fr_FR" w:bidi="fr_FR"/>
+        </w:rPr>
+        <w:t xml:space="preserve">9 </w:t>
+      </w:r>
       <w:r>
         <w:rPr>
           <w:lang w:val="fr_FR" w:bidi="fr_FR"/>
         </w:rPr>
         <w:t xml:space="preserve">; </w:t>
       </w:r>
-      <w:hyperlink r:id="rId202">
-        <w:r>
-          <w:rPr>
-            <w:lang w:val="fr_FR" w:bidi="fr_FR"/>
-          </w:rPr>
-          <w:rPr>
-            <w:color w:val="0000EE"/>
-            <w:u w:val="single"/>
-          </w:rPr>
-          <w:t>Ez 30.3</w:t>
-        </w:r>
-      </w:hyperlink>
+      <w:r>
+        <w:rPr>
+          <w:lang w:val="fr_FR" w:bidi="fr_FR"/>
+        </w:rPr>
+        <w:t>Ez 30.3</w:t>
+      </w:r>
       <w:r>
         <w:rPr>
           <w:lang w:val="fr_FR" w:bidi="fr_FR"/>
         </w:rPr>
         <w:t>) et sauvera son peuple (</w:t>
       </w:r>
-      <w:hyperlink r:id="rId203">
-        <w:r>
-          <w:rPr>
-            <w:lang w:val="fr_FR" w:bidi="fr_FR"/>
-          </w:rPr>
-          <w:rPr>
-            <w:color w:val="0000EE"/>
-            <w:u w:val="single"/>
-          </w:rPr>
-          <w:t>Jl 2.21–32</w:t>
-        </w:r>
-      </w:hyperlink>
+      <w:r>
+        <w:rPr>
+          <w:lang w:val="fr_FR" w:bidi="fr_FR"/>
+        </w:rPr>
+        <w:t>Jl 2.21–32</w:t>
+      </w:r>
       <w:r>
         <w:rPr>
           <w:lang w:val="fr_FR" w:bidi="fr_FR"/>
         </w:rPr>
         <w:t xml:space="preserve"> ; </w:t>
       </w:r>
-      <w:hyperlink r:id="rId204">
-        <w:r>
-          <w:rPr>
-            <w:lang w:val="fr_FR" w:bidi="fr_FR"/>
-          </w:rPr>
-          <w:rPr>
-            <w:color w:val="0000EE"/>
-            <w:u w:val="single"/>
-          </w:rPr>
-          <w:t>3.18</w:t>
-        </w:r>
-      </w:hyperlink>
+      <w:r>
+        <w:rPr>
+          <w:lang w:val="fr_FR" w:bidi="fr_FR"/>
+        </w:rPr>
+        <w:t>3.18</w:t>
+      </w:r>
       <w:r>
         <w:rPr>
           <w:lang w:val="fr_FR" w:bidi="fr_FR"/>
         </w:rPr>
         <w:t xml:space="preserve"> ; </w:t>
       </w:r>
-      <w:hyperlink r:id="rId205">
-        <w:r>
-          <w:rPr>
-            <w:lang w:val="fr_FR" w:bidi="fr_FR"/>
-          </w:rPr>
-          <w:rPr>
-            <w:color w:val="0000EE"/>
-            <w:u w:val="single"/>
-          </w:rPr>
-          <w:t>Za 14</w:t>
-        </w:r>
-      </w:hyperlink>
+      <w:r>
+        <w:rPr>
+          <w:lang w:val="fr_FR" w:bidi="fr_FR"/>
+        </w:rPr>
+        <w:t>Za 14</w:t>
+      </w:r>
       <w:r>
         <w:rPr>
           <w:lang w:val="fr_FR" w:bidi="fr_FR"/>
         </w:rPr>
         <w:t xml:space="preserve">). • comme un voleur dans la nuit : Cf. </w:t>
       </w:r>
-      <w:hyperlink r:id="rId206">
-        <w:r>
-          <w:rPr>
-            <w:lang w:val="fr_FR" w:bidi="fr_FR"/>
-          </w:rPr>
-          <w:rPr>
-            <w:color w:val="0000EE"/>
-            <w:u w:val="single"/>
-          </w:rPr>
-          <w:t>Mt 24.43–44</w:t>
-        </w:r>
-      </w:hyperlink>
+      <w:r>
+        <w:rPr>
+          <w:lang w:val="fr_FR" w:bidi="fr_FR"/>
+        </w:rPr>
+        <w:t>Mt 24.43–44</w:t>
+      </w:r>
       <w:r>
         <w:rPr>
           <w:lang w:val="fr_FR" w:bidi="fr_FR"/>
         </w:rPr>
         <w:t xml:space="preserve"> ; </w:t>
       </w:r>
-      <w:hyperlink r:id="rId207">
-        <w:r>
-          <w:rPr>
-            <w:lang w:val="fr_FR" w:bidi="fr_FR"/>
-          </w:rPr>
-          <w:rPr>
-            <w:color w:val="0000EE"/>
-            <w:u w:val="single"/>
-          </w:rPr>
-          <w:t>Lc 12.39–40</w:t>
-        </w:r>
-      </w:hyperlink>
+      <w:r>
+        <w:rPr>
+          <w:lang w:val="fr_FR" w:bidi="fr_FR"/>
+        </w:rPr>
+        <w:t>Lc 12.39–40</w:t>
+      </w:r>
       <w:r>
         <w:rPr>
           <w:lang w:val="fr_FR" w:bidi="fr_FR"/>
         </w:rPr>
         <w:t xml:space="preserve"> ; </w:t>
       </w:r>
-      <w:hyperlink r:id="rId208">
-        <w:r>
-          <w:rPr>
-            <w:lang w:val="fr_FR" w:bidi="fr_FR"/>
-          </w:rPr>
-          <w:rPr>
-            <w:color w:val="0000EE"/>
-            <w:u w:val="single"/>
-          </w:rPr>
-          <w:t>2P 3.10</w:t>
-        </w:r>
-      </w:hyperlink>
+      <w:r>
+        <w:rPr>
+          <w:lang w:val="fr_FR" w:bidi="fr_FR"/>
+        </w:rPr>
+        <w:t>2P 3.10</w:t>
+      </w:r>
       <w:r>
         <w:rPr>
           <w:lang w:val="fr_FR" w:bidi="fr_FR"/>
         </w:rPr>
         <w:t xml:space="preserve"> ; </w:t>
       </w:r>
-      <w:hyperlink r:id="rId209">
-        <w:r>
-          <w:rPr>
-            <w:lang w:val="fr_FR" w:bidi="fr_FR"/>
-          </w:rPr>
-          <w:rPr>
-            <w:color w:val="0000EE"/>
-            <w:u w:val="single"/>
-          </w:rPr>
-          <w:t>Ap 3.3</w:t>
-        </w:r>
-      </w:hyperlink>
+      <w:r>
+        <w:rPr>
+          <w:lang w:val="fr_FR" w:bidi="fr_FR"/>
+        </w:rPr>
+        <w:t>Ap 3.3</w:t>
+      </w:r>
       <w:r>
         <w:rPr>
           <w:lang w:val="fr_FR" w:bidi="fr_FR"/>
         </w:rPr>
         <w:t xml:space="preserve"> ; </w:t>
       </w:r>
-      <w:hyperlink r:id="rId210">
-        <w:r>
-          <w:rPr>
-            <w:lang w:val="fr_FR" w:bidi="fr_FR"/>
-          </w:rPr>
-          <w:rPr>
-            <w:color w:val="0000EE"/>
-            <w:u w:val="single"/>
-          </w:rPr>
-          <w:t>16.15</w:t>
-        </w:r>
-      </w:hyperlink>
+      <w:r>
+        <w:rPr>
+          <w:lang w:val="fr_FR" w:bidi="fr_FR"/>
+        </w:rPr>
+        <w:t>16.15</w:t>
+      </w:r>
       <w:r>
         <w:rPr>
           <w:lang w:val="fr_FR" w:bidi="fr_FR"/>
@@ -7348,108 +5962,72 @@
         </w:rPr>
         <w:t xml:space="preserve"> les fidèles thessaloniciens ont été sauvés des ténèbres (</w:t>
       </w:r>
-      <w:hyperlink r:id="rId211">
-        <w:r>
-          <w:rPr>
-            <w:lang w:val="fr_FR" w:bidi="fr_FR"/>
-          </w:rPr>
-          <w:rPr>
-            <w:color w:val="0000EE"/>
-            <w:u w:val="single"/>
-          </w:rPr>
-          <w:t>Jn 12.36</w:t>
-        </w:r>
-      </w:hyperlink>
+      <w:r>
+        <w:rPr>
+          <w:lang w:val="fr_FR" w:bidi="fr_FR"/>
+        </w:rPr>
+        <w:t>Jn 12.36</w:t>
+      </w:r>
       <w:r>
         <w:rPr>
           <w:lang w:val="fr_FR" w:bidi="fr_FR"/>
         </w:rPr>
         <w:t xml:space="preserve"> ; </w:t>
       </w:r>
-      <w:hyperlink r:id="rId212">
-        <w:r>
-          <w:rPr>
-            <w:lang w:val="fr_FR" w:bidi="fr_FR"/>
-          </w:rPr>
-          <w:rPr>
-            <w:color w:val="0000EE"/>
-            <w:u w:val="single"/>
-          </w:rPr>
-          <w:t>Ac 26.18</w:t>
-        </w:r>
-      </w:hyperlink>
+      <w:r>
+        <w:rPr>
+          <w:lang w:val="fr_FR" w:bidi="fr_FR"/>
+        </w:rPr>
+        <w:t>Ac 26.18</w:t>
+      </w:r>
       <w:r>
         <w:rPr>
           <w:lang w:val="fr_FR" w:bidi="fr_FR"/>
         </w:rPr>
         <w:t xml:space="preserve"> ; </w:t>
       </w:r>
-      <w:hyperlink r:id="rId213">
-        <w:r>
-          <w:rPr>
-            <w:lang w:val="fr_FR" w:bidi="fr_FR"/>
-          </w:rPr>
-          <w:rPr>
-            <w:color w:val="0000EE"/>
-            <w:u w:val="single"/>
-          </w:rPr>
-          <w:t>Ep 5.8</w:t>
-        </w:r>
-      </w:hyperlink>
+      <w:r>
+        <w:rPr>
+          <w:lang w:val="fr_FR" w:bidi="fr_FR"/>
+        </w:rPr>
+        <w:t>Ep 5.8</w:t>
+      </w:r>
       <w:r>
         <w:rPr>
           <w:lang w:val="fr_FR" w:bidi="fr_FR"/>
         </w:rPr>
         <w:t xml:space="preserve"> ; </w:t>
       </w:r>
-      <w:hyperlink r:id="rId214">
-        <w:r>
-          <w:rPr>
-            <w:lang w:val="fr_FR" w:bidi="fr_FR"/>
-          </w:rPr>
-          <w:rPr>
-            <w:color w:val="0000EE"/>
-            <w:u w:val="single"/>
-          </w:rPr>
-          <w:t>1P 2.9</w:t>
-        </w:r>
-      </w:hyperlink>
+      <w:r>
+        <w:rPr>
+          <w:lang w:val="fr_FR" w:bidi="fr_FR"/>
+        </w:rPr>
+        <w:t>1P 2.9</w:t>
+      </w:r>
       <w:r>
         <w:rPr>
           <w:lang w:val="fr_FR" w:bidi="fr_FR"/>
         </w:rPr>
         <w:t>). • du jour : Ils appartiennent au nouvel ordre de Dieu (</w:t>
       </w:r>
-      <w:hyperlink r:id="rId215">
-        <w:r>
-          <w:rPr>
-            <w:lang w:val="fr_FR" w:bidi="fr_FR"/>
-          </w:rPr>
-          <w:rPr>
-            <w:color w:val="0000EE"/>
-            <w:u w:val="single"/>
-          </w:rPr>
-          <w:t>Rm 13.12</w:t>
-        </w:r>
-      </w:hyperlink>
+      <w:r>
+        <w:rPr>
+          <w:lang w:val="fr_FR" w:bidi="fr_FR"/>
+        </w:rPr>
+        <w:t>Rm 13.12</w:t>
+      </w:r>
       <w:r>
         <w:rPr>
           <w:lang w:val="fr_FR" w:bidi="fr_FR"/>
         </w:rPr>
         <w:t xml:space="preserve">). • de la nuit ni des ténèbres : cette expression renvoie à une vie immorale (voir </w:t>
       </w:r>
-      <w:hyperlink r:id="rId216">
-        <w:r>
-          <w:rPr>
-            <w:lang w:val="fr_FR" w:bidi="fr_FR"/>
-          </w:rPr>
-          <w:rPr>
-            <w:color w:val="0000EE"/>
-            <w:u w:val="single"/>
-          </w:rPr>
-          <w:t>1Th 5.6–8</w:t>
-        </w:r>
-      </w:hyperlink>
+      <w:r>
+        <w:rPr>
+          <w:lang w:val="fr_FR" w:bidi="fr_FR"/>
+        </w:rPr>
+        <w:t>1Th 5.6–8</w:t>
+      </w:r>
       <w:r>
         <w:rPr>
           <w:lang w:val="fr_FR" w:bidi="fr_FR"/>
@@ -7504,96 +6082,60 @@
         </w:rPr>
         <w:t>La proposition « Veillons et soyons sobres » reprend l’appel de Jésus à être moralement préparés, car les disciples ne connaîtront pas le jour de son retour (</w:t>
       </w:r>
-      <w:hyperlink r:id="rId217">
-        <w:r>
-          <w:rPr>
-            <w:lang w:val="fr_FR" w:bidi="fr_FR"/>
-          </w:rPr>
-          <w:rPr>
-            <w:color w:val="0000EE"/>
-            <w:u w:val="single"/>
-          </w:rPr>
-          <w:t>Mt 24.42</w:t>
-        </w:r>
-      </w:hyperlink>
+      <w:r>
+        <w:rPr>
+          <w:lang w:val="fr_FR" w:bidi="fr_FR"/>
+        </w:rPr>
+        <w:t>Mt 24.42</w:t>
+      </w:r>
       <w:r>
         <w:rPr>
           <w:lang w:val="fr_FR" w:bidi="fr_FR"/>
         </w:rPr>
         <w:t xml:space="preserve">, </w:t>
       </w:r>
-      <w:hyperlink r:id="rId218">
-        <w:r>
-          <w:rPr>
-            <w:lang w:val="fr_FR" w:bidi="fr_FR"/>
-          </w:rPr>
-          <w:rPr>
-            <w:color w:val="0000EE"/>
-            <w:u w:val="single"/>
-          </w:rPr>
-          <w:t>44</w:t>
-        </w:r>
-      </w:hyperlink>
-      <w:hyperlink r:id="rId195">
-        <w:r>
-          <w:rPr>
-            <w:lang w:val="fr_FR" w:bidi="fr_FR"/>
-          </w:rPr>
-          <w:rPr>
-            <w:color w:val="0000EE"/>
-            <w:u w:val="single"/>
-          </w:rPr>
-          <w:t xml:space="preserve"> </w:t>
-        </w:r>
-      </w:hyperlink>
+      <w:r>
+        <w:rPr>
+          <w:lang w:val="fr_FR" w:bidi="fr_FR"/>
+        </w:rPr>
+        <w:t>44</w:t>
+      </w:r>
+      <w:r>
+        <w:rPr>
+          <w:lang w:val="fr_FR" w:bidi="fr_FR"/>
+        </w:rPr>
+        <w:t xml:space="preserve"> </w:t>
+      </w:r>
       <w:r>
         <w:rPr>
           <w:lang w:val="fr_FR" w:bidi="fr_FR"/>
         </w:rPr>
         <w:t xml:space="preserve">; </w:t>
       </w:r>
-      <w:hyperlink r:id="rId219">
-        <w:r>
-          <w:rPr>
-            <w:lang w:val="fr_FR" w:bidi="fr_FR"/>
-          </w:rPr>
-          <w:rPr>
-            <w:color w:val="0000EE"/>
-            <w:u w:val="single"/>
-          </w:rPr>
-          <w:t>25.13</w:t>
-        </w:r>
-      </w:hyperlink>
-      <w:hyperlink r:id="rId195">
-        <w:r>
-          <w:rPr>
-            <w:lang w:val="fr_FR" w:bidi="fr_FR"/>
-          </w:rPr>
-          <w:rPr>
-            <w:color w:val="0000EE"/>
-            <w:u w:val="single"/>
-          </w:rPr>
-          <w:t xml:space="preserve"> </w:t>
-        </w:r>
-      </w:hyperlink>
+      <w:r>
+        <w:rPr>
+          <w:lang w:val="fr_FR" w:bidi="fr_FR"/>
+        </w:rPr>
+        <w:t>25.13</w:t>
+      </w:r>
+      <w:r>
+        <w:rPr>
+          <w:lang w:val="fr_FR" w:bidi="fr_FR"/>
+        </w:rPr>
+        <w:t xml:space="preserve"> </w:t>
+      </w:r>
       <w:r>
         <w:rPr>
           <w:lang w:val="fr_FR" w:bidi="fr_FR"/>
         </w:rPr>
         <w:t xml:space="preserve">; cf. </w:t>
       </w:r>
-      <w:hyperlink r:id="rId220">
-        <w:r>
-          <w:rPr>
-            <w:lang w:val="fr_FR" w:bidi="fr_FR"/>
-          </w:rPr>
-          <w:rPr>
-            <w:color w:val="0000EE"/>
-            <w:u w:val="single"/>
-          </w:rPr>
-          <w:t>1P 1.13</w:t>
-        </w:r>
-      </w:hyperlink>
+      <w:r>
+        <w:rPr>
+          <w:lang w:val="fr_FR" w:bidi="fr_FR"/>
+        </w:rPr>
+        <w:t>1P 1.13</w:t>
+      </w:r>
       <w:r>
         <w:rPr>
           <w:lang w:val="fr_FR" w:bidi="fr_FR"/>
@@ -7648,54 +6190,36 @@
         </w:rPr>
         <w:t>Le sommeil renvoie à l’indifférence morale (</w:t>
       </w:r>
-      <w:hyperlink r:id="rId221">
-        <w:r>
-          <w:rPr>
-            <w:lang w:val="fr_FR" w:bidi="fr_FR"/>
-          </w:rPr>
-          <w:rPr>
-            <w:color w:val="0000EE"/>
-            <w:u w:val="single"/>
-          </w:rPr>
-          <w:t>5.6</w:t>
-        </w:r>
-      </w:hyperlink>
+      <w:r>
+        <w:rPr>
+          <w:lang w:val="fr_FR" w:bidi="fr_FR"/>
+        </w:rPr>
+        <w:t>5.6</w:t>
+      </w:r>
       <w:r>
         <w:rPr>
           <w:lang w:val="fr_FR" w:bidi="fr_FR"/>
         </w:rPr>
         <w:t>) et l’ivresse est une métaphore pour décrire ceux qui ne font pas preuve de maîtrise de soi : ils seront surpris par le jour du Seigneur (</w:t>
       </w:r>
-      <w:hyperlink r:id="rId222">
-        <w:r>
-          <w:rPr>
-            <w:lang w:val="fr_FR" w:bidi="fr_FR"/>
-          </w:rPr>
-          <w:rPr>
-            <w:color w:val="0000EE"/>
-            <w:u w:val="single"/>
-          </w:rPr>
-          <w:t>5.4</w:t>
-        </w:r>
-      </w:hyperlink>
+      <w:r>
+        <w:rPr>
+          <w:lang w:val="fr_FR" w:bidi="fr_FR"/>
+        </w:rPr>
+        <w:t>5.4</w:t>
+      </w:r>
       <w:r>
         <w:rPr>
           <w:lang w:val="fr_FR" w:bidi="fr_FR"/>
         </w:rPr>
         <w:t xml:space="preserve"> ; </w:t>
       </w:r>
-      <w:hyperlink r:id="rId223">
-        <w:r>
-          <w:rPr>
-            <w:lang w:val="fr_FR" w:bidi="fr_FR"/>
-          </w:rPr>
-          <w:rPr>
-            <w:color w:val="0000EE"/>
-            <w:u w:val="single"/>
-          </w:rPr>
-          <w:t>Mt 24.48–51</w:t>
-        </w:r>
-      </w:hyperlink>
+      <w:r>
+        <w:rPr>
+          <w:lang w:val="fr_FR" w:bidi="fr_FR"/>
+        </w:rPr>
+        <w:t>Mt 24.48–51</w:t>
+      </w:r>
       <w:r>
         <w:rPr>
           <w:lang w:val="fr_FR" w:bidi="fr_FR"/>
@@ -7750,108 +6274,72 @@
         </w:rPr>
         <w:t>La cuirasse… casque (</w:t>
       </w:r>
-      <w:hyperlink r:id="rId224">
-        <w:r>
-          <w:rPr>
-            <w:lang w:val="fr_FR" w:bidi="fr_FR"/>
-          </w:rPr>
-          <w:rPr>
-            <w:color w:val="0000EE"/>
-            <w:u w:val="single"/>
-          </w:rPr>
-          <w:t>Es 59.17</w:t>
-        </w:r>
-      </w:hyperlink>
+      <w:r>
+        <w:rPr>
+          <w:lang w:val="fr_FR" w:bidi="fr_FR"/>
+        </w:rPr>
+        <w:t>Es 59.17</w:t>
+      </w:r>
       <w:r>
         <w:rPr>
           <w:lang w:val="fr_FR" w:bidi="fr_FR"/>
         </w:rPr>
         <w:t xml:space="preserve"> ; </w:t>
       </w:r>
-      <w:hyperlink r:id="rId225">
-        <w:r>
-          <w:rPr>
-            <w:lang w:val="fr_FR" w:bidi="fr_FR"/>
-          </w:rPr>
-          <w:rPr>
-            <w:color w:val="0000EE"/>
-            <w:u w:val="single"/>
-          </w:rPr>
-          <w:t>Ep 6.11–17</w:t>
-        </w:r>
-      </w:hyperlink>
+      <w:r>
+        <w:rPr>
+          <w:lang w:val="fr_FR" w:bidi="fr_FR"/>
+        </w:rPr>
+        <w:t>Ep 6.11–17</w:t>
+      </w:r>
       <w:r>
         <w:rPr>
           <w:lang w:val="fr_FR" w:bidi="fr_FR"/>
         </w:rPr>
         <w:t>) : On s’arme par une vie morale (</w:t>
       </w:r>
-      <w:hyperlink r:id="rId215">
-        <w:r>
-          <w:rPr>
-            <w:lang w:val="fr_FR" w:bidi="fr_FR"/>
-          </w:rPr>
-          <w:rPr>
-            <w:color w:val="0000EE"/>
-            <w:u w:val="single"/>
-          </w:rPr>
-          <w:t>Rm 13.12</w:t>
-        </w:r>
-      </w:hyperlink>
+      <w:r>
+        <w:rPr>
+          <w:lang w:val="fr_FR" w:bidi="fr_FR"/>
+        </w:rPr>
+        <w:t>Rm 13.12</w:t>
+      </w:r>
       <w:r>
         <w:rPr>
           <w:lang w:val="fr_FR" w:bidi="fr_FR"/>
         </w:rPr>
         <w:t xml:space="preserve"> ; </w:t>
       </w:r>
-      <w:hyperlink r:id="rId226">
-        <w:r>
-          <w:rPr>
-            <w:lang w:val="fr_FR" w:bidi="fr_FR"/>
-          </w:rPr>
-          <w:rPr>
-            <w:color w:val="0000EE"/>
-            <w:u w:val="single"/>
-          </w:rPr>
-          <w:t>2Co 6.7</w:t>
-        </w:r>
-      </w:hyperlink>
+      <w:r>
+        <w:rPr>
+          <w:lang w:val="fr_FR" w:bidi="fr_FR"/>
+        </w:rPr>
+        <w:t>2Co 6.7</w:t>
+      </w:r>
       <w:r>
         <w:rPr>
           <w:lang w:val="fr_FR" w:bidi="fr_FR"/>
         </w:rPr>
         <w:t xml:space="preserve"> ; </w:t>
       </w:r>
-      <w:hyperlink r:id="rId227">
-        <w:r>
-          <w:rPr>
-            <w:lang w:val="fr_FR" w:bidi="fr_FR"/>
-          </w:rPr>
-          <w:rPr>
-            <w:color w:val="0000EE"/>
-            <w:u w:val="single"/>
-          </w:rPr>
-          <w:t>10.3–5</w:t>
-        </w:r>
-      </w:hyperlink>
+      <w:r>
+        <w:rPr>
+          <w:lang w:val="fr_FR" w:bidi="fr_FR"/>
+        </w:rPr>
+        <w:t>10.3–5</w:t>
+      </w:r>
       <w:r>
         <w:rPr>
           <w:lang w:val="fr_FR" w:bidi="fr_FR"/>
         </w:rPr>
         <w:t xml:space="preserve"> ; </w:t>
       </w:r>
-      <w:hyperlink r:id="rId228">
-        <w:r>
-          <w:rPr>
-            <w:lang w:val="fr_FR" w:bidi="fr_FR"/>
-          </w:rPr>
-          <w:rPr>
-            <w:color w:val="0000EE"/>
-            <w:u w:val="single"/>
-          </w:rPr>
-          <w:t>2 Tm 2.3–4</w:t>
-        </w:r>
-      </w:hyperlink>
+      <w:r>
+        <w:rPr>
+          <w:lang w:val="fr_FR" w:bidi="fr_FR"/>
+        </w:rPr>
+        <w:t>2 Tm 2.3–4</w:t>
+      </w:r>
       <w:r>
         <w:rPr>
           <w:lang w:val="fr_FR" w:bidi="fr_FR"/>
@@ -7884,72 +6372,48 @@
         </w:rPr>
         <w:t xml:space="preserve"> et de l’espérance (voir </w:t>
       </w:r>
-      <w:hyperlink r:id="rId229">
-        <w:r>
-          <w:rPr>
-            <w:lang w:val="fr_FR" w:bidi="fr_FR"/>
-          </w:rPr>
-          <w:rPr>
-            <w:color w:val="0000EE"/>
-            <w:u w:val="single"/>
-          </w:rPr>
-          <w:t>1Th 1.3</w:t>
-        </w:r>
-      </w:hyperlink>
+      <w:r>
+        <w:rPr>
+          <w:lang w:val="fr_FR" w:bidi="fr_FR"/>
+        </w:rPr>
+        <w:t>1Th 1.3</w:t>
+      </w:r>
       <w:r>
         <w:rPr>
           <w:lang w:val="fr_FR" w:bidi="fr_FR"/>
         </w:rPr>
         <w:t xml:space="preserve"> ; </w:t>
       </w:r>
-      <w:hyperlink r:id="rId21">
-        <w:r>
-          <w:rPr>
-            <w:lang w:val="fr_FR" w:bidi="fr_FR"/>
-          </w:rPr>
-          <w:rPr>
-            <w:color w:val="0000EE"/>
-            <w:u w:val="single"/>
-          </w:rPr>
-          <w:t>3.6</w:t>
-        </w:r>
-      </w:hyperlink>
+      <w:r>
+        <w:rPr>
+          <w:lang w:val="fr_FR" w:bidi="fr_FR"/>
+        </w:rPr>
+        <w:t>3.6</w:t>
+      </w:r>
       <w:r>
         <w:rPr>
           <w:lang w:val="fr_FR" w:bidi="fr_FR"/>
         </w:rPr>
         <w:t xml:space="preserve"> ; </w:t>
       </w:r>
-      <w:hyperlink r:id="rId230">
-        <w:r>
-          <w:rPr>
-            <w:lang w:val="fr_FR" w:bidi="fr_FR"/>
-          </w:rPr>
-          <w:rPr>
-            <w:color w:val="0000EE"/>
-            <w:u w:val="single"/>
-          </w:rPr>
-          <w:t>1Co 13.13</w:t>
-        </w:r>
-      </w:hyperlink>
+      <w:r>
+        <w:rPr>
+          <w:lang w:val="fr_FR" w:bidi="fr_FR"/>
+        </w:rPr>
+        <w:t>1Co 13.13</w:t>
+      </w:r>
       <w:r>
         <w:rPr>
           <w:lang w:val="fr_FR" w:bidi="fr_FR"/>
         </w:rPr>
         <w:t xml:space="preserve"> ; </w:t>
       </w:r>
-      <w:hyperlink r:id="rId23">
-        <w:r>
-          <w:rPr>
-            <w:lang w:val="fr_FR" w:bidi="fr_FR"/>
-          </w:rPr>
-          <w:rPr>
-            <w:color w:val="0000EE"/>
-            <w:u w:val="single"/>
-          </w:rPr>
-          <w:t>2Th 1.3–4</w:t>
-        </w:r>
-      </w:hyperlink>
+      <w:r>
+        <w:rPr>
+          <w:lang w:val="fr_FR" w:bidi="fr_FR"/>
+        </w:rPr>
+        <w:t>2Th 1.3–4</w:t>
+      </w:r>
       <w:r>
         <w:rPr>
           <w:lang w:val="fr_FR" w:bidi="fr_FR"/>
@@ -8004,126 +6468,84 @@
         </w:rPr>
         <w:t>La colère de Dieu (</w:t>
       </w:r>
-      <w:hyperlink r:id="rId231">
-        <w:r>
-          <w:rPr>
-            <w:lang w:val="fr_FR" w:bidi="fr_FR"/>
-          </w:rPr>
-          <w:rPr>
-            <w:color w:val="0000EE"/>
-            <w:u w:val="single"/>
-          </w:rPr>
-          <w:t>1.10</w:t>
-        </w:r>
-      </w:hyperlink>
+      <w:r>
+        <w:rPr>
+          <w:lang w:val="fr_FR" w:bidi="fr_FR"/>
+        </w:rPr>
+        <w:t>1.10</w:t>
+      </w:r>
       <w:r>
         <w:rPr>
           <w:lang w:val="fr_FR" w:bidi="fr_FR"/>
         </w:rPr>
         <w:t xml:space="preserve"> ; </w:t>
       </w:r>
-      <w:hyperlink r:id="rId232">
-        <w:r>
-          <w:rPr>
-            <w:lang w:val="fr_FR" w:bidi="fr_FR"/>
-          </w:rPr>
-          <w:rPr>
-            <w:color w:val="0000EE"/>
-            <w:u w:val="single"/>
-          </w:rPr>
-          <w:t>2.16</w:t>
-        </w:r>
-      </w:hyperlink>
+      <w:r>
+        <w:rPr>
+          <w:lang w:val="fr_FR" w:bidi="fr_FR"/>
+        </w:rPr>
+        <w:t>2.16</w:t>
+      </w:r>
       <w:r>
         <w:rPr>
           <w:lang w:val="fr_FR" w:bidi="fr_FR"/>
         </w:rPr>
         <w:t xml:space="preserve"> ; </w:t>
       </w:r>
-      <w:hyperlink r:id="rId233">
-        <w:r>
-          <w:rPr>
-            <w:lang w:val="fr_FR" w:bidi="fr_FR"/>
-          </w:rPr>
-          <w:rPr>
-            <w:color w:val="0000EE"/>
-            <w:u w:val="single"/>
-          </w:rPr>
-          <w:t>Rm 5.9</w:t>
-        </w:r>
-      </w:hyperlink>
+      <w:r>
+        <w:rPr>
+          <w:lang w:val="fr_FR" w:bidi="fr_FR"/>
+        </w:rPr>
+        <w:t>Rm 5.9</w:t>
+      </w:r>
       <w:r>
         <w:rPr>
           <w:lang w:val="fr_FR" w:bidi="fr_FR"/>
         </w:rPr>
         <w:t xml:space="preserve"> ; cf. </w:t>
       </w:r>
-      <w:hyperlink r:id="rId46">
-        <w:r>
-          <w:rPr>
-            <w:lang w:val="fr_FR" w:bidi="fr_FR"/>
-          </w:rPr>
-          <w:rPr>
-            <w:color w:val="0000EE"/>
-            <w:u w:val="single"/>
-          </w:rPr>
-          <w:t>2Th 1.6–10</w:t>
-        </w:r>
-      </w:hyperlink>
+      <w:r>
+        <w:rPr>
+          <w:lang w:val="fr_FR" w:bidi="fr_FR"/>
+        </w:rPr>
+        <w:t>2Th 1.6–10</w:t>
+      </w:r>
       <w:r>
         <w:rPr>
           <w:lang w:val="fr_FR" w:bidi="fr_FR"/>
         </w:rPr>
         <w:t xml:space="preserve"> ; </w:t>
       </w:r>
-      <w:hyperlink r:id="rId234">
-        <w:r>
-          <w:rPr>
-            <w:lang w:val="fr_FR" w:bidi="fr_FR"/>
-          </w:rPr>
-          <w:rPr>
-            <w:color w:val="0000EE"/>
-            <w:u w:val="single"/>
-          </w:rPr>
-          <w:t>2.8</w:t>
-        </w:r>
-      </w:hyperlink>
+      <w:r>
+        <w:rPr>
+          <w:lang w:val="fr_FR" w:bidi="fr_FR"/>
+        </w:rPr>
+        <w:t>2.8</w:t>
+      </w:r>
       <w:r>
         <w:rPr>
           <w:lang w:val="fr_FR" w:bidi="fr_FR"/>
         </w:rPr>
         <w:t>) représente l’exécution de son jugement sur le mal. Cependant, Dieu a destiné les fidèles au salut, non à la colère (</w:t>
       </w:r>
-      <w:hyperlink r:id="rId24">
-        <w:r>
-          <w:rPr>
-            <w:lang w:val="fr_FR" w:bidi="fr_FR"/>
-          </w:rPr>
-          <w:rPr>
-            <w:color w:val="0000EE"/>
-            <w:u w:val="single"/>
-          </w:rPr>
-          <w:t>2Th 2.13–14</w:t>
-        </w:r>
-      </w:hyperlink>
+      <w:r>
+        <w:rPr>
+          <w:lang w:val="fr_FR" w:bidi="fr_FR"/>
+        </w:rPr>
+        <w:t>2Th 2.13–14</w:t>
+      </w:r>
       <w:r>
         <w:rPr>
           <w:lang w:val="fr_FR" w:bidi="fr_FR"/>
         </w:rPr>
         <w:t>), et ils échapperont aux ruines du jour du Seigneur (</w:t>
       </w:r>
-      <w:hyperlink r:id="rId235">
-        <w:r>
-          <w:rPr>
-            <w:lang w:val="fr_FR" w:bidi="fr_FR"/>
-          </w:rPr>
-          <w:rPr>
-            <w:color w:val="0000EE"/>
-            <w:u w:val="single"/>
-          </w:rPr>
-          <w:t>1Th 5.1–3</w:t>
-        </w:r>
-      </w:hyperlink>
+      <w:r>
+        <w:rPr>
+          <w:lang w:val="fr_FR" w:bidi="fr_FR"/>
+        </w:rPr>
+        <w:t>1Th 5.1–3</w:t>
+      </w:r>
       <w:r>
         <w:rPr>
           <w:lang w:val="fr_FR" w:bidi="fr_FR"/>
@@ -8178,54 +6600,36 @@
         </w:rPr>
         <w:t>La promesse que les fidèles vivront avec lui pour toujours repose sur la résurrection du Christ (</w:t>
       </w:r>
-      <w:hyperlink r:id="rId39">
-        <w:r>
-          <w:rPr>
-            <w:lang w:val="fr_FR" w:bidi="fr_FR"/>
-          </w:rPr>
-          <w:rPr>
-            <w:color w:val="0000EE"/>
-            <w:u w:val="single"/>
-          </w:rPr>
-          <w:t>4.14</w:t>
-        </w:r>
-      </w:hyperlink>
+      <w:r>
+        <w:rPr>
+          <w:lang w:val="fr_FR" w:bidi="fr_FR"/>
+        </w:rPr>
+        <w:t>4.14</w:t>
+      </w:r>
       <w:r>
         <w:rPr>
           <w:lang w:val="fr_FR" w:bidi="fr_FR"/>
         </w:rPr>
         <w:t>). • soit que nous veillons, soit que nous dormions : cette proposition porte sur les croyants vivants ou morts (</w:t>
       </w:r>
-      <w:hyperlink r:id="rId236">
-        <w:r>
-          <w:rPr>
-            <w:lang w:val="fr_FR" w:bidi="fr_FR"/>
-          </w:rPr>
-          <w:rPr>
-            <w:color w:val="0000EE"/>
-            <w:u w:val="single"/>
-          </w:rPr>
-          <w:t>4.13–15</w:t>
-        </w:r>
-      </w:hyperlink>
+      <w:r>
+        <w:rPr>
+          <w:lang w:val="fr_FR" w:bidi="fr_FR"/>
+        </w:rPr>
+        <w:t>4.13–15</w:t>
+      </w:r>
       <w:r>
         <w:rPr>
           <w:lang w:val="fr_FR" w:bidi="fr_FR"/>
         </w:rPr>
         <w:t xml:space="preserve">) plutôt que sur la condition morale des personnes (comme aux versets </w:t>
       </w:r>
-      <w:hyperlink r:id="rId237">
-        <w:r>
-          <w:rPr>
-            <w:lang w:val="fr_FR" w:bidi="fr_FR"/>
-          </w:rPr>
-          <w:rPr>
-            <w:color w:val="0000EE"/>
-            <w:u w:val="single"/>
-          </w:rPr>
-          <w:t>5.6–7</w:t>
-        </w:r>
-      </w:hyperlink>
+      <w:r>
+        <w:rPr>
+          <w:lang w:val="fr_FR" w:bidi="fr_FR"/>
+        </w:rPr>
+        <w:t>5.6–7</w:t>
+      </w:r>
       <w:r>
         <w:rPr>
           <w:lang w:val="fr_FR" w:bidi="fr_FR"/>
@@ -8280,18 +6684,12 @@
         </w:rPr>
         <w:t xml:space="preserve">Paul souhaite que les Thessaloniciens utilisent son instruction sur la fin pour s’encourager et se fortifier mutuellement (voir </w:t>
       </w:r>
-      <w:hyperlink r:id="rId238">
-        <w:r>
-          <w:rPr>
-            <w:lang w:val="fr_FR" w:bidi="fr_FR"/>
-          </w:rPr>
-          <w:rPr>
-            <w:color w:val="0000EE"/>
-            <w:u w:val="single"/>
-          </w:rPr>
-          <w:t>4.18</w:t>
-        </w:r>
-      </w:hyperlink>
+      <w:r>
+        <w:rPr>
+          <w:lang w:val="fr_FR" w:bidi="fr_FR"/>
+        </w:rPr>
+        <w:t>4.18</w:t>
+      </w:r>
       <w:r>
         <w:rPr>
           <w:lang w:val="fr_FR" w:bidi="fr_FR"/>
@@ -8359,180 +6757,120 @@
         </w:rPr>
         <w:t>) : Il s’agit d’un appel soit à honorer les chefs de l’église, soit à reconnaître les nouveaux responsables de l’église (</w:t>
       </w:r>
-      <w:hyperlink r:id="rId239">
-        <w:r>
-          <w:rPr>
-            <w:lang w:val="fr_FR" w:bidi="fr_FR"/>
-          </w:rPr>
-          <w:rPr>
-            <w:color w:val="0000EE"/>
-            <w:u w:val="single"/>
-          </w:rPr>
-          <w:t>1Co 16.15–16</w:t>
-        </w:r>
-      </w:hyperlink>
+      <w:r>
+        <w:rPr>
+          <w:lang w:val="fr_FR" w:bidi="fr_FR"/>
+        </w:rPr>
+        <w:t>1Co 16.15–16</w:t>
+      </w:r>
       <w:r>
         <w:rPr>
           <w:lang w:val="fr_FR" w:bidi="fr_FR"/>
         </w:rPr>
         <w:t>). Les vrais chefs travaillent dur (</w:t>
       </w:r>
-      <w:hyperlink r:id="rId240">
-        <w:r>
-          <w:rPr>
-            <w:lang w:val="fr_FR" w:bidi="fr_FR"/>
-          </w:rPr>
-          <w:rPr>
-            <w:color w:val="0000EE"/>
-            <w:u w:val="single"/>
-          </w:rPr>
-          <w:t xml:space="preserve">1 Tm 4.10 </w:t>
-        </w:r>
-      </w:hyperlink>
+      <w:r>
+        <w:rPr>
+          <w:lang w:val="fr_FR" w:bidi="fr_FR"/>
+        </w:rPr>
+        <w:t xml:space="preserve">1 Tm 4.10 </w:t>
+      </w:r>
       <w:r>
         <w:rPr>
           <w:lang w:val="fr_FR" w:bidi="fr_FR"/>
         </w:rPr>
         <w:t xml:space="preserve">; </w:t>
       </w:r>
-      <w:hyperlink r:id="rId241">
-        <w:r>
-          <w:rPr>
-            <w:lang w:val="fr_FR" w:bidi="fr_FR"/>
-          </w:rPr>
-          <w:rPr>
-            <w:color w:val="0000EE"/>
-            <w:u w:val="single"/>
-          </w:rPr>
-          <w:t>5.17</w:t>
-        </w:r>
-      </w:hyperlink>
+      <w:r>
+        <w:rPr>
+          <w:lang w:val="fr_FR" w:bidi="fr_FR"/>
+        </w:rPr>
+        <w:t>5.17</w:t>
+      </w:r>
       <w:r>
         <w:rPr>
           <w:lang w:val="fr_FR" w:bidi="fr_FR"/>
         </w:rPr>
         <w:t>) et dirigent pour servir (</w:t>
       </w:r>
-      <w:hyperlink r:id="rId56">
-        <w:r>
-          <w:rPr>
-            <w:lang w:val="fr_FR" w:bidi="fr_FR"/>
-          </w:rPr>
-          <w:rPr>
-            <w:color w:val="0000EE"/>
-            <w:u w:val="single"/>
-          </w:rPr>
-          <w:t>Mt 20.25–28</w:t>
-        </w:r>
-      </w:hyperlink>
+      <w:r>
+        <w:rPr>
+          <w:lang w:val="fr_FR" w:bidi="fr_FR"/>
+        </w:rPr>
+        <w:t>Mt 20.25–28</w:t>
+      </w:r>
       <w:r>
         <w:rPr>
           <w:lang w:val="fr_FR" w:bidi="fr_FR"/>
         </w:rPr>
         <w:t>). Ils président, aident et protègent l’église (</w:t>
       </w:r>
-      <w:hyperlink r:id="rId242">
-        <w:r>
-          <w:rPr>
-            <w:lang w:val="fr_FR" w:bidi="fr_FR"/>
-          </w:rPr>
-          <w:rPr>
-            <w:color w:val="0000EE"/>
-            <w:u w:val="single"/>
-          </w:rPr>
-          <w:t xml:space="preserve">Rm 16.1–2 </w:t>
-        </w:r>
-      </w:hyperlink>
+      <w:r>
+        <w:rPr>
+          <w:lang w:val="fr_FR" w:bidi="fr_FR"/>
+        </w:rPr>
+        <w:t xml:space="preserve">Rm 16.1–2 </w:t>
+      </w:r>
       <w:r>
         <w:rPr>
           <w:lang w:val="fr_FR" w:bidi="fr_FR"/>
         </w:rPr>
         <w:t xml:space="preserve">; </w:t>
       </w:r>
-      <w:hyperlink r:id="rId243">
-        <w:r>
-          <w:rPr>
-            <w:lang w:val="fr_FR" w:bidi="fr_FR"/>
-          </w:rPr>
-          <w:rPr>
-            <w:color w:val="0000EE"/>
-            <w:u w:val="single"/>
-          </w:rPr>
-          <w:t>1 Tm 3.4–5</w:t>
-        </w:r>
-      </w:hyperlink>
+      <w:r>
+        <w:rPr>
+          <w:lang w:val="fr_FR" w:bidi="fr_FR"/>
+        </w:rPr>
+        <w:t>1 Tm 3.4–5</w:t>
+      </w:r>
       <w:r>
         <w:rPr>
           <w:lang w:val="fr_FR" w:bidi="fr_FR"/>
         </w:rPr>
         <w:t xml:space="preserve">, </w:t>
       </w:r>
-      <w:hyperlink r:id="rId244">
-        <w:r>
-          <w:rPr>
-            <w:lang w:val="fr_FR" w:bidi="fr_FR"/>
-          </w:rPr>
-          <w:rPr>
-            <w:color w:val="0000EE"/>
-            <w:u w:val="single"/>
-          </w:rPr>
-          <w:t>12</w:t>
-        </w:r>
-      </w:hyperlink>
+      <w:r>
+        <w:rPr>
+          <w:lang w:val="fr_FR" w:bidi="fr_FR"/>
+        </w:rPr>
+        <w:t>12</w:t>
+      </w:r>
       <w:r>
         <w:rPr>
           <w:lang w:val="fr_FR" w:bidi="fr_FR"/>
         </w:rPr>
         <w:t>). • vous dirigent dans le Seigneur : Les chefs corrigent à la fois les erreurs morales et doctrinales (</w:t>
       </w:r>
-      <w:hyperlink r:id="rId245">
-        <w:r>
-          <w:rPr>
-            <w:lang w:val="fr_FR" w:bidi="fr_FR"/>
-          </w:rPr>
-          <w:rPr>
-            <w:color w:val="0000EE"/>
-            <w:u w:val="single"/>
-          </w:rPr>
-          <w:t xml:space="preserve">Ac 20.31 </w:t>
-        </w:r>
-      </w:hyperlink>
+      <w:r>
+        <w:rPr>
+          <w:lang w:val="fr_FR" w:bidi="fr_FR"/>
+        </w:rPr>
+        <w:t xml:space="preserve">Ac 20.31 </w:t>
+      </w:r>
       <w:r>
         <w:rPr>
           <w:lang w:val="fr_FR" w:bidi="fr_FR"/>
         </w:rPr>
         <w:t xml:space="preserve">; </w:t>
       </w:r>
-      <w:hyperlink r:id="rId246">
-        <w:r>
-          <w:rPr>
-            <w:lang w:val="fr_FR" w:bidi="fr_FR"/>
-          </w:rPr>
-          <w:rPr>
-            <w:color w:val="0000EE"/>
-            <w:u w:val="single"/>
-          </w:rPr>
-          <w:t xml:space="preserve">1Co 4.14 </w:t>
-        </w:r>
-      </w:hyperlink>
+      <w:r>
+        <w:rPr>
+          <w:lang w:val="fr_FR" w:bidi="fr_FR"/>
+        </w:rPr>
+        <w:t xml:space="preserve">1Co 4.14 </w:t>
+      </w:r>
       <w:r>
         <w:rPr>
           <w:lang w:val="fr_FR" w:bidi="fr_FR"/>
         </w:rPr>
         <w:t xml:space="preserve">; </w:t>
       </w:r>
-      <w:hyperlink r:id="rId247">
-        <w:r>
-          <w:rPr>
-            <w:lang w:val="fr_FR" w:bidi="fr_FR"/>
-          </w:rPr>
-          <w:rPr>
-            <w:color w:val="0000EE"/>
-            <w:u w:val="single"/>
-          </w:rPr>
-          <w:t>Col 1.28</w:t>
-        </w:r>
-      </w:hyperlink>
+      <w:r>
+        <w:rPr>
+          <w:lang w:val="fr_FR" w:bidi="fr_FR"/>
+        </w:rPr>
+        <w:t>Col 1.28</w:t>
+      </w:r>
       <w:r>
         <w:rPr>
           <w:lang w:val="fr_FR" w:bidi="fr_FR"/>
@@ -8587,18 +6925,12 @@
         </w:rPr>
         <w:t>Les chefs méritaient honneur et affection, non à cause de leur haute position, mais à cause de leur travail. • Soyez en paix entre vous : L’enseignement sur la paix et l’harmonie en communauté était typique dans l’instruction morale antique. L’harmonie entre les fidèles et les chefs était particulièrement importante en raison de la persécution que l’Église subissait (</w:t>
       </w:r>
-      <w:hyperlink r:id="rId27">
-        <w:r>
-          <w:rPr>
-            <w:lang w:val="fr_FR" w:bidi="fr_FR"/>
-          </w:rPr>
-          <w:rPr>
-            <w:color w:val="0000EE"/>
-            <w:u w:val="single"/>
-          </w:rPr>
-          <w:t>2.14</w:t>
-        </w:r>
-      </w:hyperlink>
+      <w:r>
+        <w:rPr>
+          <w:lang w:val="fr_FR" w:bidi="fr_FR"/>
+        </w:rPr>
+        <w:t>2.14</w:t>
+      </w:r>
       <w:r>
         <w:rPr>
           <w:lang w:val="fr_FR" w:bidi="fr_FR"/>
@@ -8653,90 +6985,60 @@
         </w:rPr>
         <w:t>Le progrès moral de la congrégation ne repose pas uniquement sur les chefs (</w:t>
       </w:r>
-      <w:hyperlink r:id="rId238">
-        <w:r>
-          <w:rPr>
-            <w:lang w:val="fr_FR" w:bidi="fr_FR"/>
-          </w:rPr>
-          <w:rPr>
-            <w:color w:val="0000EE"/>
-            <w:u w:val="single"/>
-          </w:rPr>
-          <w:t>4.18</w:t>
-        </w:r>
-      </w:hyperlink>
+      <w:r>
+        <w:rPr>
+          <w:lang w:val="fr_FR" w:bidi="fr_FR"/>
+        </w:rPr>
+        <w:t>4.18</w:t>
+      </w:r>
       <w:r>
         <w:rPr>
           <w:lang w:val="fr_FR" w:bidi="fr_FR"/>
         </w:rPr>
         <w:t xml:space="preserve"> ; </w:t>
       </w:r>
-      <w:hyperlink r:id="rId248">
-        <w:r>
-          <w:rPr>
-            <w:lang w:val="fr_FR" w:bidi="fr_FR"/>
-          </w:rPr>
-          <w:rPr>
-            <w:color w:val="0000EE"/>
-            <w:u w:val="single"/>
-          </w:rPr>
-          <w:t>5.11</w:t>
-        </w:r>
-      </w:hyperlink>
+      <w:r>
+        <w:rPr>
+          <w:lang w:val="fr_FR" w:bidi="fr_FR"/>
+        </w:rPr>
+        <w:t>5.11</w:t>
+      </w:r>
       <w:r>
         <w:rPr>
           <w:lang w:val="fr_FR" w:bidi="fr_FR"/>
         </w:rPr>
         <w:t xml:space="preserve">). Paul a conseillé à l’église d’avertir ceux qui sont paresseux, c’est-à-dire ceux qui étaient « dans le désordre » et qui ne suivaient pas l’instruction des apôtres (voir </w:t>
       </w:r>
-      <w:hyperlink r:id="rId249">
-        <w:r>
-          <w:rPr>
-            <w:lang w:val="fr_FR" w:bidi="fr_FR"/>
-          </w:rPr>
-          <w:rPr>
-            <w:color w:val="0000EE"/>
-            <w:u w:val="single"/>
-          </w:rPr>
-          <w:t>2Th 3.6–15</w:t>
-        </w:r>
-      </w:hyperlink>
+      <w:r>
+        <w:rPr>
+          <w:lang w:val="fr_FR" w:bidi="fr_FR"/>
+        </w:rPr>
+        <w:t>2Th 3.6–15</w:t>
+      </w:r>
       <w:r>
         <w:rPr>
           <w:lang w:val="fr_FR" w:bidi="fr_FR"/>
         </w:rPr>
         <w:t>). • consolez ceux qui sont abattus : ou ceux qui n’ont pas de pouvoir économique ou social. La société grecque dénigrait les faibles. • Au lieu d’être irritables, les fidèles devaient être patients dans leurs relations (</w:t>
       </w:r>
-      <w:hyperlink r:id="rId250">
-        <w:r>
-          <w:rPr>
-            <w:lang w:val="fr_FR" w:bidi="fr_FR"/>
-          </w:rPr>
-          <w:rPr>
-            <w:color w:val="0000EE"/>
-            <w:u w:val="single"/>
-          </w:rPr>
-          <w:t>Ga 5.22</w:t>
-        </w:r>
-      </w:hyperlink>
+      <w:r>
+        <w:rPr>
+          <w:lang w:val="fr_FR" w:bidi="fr_FR"/>
+        </w:rPr>
+        <w:t>Ga 5.22</w:t>
+      </w:r>
       <w:r>
         <w:rPr>
           <w:lang w:val="fr_FR" w:bidi="fr_FR"/>
         </w:rPr>
         <w:t xml:space="preserve"> ; </w:t>
       </w:r>
-      <w:hyperlink r:id="rId251">
-        <w:r>
-          <w:rPr>
-            <w:lang w:val="fr_FR" w:bidi="fr_FR"/>
-          </w:rPr>
-          <w:rPr>
-            <w:color w:val="0000EE"/>
-            <w:u w:val="single"/>
-          </w:rPr>
-          <w:t>Ep 4.2</w:t>
-        </w:r>
-      </w:hyperlink>
+      <w:r>
+        <w:rPr>
+          <w:lang w:val="fr_FR" w:bidi="fr_FR"/>
+        </w:rPr>
+        <w:t>Ep 4.2</w:t>
+      </w:r>
       <w:r>
         <w:rPr>
           <w:lang w:val="fr_FR" w:bidi="fr_FR"/>
@@ -8791,126 +7093,84 @@
         </w:rPr>
         <w:t>Jésus et les apôtres mettaient en garde contre la vengeance (</w:t>
       </w:r>
-      <w:hyperlink r:id="rId252">
-        <w:r>
-          <w:rPr>
-            <w:lang w:val="fr_FR" w:bidi="fr_FR"/>
-          </w:rPr>
-          <w:rPr>
-            <w:color w:val="0000EE"/>
-            <w:u w:val="single"/>
-          </w:rPr>
-          <w:t>Mt 5.38–48</w:t>
-        </w:r>
-      </w:hyperlink>
+      <w:r>
+        <w:rPr>
+          <w:lang w:val="fr_FR" w:bidi="fr_FR"/>
+        </w:rPr>
+        <w:t>Mt 5.38–48</w:t>
+      </w:r>
       <w:r>
         <w:rPr>
           <w:lang w:val="fr_FR" w:bidi="fr_FR"/>
         </w:rPr>
         <w:t xml:space="preserve"> ; </w:t>
       </w:r>
-      <w:hyperlink r:id="rId253">
-        <w:r>
-          <w:rPr>
-            <w:lang w:val="fr_FR" w:bidi="fr_FR"/>
-          </w:rPr>
-          <w:rPr>
-            <w:color w:val="0000EE"/>
-            <w:u w:val="single"/>
-          </w:rPr>
-          <w:t>Lc 6.27–36</w:t>
-        </w:r>
-      </w:hyperlink>
+      <w:r>
+        <w:rPr>
+          <w:lang w:val="fr_FR" w:bidi="fr_FR"/>
+        </w:rPr>
+        <w:t>Lc 6.27–36</w:t>
+      </w:r>
       <w:r>
         <w:rPr>
           <w:lang w:val="fr_FR" w:bidi="fr_FR"/>
         </w:rPr>
         <w:t xml:space="preserve"> ; </w:t>
       </w:r>
-      <w:hyperlink r:id="rId254">
-        <w:r>
-          <w:rPr>
-            <w:lang w:val="fr_FR" w:bidi="fr_FR"/>
-          </w:rPr>
-          <w:rPr>
-            <w:color w:val="0000EE"/>
-            <w:u w:val="single"/>
-          </w:rPr>
-          <w:t>Rm 12.17–21</w:t>
-        </w:r>
-      </w:hyperlink>
+      <w:r>
+        <w:rPr>
+          <w:lang w:val="fr_FR" w:bidi="fr_FR"/>
+        </w:rPr>
+        <w:t>Rm 12.17–21</w:t>
+      </w:r>
       <w:r>
         <w:rPr>
           <w:lang w:val="fr_FR" w:bidi="fr_FR"/>
         </w:rPr>
         <w:t xml:space="preserve"> ; </w:t>
       </w:r>
-      <w:hyperlink r:id="rId255">
-        <w:r>
-          <w:rPr>
-            <w:lang w:val="fr_FR" w:bidi="fr_FR"/>
-          </w:rPr>
-          <w:rPr>
-            <w:color w:val="0000EE"/>
-            <w:u w:val="single"/>
-          </w:rPr>
-          <w:t>1P 3.9</w:t>
-        </w:r>
-      </w:hyperlink>
+      <w:r>
+        <w:rPr>
+          <w:lang w:val="fr_FR" w:bidi="fr_FR"/>
+        </w:rPr>
+        <w:t>1P 3.9</w:t>
+      </w:r>
       <w:r>
         <w:rPr>
           <w:lang w:val="fr_FR" w:bidi="fr_FR"/>
         </w:rPr>
         <w:t>). L’auteur romain Sénèque, en revanche, considérait la vengeance comme légitime et nécessaire pour restaurer l’honneur social perdu à cause du mauvais traitement des autres. Paul appelle les chrétiens à faire le bien — tant envers les membres de l’église (entre eux) qu’à ceux extérieurs aux chrétiens (tous), y compris leurs persécuteurs (</w:t>
       </w:r>
-      <w:hyperlink r:id="rId27">
-        <w:r>
-          <w:rPr>
-            <w:lang w:val="fr_FR" w:bidi="fr_FR"/>
-          </w:rPr>
-          <w:rPr>
-            <w:color w:val="0000EE"/>
-            <w:u w:val="single"/>
-          </w:rPr>
-          <w:t>1Th 2.14</w:t>
-        </w:r>
-      </w:hyperlink>
+      <w:r>
+        <w:rPr>
+          <w:lang w:val="fr_FR" w:bidi="fr_FR"/>
+        </w:rPr>
+        <w:t>1Th 2.14</w:t>
+      </w:r>
       <w:r>
         <w:rPr>
           <w:lang w:val="fr_FR" w:bidi="fr_FR"/>
         </w:rPr>
         <w:t xml:space="preserve"> ; voir </w:t>
       </w:r>
-      <w:hyperlink r:id="rId256">
-        <w:r>
-          <w:rPr>
-            <w:lang w:val="fr_FR" w:bidi="fr_FR"/>
-          </w:rPr>
-          <w:rPr>
-            <w:color w:val="0000EE"/>
-            <w:u w:val="single"/>
-          </w:rPr>
-          <w:t>3.12</w:t>
-        </w:r>
-      </w:hyperlink>
+      <w:r>
+        <w:rPr>
+          <w:lang w:val="fr_FR" w:bidi="fr_FR"/>
+        </w:rPr>
+        <w:t>3.12</w:t>
+      </w:r>
       <w:r>
         <w:rPr>
           <w:lang w:val="fr_FR" w:bidi="fr_FR"/>
         </w:rPr>
         <w:t xml:space="preserve"> ; </w:t>
       </w:r>
-      <w:hyperlink r:id="rId108">
-        <w:r>
-          <w:rPr>
-            <w:lang w:val="fr_FR" w:bidi="fr_FR"/>
-          </w:rPr>
-          <w:rPr>
-            <w:color w:val="0000EE"/>
-            <w:u w:val="single"/>
-          </w:rPr>
-          <w:t>Ga 6.10</w:t>
-        </w:r>
-      </w:hyperlink>
+      <w:r>
+        <w:rPr>
+          <w:lang w:val="fr_FR" w:bidi="fr_FR"/>
+        </w:rPr>
+        <w:t>Ga 6.10</w:t>
+      </w:r>
       <w:r>
         <w:rPr>
           <w:lang w:val="fr_FR" w:bidi="fr_FR"/>
@@ -8965,72 +7225,48 @@
         </w:rPr>
         <w:t>Ne jamais cesser de prier renvoie à ne pas abandonner (</w:t>
       </w:r>
-      <w:hyperlink r:id="rId65">
-        <w:r>
-          <w:rPr>
-            <w:lang w:val="fr_FR" w:bidi="fr_FR"/>
-          </w:rPr>
-          <w:rPr>
-            <w:color w:val="0000EE"/>
-            <w:u w:val="single"/>
-          </w:rPr>
-          <w:t>1.2</w:t>
-        </w:r>
-      </w:hyperlink>
+      <w:r>
+        <w:rPr>
+          <w:lang w:val="fr_FR" w:bidi="fr_FR"/>
+        </w:rPr>
+        <w:t>1.2</w:t>
+      </w:r>
       <w:r>
         <w:rPr>
           <w:lang w:val="fr_FR" w:bidi="fr_FR"/>
         </w:rPr>
         <w:t xml:space="preserve"> ; </w:t>
       </w:r>
-      <w:hyperlink r:id="rId257">
-        <w:r>
-          <w:rPr>
-            <w:lang w:val="fr_FR" w:bidi="fr_FR"/>
-          </w:rPr>
-          <w:rPr>
-            <w:color w:val="0000EE"/>
-            <w:u w:val="single"/>
-          </w:rPr>
-          <w:t xml:space="preserve">Lc 18.1 </w:t>
-        </w:r>
-      </w:hyperlink>
+      <w:r>
+        <w:rPr>
+          <w:lang w:val="fr_FR" w:bidi="fr_FR"/>
+        </w:rPr>
+        <w:t xml:space="preserve">Lc 18.1 </w:t>
+      </w:r>
       <w:r>
         <w:rPr>
           <w:lang w:val="fr_FR" w:bidi="fr_FR"/>
         </w:rPr>
         <w:t xml:space="preserve">; </w:t>
       </w:r>
-      <w:hyperlink r:id="rId31">
-        <w:r>
-          <w:rPr>
-            <w:lang w:val="fr_FR" w:bidi="fr_FR"/>
-          </w:rPr>
-          <w:rPr>
-            <w:color w:val="0000EE"/>
-            <w:u w:val="single"/>
-          </w:rPr>
-          <w:t xml:space="preserve">Rm 12.12 </w:t>
-        </w:r>
-      </w:hyperlink>
+      <w:r>
+        <w:rPr>
+          <w:lang w:val="fr_FR" w:bidi="fr_FR"/>
+        </w:rPr>
+        <w:t xml:space="preserve">Rm 12.12 </w:t>
+      </w:r>
       <w:r>
         <w:rPr>
           <w:lang w:val="fr_FR" w:bidi="fr_FR"/>
         </w:rPr>
         <w:t xml:space="preserve">; </w:t>
       </w:r>
-      <w:hyperlink r:id="rId258">
-        <w:r>
-          <w:rPr>
-            <w:lang w:val="fr_FR" w:bidi="fr_FR"/>
-          </w:rPr>
-          <w:rPr>
-            <w:color w:val="0000EE"/>
-            <w:u w:val="single"/>
-          </w:rPr>
-          <w:t>Ep 6.18</w:t>
-        </w:r>
-      </w:hyperlink>
+      <w:r>
+        <w:rPr>
+          <w:lang w:val="fr_FR" w:bidi="fr_FR"/>
+        </w:rPr>
+        <w:t>Ep 6.18</w:t>
+      </w:r>
       <w:r>
         <w:rPr>
           <w:lang w:val="fr_FR" w:bidi="fr_FR"/>
@@ -9085,18 +7321,12 @@
         </w:rPr>
         <w:t>Rendez grâces : Dieu est souverain et peut racheter n’importe quelle situation (</w:t>
       </w:r>
-      <w:hyperlink r:id="rId259">
-        <w:r>
-          <w:rPr>
-            <w:lang w:val="fr_FR" w:bidi="fr_FR"/>
-          </w:rPr>
-          <w:rPr>
-            <w:color w:val="0000EE"/>
-            <w:u w:val="single"/>
-          </w:rPr>
-          <w:t>Rm 8.28</w:t>
-        </w:r>
-      </w:hyperlink>
+      <w:r>
+        <w:rPr>
+          <w:lang w:val="fr_FR" w:bidi="fr_FR"/>
+        </w:rPr>
+        <w:t>Rm 8.28</w:t>
+      </w:r>
       <w:r>
         <w:rPr>
           <w:lang w:val="fr_FR" w:bidi="fr_FR"/>
@@ -9151,90 +7381,60 @@
         </w:rPr>
         <w:t>N’éteignez pas l’Esprit : Paul encourage les croyants de Thessalonique à ne pas éteindre le feu de l’Esprit (</w:t>
       </w:r>
-      <w:hyperlink r:id="rId260">
-        <w:r>
-          <w:rPr>
-            <w:lang w:val="fr_FR" w:bidi="fr_FR"/>
-          </w:rPr>
-          <w:rPr>
-            <w:color w:val="0000EE"/>
-            <w:u w:val="single"/>
-          </w:rPr>
-          <w:t xml:space="preserve">Mt 3.11 </w:t>
-        </w:r>
-      </w:hyperlink>
+      <w:r>
+        <w:rPr>
+          <w:lang w:val="fr_FR" w:bidi="fr_FR"/>
+        </w:rPr>
+        <w:t xml:space="preserve">Mt 3.11 </w:t>
+      </w:r>
       <w:r>
         <w:rPr>
           <w:lang w:val="fr_FR" w:bidi="fr_FR"/>
         </w:rPr>
         <w:t xml:space="preserve">; </w:t>
       </w:r>
-      <w:hyperlink r:id="rId261">
-        <w:r>
-          <w:rPr>
-            <w:lang w:val="fr_FR" w:bidi="fr_FR"/>
-          </w:rPr>
-          <w:rPr>
-            <w:color w:val="0000EE"/>
-            <w:u w:val="single"/>
-          </w:rPr>
-          <w:t xml:space="preserve">Ac 2.3 </w:t>
-        </w:r>
-      </w:hyperlink>
+      <w:r>
+        <w:rPr>
+          <w:lang w:val="fr_FR" w:bidi="fr_FR"/>
+        </w:rPr>
+        <w:t xml:space="preserve">Ac 2.3 </w:t>
+      </w:r>
       <w:r>
         <w:rPr>
           <w:lang w:val="fr_FR" w:bidi="fr_FR"/>
         </w:rPr>
         <w:t xml:space="preserve">; </w:t>
       </w:r>
-      <w:hyperlink r:id="rId262">
-        <w:r>
-          <w:rPr>
-            <w:lang w:val="fr_FR" w:bidi="fr_FR"/>
-          </w:rPr>
-          <w:rPr>
-            <w:color w:val="0000EE"/>
-            <w:u w:val="single"/>
-          </w:rPr>
-          <w:t>2Tm 1.6</w:t>
-        </w:r>
-      </w:hyperlink>
+      <w:r>
+        <w:rPr>
+          <w:lang w:val="fr_FR" w:bidi="fr_FR"/>
+        </w:rPr>
+        <w:t>2Tm 1.6</w:t>
+      </w:r>
       <w:r>
         <w:rPr>
           <w:lang w:val="fr_FR" w:bidi="fr_FR"/>
         </w:rPr>
         <w:t>) par l’interdiction de la prophétie dans l’église (</w:t>
       </w:r>
-      <w:hyperlink r:id="rId263">
-        <w:r>
-          <w:rPr>
-            <w:lang w:val="fr_FR" w:bidi="fr_FR"/>
-          </w:rPr>
-          <w:rPr>
-            <w:color w:val="0000EE"/>
-            <w:u w:val="single"/>
-          </w:rPr>
-          <w:t xml:space="preserve">Jr 20.9 </w:t>
-        </w:r>
-      </w:hyperlink>
+      <w:r>
+        <w:rPr>
+          <w:lang w:val="fr_FR" w:bidi="fr_FR"/>
+        </w:rPr>
+        <w:t xml:space="preserve">Jr 20.9 </w:t>
+      </w:r>
       <w:r>
         <w:rPr>
           <w:lang w:val="fr_FR" w:bidi="fr_FR"/>
         </w:rPr>
         <w:t xml:space="preserve">; </w:t>
       </w:r>
-      <w:hyperlink r:id="rId264">
-        <w:r>
-          <w:rPr>
-            <w:lang w:val="fr_FR" w:bidi="fr_FR"/>
-          </w:rPr>
-          <w:rPr>
-            <w:color w:val="0000EE"/>
-            <w:u w:val="single"/>
-          </w:rPr>
-          <w:t>1Jn 4.1–2</w:t>
-        </w:r>
-      </w:hyperlink>
+      <w:r>
+        <w:rPr>
+          <w:lang w:val="fr_FR" w:bidi="fr_FR"/>
+        </w:rPr>
+        <w:t>1Jn 4.1–2</w:t>
+      </w:r>
       <w:r>
         <w:rPr>
           <w:lang w:val="fr_FR" w:bidi="fr_FR"/>
@@ -9289,108 +7489,72 @@
         </w:rPr>
         <w:t>La prophétie, destinée à édifier l’Église (</w:t>
       </w:r>
-      <w:hyperlink r:id="rId265">
-        <w:r>
-          <w:rPr>
-            <w:lang w:val="fr_FR" w:bidi="fr_FR"/>
-          </w:rPr>
-          <w:rPr>
-            <w:color w:val="0000EE"/>
-            <w:u w:val="single"/>
-          </w:rPr>
-          <w:t>1Co 14.1–4</w:t>
-        </w:r>
-      </w:hyperlink>
+      <w:r>
+        <w:rPr>
+          <w:lang w:val="fr_FR" w:bidi="fr_FR"/>
+        </w:rPr>
+        <w:t>1Co 14.1–4</w:t>
+      </w:r>
       <w:r>
         <w:rPr>
           <w:lang w:val="fr_FR" w:bidi="fr_FR"/>
         </w:rPr>
         <w:t>), ne doit pas être méprisée. Au contraire, les Thessaloniciens devaient examiner les prophéties (</w:t>
       </w:r>
-      <w:hyperlink r:id="rId266">
-        <w:r>
-          <w:rPr>
-            <w:lang w:val="fr_FR" w:bidi="fr_FR"/>
-          </w:rPr>
-          <w:rPr>
-            <w:color w:val="0000EE"/>
-            <w:u w:val="single"/>
-          </w:rPr>
-          <w:t>1Co 12.10</w:t>
-        </w:r>
-      </w:hyperlink>
+      <w:r>
+        <w:rPr>
+          <w:lang w:val="fr_FR" w:bidi="fr_FR"/>
+        </w:rPr>
+        <w:t>1Co 12.10</w:t>
+      </w:r>
       <w:r>
         <w:rPr>
           <w:lang w:val="fr_FR" w:bidi="fr_FR"/>
         </w:rPr>
         <w:t xml:space="preserve"> ; </w:t>
       </w:r>
-      <w:hyperlink r:id="rId267">
-        <w:r>
-          <w:rPr>
-            <w:lang w:val="fr_FR" w:bidi="fr_FR"/>
-          </w:rPr>
-          <w:rPr>
-            <w:color w:val="0000EE"/>
-            <w:u w:val="single"/>
-          </w:rPr>
-          <w:t>14.29</w:t>
-        </w:r>
-      </w:hyperlink>
+      <w:r>
+        <w:rPr>
+          <w:lang w:val="fr_FR" w:bidi="fr_FR"/>
+        </w:rPr>
+        <w:t>14.29</w:t>
+      </w:r>
       <w:r>
         <w:rPr>
           <w:lang w:val="fr_FR" w:bidi="fr_FR"/>
         </w:rPr>
         <w:t>) pour discerner leur origine, vérifier qu’ils sont en accord avec l’enseignement des apôtres (</w:t>
       </w:r>
-      <w:hyperlink r:id="rId268">
-        <w:r>
-          <w:rPr>
-            <w:lang w:val="fr_FR" w:bidi="fr_FR"/>
-          </w:rPr>
-          <w:rPr>
-            <w:color w:val="0000EE"/>
-            <w:u w:val="single"/>
-          </w:rPr>
-          <w:t>2Th 2.2</w:t>
-        </w:r>
-      </w:hyperlink>
+      <w:r>
+        <w:rPr>
+          <w:lang w:val="fr_FR" w:bidi="fr_FR"/>
+        </w:rPr>
+        <w:t>2Th 2.2</w:t>
+      </w:r>
       <w:r>
         <w:rPr>
           <w:lang w:val="fr_FR" w:bidi="fr_FR"/>
         </w:rPr>
         <w:t xml:space="preserve"> ; </w:t>
       </w:r>
-      <w:hyperlink r:id="rId269">
-        <w:r>
-          <w:rPr>
-            <w:lang w:val="fr_FR" w:bidi="fr_FR"/>
-          </w:rPr>
-          <w:rPr>
-            <w:color w:val="0000EE"/>
-            <w:u w:val="single"/>
-          </w:rPr>
-          <w:t>1Jn 4.1–3</w:t>
-        </w:r>
-      </w:hyperlink>
+      <w:r>
+        <w:rPr>
+          <w:lang w:val="fr_FR" w:bidi="fr_FR"/>
+        </w:rPr>
+        <w:t>1Jn 4.1–3</w:t>
+      </w:r>
       <w:r>
         <w:rPr>
           <w:lang w:val="fr_FR" w:bidi="fr_FR"/>
         </w:rPr>
         <w:t>), et évaluer le caractère de ceux qui les prononcent (</w:t>
       </w:r>
-      <w:hyperlink r:id="rId270">
-        <w:r>
-          <w:rPr>
-            <w:lang w:val="fr_FR" w:bidi="fr_FR"/>
-          </w:rPr>
-          <w:rPr>
-            <w:color w:val="0000EE"/>
-            <w:u w:val="single"/>
-          </w:rPr>
-          <w:t>Mt 7.15–20</w:t>
-        </w:r>
-      </w:hyperlink>
+      <w:r>
+        <w:rPr>
+          <w:lang w:val="fr_FR" w:bidi="fr_FR"/>
+        </w:rPr>
+        <w:t>Mt 7.15–20</w:t>
+      </w:r>
       <w:r>
         <w:rPr>
           <w:lang w:val="fr_FR" w:bidi="fr_FR"/>
@@ -9471,18 +7635,12 @@
         </w:rPr>
         <w:t xml:space="preserve"> en particulier les fausses prophéties (</w:t>
       </w:r>
-      <w:hyperlink r:id="rId271">
-        <w:r>
-          <w:rPr>
-            <w:lang w:val="fr_FR" w:bidi="fr_FR"/>
-          </w:rPr>
-          <w:rPr>
-            <w:color w:val="0000EE"/>
-            <w:u w:val="single"/>
-          </w:rPr>
-          <w:t>5.19–21</w:t>
-        </w:r>
-      </w:hyperlink>
+      <w:r>
+        <w:rPr>
+          <w:lang w:val="fr_FR" w:bidi="fr_FR"/>
+        </w:rPr>
+        <w:t>5.19–21</w:t>
+      </w:r>
       <w:r>
         <w:rPr>
           <w:lang w:val="fr_FR" w:bidi="fr_FR"/>
@@ -9537,18 +7695,12 @@
         </w:rPr>
         <w:t>Dieu donne aux chrétiens la possibilité de mener une vie sainte (</w:t>
       </w:r>
-      <w:hyperlink r:id="rId111">
-        <w:r>
-          <w:rPr>
-            <w:lang w:val="fr_FR" w:bidi="fr_FR"/>
-          </w:rPr>
-          <w:rPr>
-            <w:color w:val="0000EE"/>
-            <w:u w:val="single"/>
-          </w:rPr>
-          <w:t>3.11–13</w:t>
-        </w:r>
-      </w:hyperlink>
+      <w:r>
+        <w:rPr>
+          <w:lang w:val="fr_FR" w:bidi="fr_FR"/>
+        </w:rPr>
+        <w:t>3.11–13</w:t>
+      </w:r>
       <w:r>
         <w:rPr>
           <w:lang w:val="fr_FR" w:bidi="fr_FR"/>
@@ -9568,54 +7720,36 @@
         </w:rPr>
         <w:t xml:space="preserve">: la vie entière d’un homme (cf. </w:t>
       </w:r>
-      <w:hyperlink r:id="rId272">
-        <w:r>
-          <w:rPr>
-            <w:lang w:val="fr_FR" w:bidi="fr_FR"/>
-          </w:rPr>
-          <w:rPr>
-            <w:color w:val="0000EE"/>
-            <w:u w:val="single"/>
-          </w:rPr>
-          <w:t>Mt 10.28</w:t>
-        </w:r>
-      </w:hyperlink>
+      <w:r>
+        <w:rPr>
+          <w:lang w:val="fr_FR" w:bidi="fr_FR"/>
+        </w:rPr>
+        <w:t>Mt 10.28</w:t>
+      </w:r>
       <w:r>
         <w:rPr>
           <w:lang w:val="fr_FR" w:bidi="fr_FR"/>
         </w:rPr>
         <w:t xml:space="preserve"> ; </w:t>
       </w:r>
-      <w:hyperlink r:id="rId273">
-        <w:r>
-          <w:rPr>
-            <w:lang w:val="fr_FR" w:bidi="fr_FR"/>
-          </w:rPr>
-          <w:rPr>
-            <w:color w:val="0000EE"/>
-            <w:u w:val="single"/>
-          </w:rPr>
-          <w:t>Mc 12.30</w:t>
-        </w:r>
-      </w:hyperlink>
+      <w:r>
+        <w:rPr>
+          <w:lang w:val="fr_FR" w:bidi="fr_FR"/>
+        </w:rPr>
+        <w:t>Mc 12.30</w:t>
+      </w:r>
       <w:r>
         <w:rPr>
           <w:lang w:val="fr_FR" w:bidi="fr_FR"/>
         </w:rPr>
         <w:t xml:space="preserve"> ; </w:t>
       </w:r>
-      <w:hyperlink r:id="rId274">
-        <w:r>
-          <w:rPr>
-            <w:lang w:val="fr_FR" w:bidi="fr_FR"/>
-          </w:rPr>
-          <w:rPr>
-            <w:color w:val="0000EE"/>
-            <w:u w:val="single"/>
-          </w:rPr>
-          <w:t>1Co 7.34</w:t>
-        </w:r>
-      </w:hyperlink>
+      <w:r>
+        <w:rPr>
+          <w:lang w:val="fr_FR" w:bidi="fr_FR"/>
+        </w:rPr>
+        <w:t>1Co 7.34</w:t>
+      </w:r>
       <w:r>
         <w:rPr>
           <w:lang w:val="fr_FR" w:bidi="fr_FR"/>
@@ -9718,72 +7852,48 @@
         </w:rPr>
         <w:t>c’est lui qui le fera : Paul fait confiance au caractère fidèle de Dieu (</w:t>
       </w:r>
-      <w:hyperlink r:id="rId275">
-        <w:r>
-          <w:rPr>
-            <w:lang w:val="fr_FR" w:bidi="fr_FR"/>
-          </w:rPr>
-          <w:rPr>
-            <w:color w:val="0000EE"/>
-            <w:u w:val="single"/>
-          </w:rPr>
-          <w:t xml:space="preserve">1Co 1.9 </w:t>
-        </w:r>
-      </w:hyperlink>
+      <w:r>
+        <w:rPr>
+          <w:lang w:val="fr_FR" w:bidi="fr_FR"/>
+        </w:rPr>
+        <w:t xml:space="preserve">1Co 1.9 </w:t>
+      </w:r>
       <w:r>
         <w:rPr>
           <w:lang w:val="fr_FR" w:bidi="fr_FR"/>
         </w:rPr>
         <w:t xml:space="preserve">; </w:t>
       </w:r>
-      <w:hyperlink r:id="rId276">
-        <w:r>
-          <w:rPr>
-            <w:lang w:val="fr_FR" w:bidi="fr_FR"/>
-          </w:rPr>
-          <w:rPr>
-            <w:color w:val="0000EE"/>
-            <w:u w:val="single"/>
-          </w:rPr>
-          <w:t xml:space="preserve">2Th 3.3 </w:t>
-        </w:r>
-      </w:hyperlink>
+      <w:r>
+        <w:rPr>
+          <w:lang w:val="fr_FR" w:bidi="fr_FR"/>
+        </w:rPr>
+        <w:t xml:space="preserve">2Th 3.3 </w:t>
+      </w:r>
       <w:r>
         <w:rPr>
           <w:lang w:val="fr_FR" w:bidi="fr_FR"/>
         </w:rPr>
         <w:t xml:space="preserve">; </w:t>
       </w:r>
-      <w:hyperlink r:id="rId277">
-        <w:r>
-          <w:rPr>
-            <w:lang w:val="fr_FR" w:bidi="fr_FR"/>
-          </w:rPr>
-          <w:rPr>
-            <w:color w:val="0000EE"/>
-            <w:u w:val="single"/>
-          </w:rPr>
-          <w:t xml:space="preserve">2Tm 2.13 </w:t>
-        </w:r>
-      </w:hyperlink>
+      <w:r>
+        <w:rPr>
+          <w:lang w:val="fr_FR" w:bidi="fr_FR"/>
+        </w:rPr>
+        <w:t xml:space="preserve">2Tm 2.13 </w:t>
+      </w:r>
       <w:r>
         <w:rPr>
           <w:lang w:val="fr_FR" w:bidi="fr_FR"/>
         </w:rPr>
         <w:t xml:space="preserve">; </w:t>
       </w:r>
-      <w:hyperlink r:id="rId278">
-        <w:r>
-          <w:rPr>
-            <w:lang w:val="fr_FR" w:bidi="fr_FR"/>
-          </w:rPr>
-          <w:rPr>
-            <w:color w:val="0000EE"/>
-            <w:u w:val="single"/>
-          </w:rPr>
-          <w:t>1Jn 1.9</w:t>
-        </w:r>
-      </w:hyperlink>
+      <w:r>
+        <w:rPr>
+          <w:lang w:val="fr_FR" w:bidi="fr_FR"/>
+        </w:rPr>
+        <w:t>1Jn 1.9</w:t>
+      </w:r>
       <w:r>
         <w:rPr>
           <w:lang w:val="fr_FR" w:bidi="fr_FR"/>
@@ -9838,144 +7948,96 @@
         </w:rPr>
         <w:t xml:space="preserve">un saint baiser (voir aussi </w:t>
       </w:r>
-      <w:hyperlink r:id="rId279">
-        <w:r>
-          <w:rPr>
-            <w:lang w:val="fr_FR" w:bidi="fr_FR"/>
-          </w:rPr>
-          <w:rPr>
-            <w:color w:val="0000EE"/>
-            <w:u w:val="single"/>
-          </w:rPr>
-          <w:t>Rm 16.16</w:t>
-        </w:r>
-      </w:hyperlink>
+      <w:r>
+        <w:rPr>
+          <w:lang w:val="fr_FR" w:bidi="fr_FR"/>
+        </w:rPr>
+        <w:t>Rm 16.16</w:t>
+      </w:r>
       <w:r>
         <w:rPr>
           <w:lang w:val="fr_FR" w:bidi="fr_FR"/>
         </w:rPr>
         <w:t xml:space="preserve"> ; </w:t>
       </w:r>
-      <w:hyperlink r:id="rId280">
-        <w:r>
-          <w:rPr>
-            <w:lang w:val="fr_FR" w:bidi="fr_FR"/>
-          </w:rPr>
-          <w:rPr>
-            <w:color w:val="0000EE"/>
-            <w:u w:val="single"/>
-          </w:rPr>
-          <w:t>1Co 16.20</w:t>
-        </w:r>
-      </w:hyperlink>
+      <w:r>
+        <w:rPr>
+          <w:lang w:val="fr_FR" w:bidi="fr_FR"/>
+        </w:rPr>
+        <w:t>1Co 16.20</w:t>
+      </w:r>
       <w:r>
         <w:rPr>
           <w:lang w:val="fr_FR" w:bidi="fr_FR"/>
         </w:rPr>
         <w:t xml:space="preserve"> ; </w:t>
       </w:r>
-      <w:hyperlink r:id="rId281">
-        <w:r>
-          <w:rPr>
-            <w:lang w:val="fr_FR" w:bidi="fr_FR"/>
-          </w:rPr>
-          <w:rPr>
-            <w:color w:val="0000EE"/>
-            <w:u w:val="single"/>
-          </w:rPr>
-          <w:t>2Co 13.12</w:t>
-        </w:r>
-      </w:hyperlink>
+      <w:r>
+        <w:rPr>
+          <w:lang w:val="fr_FR" w:bidi="fr_FR"/>
+        </w:rPr>
+        <w:t>2Co 13.12</w:t>
+      </w:r>
       <w:r>
         <w:rPr>
           <w:lang w:val="fr_FR" w:bidi="fr_FR"/>
         </w:rPr>
         <w:t xml:space="preserve"> ; </w:t>
       </w:r>
-      <w:hyperlink r:id="rId282">
-        <w:r>
-          <w:rPr>
-            <w:lang w:val="fr_FR" w:bidi="fr_FR"/>
-          </w:rPr>
-          <w:rPr>
-            <w:color w:val="0000EE"/>
-            <w:u w:val="single"/>
-          </w:rPr>
-          <w:t>1P 5.14</w:t>
-        </w:r>
-      </w:hyperlink>
+      <w:r>
+        <w:rPr>
+          <w:lang w:val="fr_FR" w:bidi="fr_FR"/>
+        </w:rPr>
+        <w:t>1P 5.14</w:t>
+      </w:r>
       <w:r>
         <w:rPr>
           <w:lang w:val="fr_FR" w:bidi="fr_FR"/>
         </w:rPr>
         <w:t>) : Embrasser sur la joue ou le front était une salutation courante pouvant refléter des sentiments tels que l’honneur, l’amitié et l’affection parmi les membres d’une même famille (</w:t>
       </w:r>
-      <w:hyperlink r:id="rId283">
-        <w:r>
-          <w:rPr>
-            <w:lang w:val="fr_FR" w:bidi="fr_FR"/>
-          </w:rPr>
-          <w:rPr>
-            <w:color w:val="0000EE"/>
-            <w:u w:val="single"/>
-          </w:rPr>
-          <w:t>Mc 14.44–45</w:t>
-        </w:r>
-      </w:hyperlink>
+      <w:r>
+        <w:rPr>
+          <w:lang w:val="fr_FR" w:bidi="fr_FR"/>
+        </w:rPr>
+        <w:t>Mc 14.44–45</w:t>
+      </w:r>
       <w:r>
         <w:rPr>
           <w:lang w:val="fr_FR" w:bidi="fr_FR"/>
         </w:rPr>
         <w:t xml:space="preserve"> ; </w:t>
       </w:r>
-      <w:hyperlink r:id="rId284">
-        <w:r>
-          <w:rPr>
-            <w:lang w:val="fr_FR" w:bidi="fr_FR"/>
-          </w:rPr>
-          <w:rPr>
-            <w:color w:val="0000EE"/>
-            <w:u w:val="single"/>
-          </w:rPr>
-          <w:t>Lc 7.36–47</w:t>
-        </w:r>
-      </w:hyperlink>
+      <w:r>
+        <w:rPr>
+          <w:lang w:val="fr_FR" w:bidi="fr_FR"/>
+        </w:rPr>
+        <w:t>Lc 7.36–47</w:t>
+      </w:r>
       <w:r>
         <w:rPr>
           <w:lang w:val="fr_FR" w:bidi="fr_FR"/>
         </w:rPr>
         <w:t xml:space="preserve"> ; </w:t>
       </w:r>
-      <w:hyperlink r:id="rId285">
-        <w:r>
-          <w:rPr>
-            <w:lang w:val="fr_FR" w:bidi="fr_FR"/>
-          </w:rPr>
-          <w:rPr>
-            <w:color w:val="0000EE"/>
-            <w:u w:val="single"/>
-          </w:rPr>
-          <w:t>15.20</w:t>
-        </w:r>
-      </w:hyperlink>
+      <w:r>
+        <w:rPr>
+          <w:lang w:val="fr_FR" w:bidi="fr_FR"/>
+        </w:rPr>
+        <w:t>15.20</w:t>
+      </w:r>
       <w:r>
         <w:rPr>
           <w:lang w:val="fr_FR" w:bidi="fr_FR"/>
         </w:rPr>
         <w:t xml:space="preserve"> ; </w:t>
       </w:r>
-      <w:hyperlink r:id="rId286">
-        <w:r>
-          <w:rPr>
-            <w:lang w:val="fr_FR" w:bidi="fr_FR"/>
-          </w:rPr>
-          <w:rPr>
-            <w:color w:val="0000EE"/>
-            <w:u w:val="single"/>
-          </w:rPr>
-          <w:t>Ac 20.37</w:t>
-        </w:r>
-      </w:hyperlink>
+      <w:r>
+        <w:rPr>
+          <w:lang w:val="fr_FR" w:bidi="fr_FR"/>
+        </w:rPr>
+        <w:t>Ac 20.37</w:t>
+      </w:r>
       <w:r>
         <w:rPr>
           <w:lang w:val="fr_FR" w:bidi="fr_FR"/>
@@ -10030,72 +8092,48 @@
         </w:rPr>
         <w:t>que cette lettre soit lue à tous les frères : La lecture publique des Écritures se faisait aussi bien dans les synagogues (</w:t>
       </w:r>
-      <w:hyperlink r:id="rId287">
-        <w:r>
-          <w:rPr>
-            <w:lang w:val="fr_FR" w:bidi="fr_FR"/>
-          </w:rPr>
-          <w:rPr>
-            <w:color w:val="0000EE"/>
-            <w:u w:val="single"/>
-          </w:rPr>
-          <w:t>Lc 4.16</w:t>
-        </w:r>
-      </w:hyperlink>
+      <w:r>
+        <w:rPr>
+          <w:lang w:val="fr_FR" w:bidi="fr_FR"/>
+        </w:rPr>
+        <w:t>Lc 4.16</w:t>
+      </w:r>
       <w:r>
         <w:rPr>
           <w:lang w:val="fr_FR" w:bidi="fr_FR"/>
         </w:rPr>
         <w:t xml:space="preserve"> ; </w:t>
       </w:r>
-      <w:hyperlink r:id="rId288">
-        <w:r>
-          <w:rPr>
-            <w:lang w:val="fr_FR" w:bidi="fr_FR"/>
-          </w:rPr>
-          <w:rPr>
-            <w:color w:val="0000EE"/>
-            <w:u w:val="single"/>
-          </w:rPr>
-          <w:t>Ac 13.15</w:t>
-        </w:r>
-      </w:hyperlink>
+      <w:r>
+        <w:rPr>
+          <w:lang w:val="fr_FR" w:bidi="fr_FR"/>
+        </w:rPr>
+        <w:t>Ac 13.15</w:t>
+      </w:r>
       <w:r>
         <w:rPr>
           <w:lang w:val="fr_FR" w:bidi="fr_FR"/>
         </w:rPr>
         <w:t>) que dans les églises (</w:t>
       </w:r>
-      <w:hyperlink r:id="rId289">
-        <w:r>
-          <w:rPr>
-            <w:lang w:val="fr_FR" w:bidi="fr_FR"/>
-          </w:rPr>
-          <w:rPr>
-            <w:color w:val="0000EE"/>
-            <w:u w:val="single"/>
-          </w:rPr>
-          <w:t>1Tm 4.13</w:t>
-        </w:r>
-      </w:hyperlink>
+      <w:r>
+        <w:rPr>
+          <w:lang w:val="fr_FR" w:bidi="fr_FR"/>
+        </w:rPr>
+        <w:t>1Tm 4.13</w:t>
+      </w:r>
       <w:r>
         <w:rPr>
           <w:lang w:val="fr_FR" w:bidi="fr_FR"/>
         </w:rPr>
         <w:t>). De même, les lettres de Paul devaient être lues à haute voix devant toute l’assemblée (</w:t>
       </w:r>
-      <w:hyperlink r:id="rId290">
-        <w:r>
-          <w:rPr>
-            <w:lang w:val="fr_FR" w:bidi="fr_FR"/>
-          </w:rPr>
-          <w:rPr>
-            <w:color w:val="0000EE"/>
-            <w:u w:val="single"/>
-          </w:rPr>
-          <w:t>Col 4.16</w:t>
-        </w:r>
-      </w:hyperlink>
+      <w:r>
+        <w:rPr>
+          <w:lang w:val="fr_FR" w:bidi="fr_FR"/>
+        </w:rPr>
+        <w:t>Col 4.16</w:t>
+      </w:r>
       <w:r>
         <w:rPr>
           <w:lang w:val="fr_FR" w:bidi="fr_FR"/>
@@ -10150,90 +8188,60 @@
         </w:rPr>
         <w:t>Paul améliore les salutations d’usage en ajoutant une bénédiction de grâce à la fin de sa correspondance (</w:t>
       </w:r>
-      <w:hyperlink r:id="rId85">
-        <w:r>
-          <w:rPr>
-            <w:lang w:val="fr_FR" w:bidi="fr_FR"/>
-          </w:rPr>
-          <w:rPr>
-            <w:color w:val="0000EE"/>
-            <w:u w:val="single"/>
-          </w:rPr>
-          <w:t xml:space="preserve">Rm 16.20 </w:t>
-        </w:r>
-      </w:hyperlink>
+      <w:r>
+        <w:rPr>
+          <w:lang w:val="fr_FR" w:bidi="fr_FR"/>
+        </w:rPr>
+        <w:t xml:space="preserve">Rm 16.20 </w:t>
+      </w:r>
       <w:r>
         <w:rPr>
           <w:lang w:val="fr_FR" w:bidi="fr_FR"/>
         </w:rPr>
         <w:t xml:space="preserve">; </w:t>
       </w:r>
-      <w:hyperlink r:id="rId291">
-        <w:r>
-          <w:rPr>
-            <w:lang w:val="fr_FR" w:bidi="fr_FR"/>
-          </w:rPr>
-          <w:rPr>
-            <w:color w:val="0000EE"/>
-            <w:u w:val="single"/>
-          </w:rPr>
-          <w:t xml:space="preserve">1Co 16.23 </w:t>
-        </w:r>
-      </w:hyperlink>
+      <w:r>
+        <w:rPr>
+          <w:lang w:val="fr_FR" w:bidi="fr_FR"/>
+        </w:rPr>
+        <w:t xml:space="preserve">1Co 16.23 </w:t>
+      </w:r>
       <w:r>
         <w:rPr>
           <w:lang w:val="fr_FR" w:bidi="fr_FR"/>
         </w:rPr>
         <w:t xml:space="preserve">; </w:t>
       </w:r>
-      <w:hyperlink r:id="rId292">
-        <w:r>
-          <w:rPr>
-            <w:lang w:val="fr_FR" w:bidi="fr_FR"/>
-          </w:rPr>
-          <w:rPr>
-            <w:color w:val="0000EE"/>
-            <w:u w:val="single"/>
-          </w:rPr>
-          <w:t xml:space="preserve">Ga 6.18 </w:t>
-        </w:r>
-      </w:hyperlink>
+      <w:r>
+        <w:rPr>
+          <w:lang w:val="fr_FR" w:bidi="fr_FR"/>
+        </w:rPr>
+        <w:t xml:space="preserve">Ga 6.18 </w:t>
+      </w:r>
       <w:r>
         <w:rPr>
           <w:lang w:val="fr_FR" w:bidi="fr_FR"/>
         </w:rPr>
         <w:t xml:space="preserve">; </w:t>
       </w:r>
-      <w:hyperlink r:id="rId293">
-        <w:r>
-          <w:rPr>
-            <w:lang w:val="fr_FR" w:bidi="fr_FR"/>
-          </w:rPr>
-          <w:rPr>
-            <w:color w:val="0000EE"/>
-            <w:u w:val="single"/>
-          </w:rPr>
-          <w:t xml:space="preserve">Ep 6.24 </w:t>
-        </w:r>
-      </w:hyperlink>
+      <w:r>
+        <w:rPr>
+          <w:lang w:val="fr_FR" w:bidi="fr_FR"/>
+        </w:rPr>
+        <w:t xml:space="preserve">Ep 6.24 </w:t>
+      </w:r>
       <w:r>
         <w:rPr>
           <w:lang w:val="fr_FR" w:bidi="fr_FR"/>
         </w:rPr>
         <w:t xml:space="preserve">; </w:t>
       </w:r>
-      <w:hyperlink r:id="rId294">
-        <w:r>
-          <w:rPr>
-            <w:lang w:val="fr_FR" w:bidi="fr_FR"/>
-          </w:rPr>
-          <w:rPr>
-            <w:color w:val="0000EE"/>
-            <w:u w:val="single"/>
-          </w:rPr>
-          <w:t>2Th 3.18</w:t>
-        </w:r>
-      </w:hyperlink>
+      <w:r>
+        <w:rPr>
+          <w:lang w:val="fr_FR" w:bidi="fr_FR"/>
+        </w:rPr>
+        <w:t>2Th 3.18</w:t>
+      </w:r>
       <w:r>
         <w:rPr>
           <w:lang w:val="fr_FR" w:bidi="fr_FR"/>
